--- a/10-保护电路/07-欠压保护/掉电保护电路/掉电保护电路.docx
+++ b/10-保护电路/07-欠压保护/掉电保护电路/掉电保护电路.docx
@@ -2741,6 +2741,20 @@
     </w:p>
     <w:bookmarkEnd w:id="26"/>
     <w:bookmarkEnd w:id="27"/>
+    <w:p>
+      <w:pPr>
+        <w:spacing w:before="360"/>
+        <w:jc w:val="center"/>
+      </w:pPr>
+      <w:r>
+        <w:rPr>
+          <w:rFonts w:ascii="Times New Roman" w:hAnsi="Times New Roman"/>
+          <w:color w:val="555555"/>
+          <w:sz w:val="21"/>
+        </w:rPr>
+        <w:t>材料收集者：杜文杰</w:t>
+      </w:r>
+    </w:p>
     <w:sectPr>
       <w:headerReference r:id="rId9" w:type="default"/>
       <w:footerReference r:id="rId10" w:type="default"/>

--- a/10-保护电路/07-欠压保护/掉电保护电路/掉电保护电路.docx
+++ b/10-保护电路/07-欠压保护/掉电保护电路/掉电保护电路.docx
@@ -1,6 +1,6 @@
 
 <file path=word/document.xml><?xml version="1.0" encoding="utf-8"?>
-<w:document xmlns:w="http://schemas.openxmlformats.org/wordprocessingml/2006/main" xmlns:m="http://schemas.openxmlformats.org/officeDocument/2006/math" xmlns:r="http://schemas.openxmlformats.org/officeDocument/2006/relationships" xmlns:o="urn:schemas-microsoft-com:office:office" xmlns:v="urn:schemas-microsoft-com:vml" xmlns:w10="urn:schemas-microsoft-com:office:word" xmlns:a="http://schemas.openxmlformats.org/drawingml/2006/main" xmlns:pic="http://schemas.openxmlformats.org/drawingml/2006/picture" xmlns:wp="http://schemas.openxmlformats.org/drawingml/2006/wordprocessingDrawing">
+<w:document xmlns:m="http://schemas.openxmlformats.org/officeDocument/2006/math" xmlns:r="http://schemas.openxmlformats.org/officeDocument/2006/relationships" xmlns:w="http://schemas.openxmlformats.org/wordprocessingml/2006/main" xmlns:o="urn:schemas-microsoft-com:office:office" xmlns:v="urn:schemas-microsoft-com:vml" xmlns:w10="urn:schemas-microsoft-com:office:word" xmlns:a="http://schemas.openxmlformats.org/drawingml/2006/main" xmlns:pic="http://schemas.openxmlformats.org/drawingml/2006/picture" xmlns:wp="http://schemas.openxmlformats.org/drawingml/2006/wordprocessingDrawing">
   <w:body>
     <w:bookmarkStart w:id="27" w:name="掉电保护电路"/>
     <w:p>
@@ -9,7 +9,7 @@
       </w:pPr>
       <w:r>
         <w:rPr>
-          <w:rFonts w:hint="eastAsia"/>
+          <w:rFonts w:hint="eastAsia" w:eastAsia="黑体"/>
         </w:rPr>
         <w:t xml:space="preserve">掉电保护电路</w:t>
       </w:r>
@@ -21,7 +21,7 @@
       </w:pPr>
       <w:r>
         <w:rPr>
-          <w:rFonts w:hint="eastAsia"/>
+          <w:rFonts w:hint="eastAsia" w:eastAsia="黑体"/>
         </w:rPr>
         <w:t xml:space="preserve">拓扑描述</w:t>
       </w:r>
@@ -32,11 +32,14 @@
       </w:pPr>
       <w:r>
         <w:rPr>
-          <w:rFonts w:hint="eastAsia"/>
+          <w:rFonts w:hint="eastAsia" w:eastAsia="黑体"/>
         </w:rPr>
         <w:t xml:space="preserve">该电路由储能电容</w:t>
       </w:r>
       <w:r>
+        <w:rPr>
+          <w:rFonts w:eastAsia="黑体"/>
+        </w:rPr>
         <w:t xml:space="preserve"> </w:t>
       </w:r>
       <m:oMath>
@@ -46,56 +49,74 @@
       </m:oMath>
       <w:r>
         <w:rPr>
-          <w:rFonts w:hint="eastAsia"/>
+          <w:rFonts w:hint="eastAsia" w:eastAsia="黑体"/>
         </w:rPr>
         <w:t xml:space="preserve">（编号</w:t>
       </w:r>
       <w:r>
+        <w:rPr>
+          <w:rFonts w:eastAsia="黑体"/>
+        </w:rPr>
         <w:t xml:space="preserve"> </w:t>
       </w:r>
       <w:r>
         <w:rPr>
-          <w:rFonts w:hint="eastAsia"/>
+          <w:rFonts w:hint="eastAsia" w:eastAsia="黑体"/>
         </w:rPr>
         <w:t xml:space="preserve">C1，可为超级电容或电池）、隔离二极管</w:t>
       </w:r>
       <w:r>
+        <w:rPr>
+          <w:rFonts w:eastAsia="黑体"/>
+        </w:rPr>
         <w:t xml:space="preserve"> </w:t>
       </w:r>
       <w:r>
         <w:rPr>
-          <w:rFonts w:hint="eastAsia"/>
+          <w:rFonts w:hint="eastAsia" w:eastAsia="黑体"/>
         </w:rPr>
         <w:t xml:space="preserve">D1（或理想二极管</w:t>
       </w:r>
       <w:r>
+        <w:rPr>
+          <w:rFonts w:eastAsia="黑体"/>
+        </w:rPr>
         <w:t xml:space="preserve"> MOSFET </w:t>
       </w:r>
       <w:r>
         <w:rPr>
-          <w:rFonts w:hint="eastAsia"/>
+          <w:rFonts w:hint="eastAsia" w:eastAsia="黑体"/>
         </w:rPr>
         <w:t xml:space="preserve">开关</w:t>
       </w:r>
       <w:r>
+        <w:rPr>
+          <w:rFonts w:eastAsia="黑体"/>
+        </w:rPr>
         <w:t xml:space="preserve"> </w:t>
       </w:r>
       <w:r>
         <w:rPr>
-          <w:rFonts w:hint="eastAsia"/>
+          <w:rFonts w:hint="eastAsia" w:eastAsia="黑体"/>
         </w:rPr>
         <w:t xml:space="preserve">Q1）与电源检测环节</w:t>
       </w:r>
       <w:r>
+        <w:rPr>
+          <w:rFonts w:eastAsia="黑体"/>
+        </w:rPr>
         <w:t xml:space="preserve"> IC1 </w:t>
       </w:r>
       <w:r>
         <w:rPr>
-          <w:rFonts w:hint="eastAsia"/>
+          <w:rFonts w:hint="eastAsia" w:eastAsia="黑体"/>
         </w:rPr>
         <w:t xml:space="preserve">组成。关键节点定义如下：主电源输入节点</w:t>
       </w:r>
       <w:r>
+        <w:rPr>
+          <w:rFonts w:eastAsia="黑体"/>
+        </w:rPr>
         <w:t xml:space="preserve"> </w:t>
       </w:r>
       <m:oMath>
@@ -116,24 +137,33 @@
         </m:sSub>
       </m:oMath>
       <w:r>
+        <w:rPr>
+          <w:rFonts w:eastAsia="黑体"/>
+        </w:rPr>
         <w:t xml:space="preserve"> </w:t>
       </w:r>
       <w:r>
         <w:rPr>
-          <w:rFonts w:hint="eastAsia"/>
+          <w:rFonts w:hint="eastAsia" w:eastAsia="黑体"/>
         </w:rPr>
         <w:t xml:space="preserve">是主电源正极接入点，接隔离二极管</w:t>
       </w:r>
       <w:r>
+        <w:rPr>
+          <w:rFonts w:eastAsia="黑体"/>
+        </w:rPr>
         <w:t xml:space="preserve"> D1 </w:t>
       </w:r>
       <w:r>
         <w:rPr>
-          <w:rFonts w:hint="eastAsia"/>
+          <w:rFonts w:hint="eastAsia" w:eastAsia="黑体"/>
         </w:rPr>
         <w:t xml:space="preserve">的阳极；储能/续流公共节点</w:t>
       </w:r>
       <w:r>
+        <w:rPr>
+          <w:rFonts w:eastAsia="黑体"/>
+        </w:rPr>
         <w:t xml:space="preserve"> </w:t>
       </w:r>
       <m:oMath>
@@ -160,42 +190,57 @@
         </m:sSub>
       </m:oMath>
       <w:r>
+        <w:rPr>
+          <w:rFonts w:eastAsia="黑体"/>
+        </w:rPr>
         <w:t xml:space="preserve"> </w:t>
       </w:r>
       <w:r>
         <w:rPr>
-          <w:rFonts w:hint="eastAsia"/>
+          <w:rFonts w:hint="eastAsia" w:eastAsia="黑体"/>
         </w:rPr>
         <w:t xml:space="preserve">是二极管</w:t>
       </w:r>
       <w:r>
+        <w:rPr>
+          <w:rFonts w:eastAsia="黑体"/>
+        </w:rPr>
         <w:t xml:space="preserve"> D1 </w:t>
       </w:r>
       <w:r>
         <w:rPr>
-          <w:rFonts w:hint="eastAsia"/>
+          <w:rFonts w:hint="eastAsia" w:eastAsia="黑体"/>
         </w:rPr>
         <w:t xml:space="preserve">阴极、储能电容</w:t>
       </w:r>
       <w:r>
+        <w:rPr>
+          <w:rFonts w:eastAsia="黑体"/>
+        </w:rPr>
         <w:t xml:space="preserve"> C1 </w:t>
       </w:r>
       <w:r>
         <w:rPr>
-          <w:rFonts w:hint="eastAsia"/>
+          <w:rFonts w:hint="eastAsia" w:eastAsia="黑体"/>
         </w:rPr>
         <w:t xml:space="preserve">正端与后级负载供电端的公共点，掉电时由</w:t>
       </w:r>
       <w:r>
+        <w:rPr>
+          <w:rFonts w:eastAsia="黑体"/>
+        </w:rPr>
         <w:t xml:space="preserve"> C1 </w:t>
       </w:r>
       <w:r>
         <w:rPr>
-          <w:rFonts w:hint="eastAsia"/>
+          <w:rFonts w:hint="eastAsia" w:eastAsia="黑体"/>
         </w:rPr>
         <w:t xml:space="preserve">向负载续流；系统供电节点</w:t>
       </w:r>
       <w:r>
+        <w:rPr>
+          <w:rFonts w:eastAsia="黑体"/>
+        </w:rPr>
         <w:t xml:space="preserve"> </w:t>
       </w:r>
       <m:oMath>
@@ -219,15 +264,21 @@
         </m:sSub>
       </m:oMath>
       <w:r>
+        <w:rPr>
+          <w:rFonts w:eastAsia="黑体"/>
+        </w:rPr>
         <w:t xml:space="preserve"> </w:t>
       </w:r>
       <w:r>
         <w:rPr>
-          <w:rFonts w:hint="eastAsia"/>
+          <w:rFonts w:hint="eastAsia" w:eastAsia="黑体"/>
         </w:rPr>
         <w:t xml:space="preserve">与</w:t>
       </w:r>
       <w:r>
+        <w:rPr>
+          <w:rFonts w:eastAsia="黑体"/>
+        </w:rPr>
         <w:t xml:space="preserve"> </w:t>
       </w:r>
       <m:oMath>
@@ -254,38 +305,50 @@
         </m:sSub>
       </m:oMath>
       <w:r>
+        <w:rPr>
+          <w:rFonts w:eastAsia="黑体"/>
+        </w:rPr>
         <w:t xml:space="preserve"> </w:t>
       </w:r>
       <w:r>
         <w:rPr>
-          <w:rFonts w:hint="eastAsia"/>
+          <w:rFonts w:hint="eastAsia" w:eastAsia="黑体"/>
         </w:rPr>
         <w:t xml:space="preserve">相连（或经限流/开关转接）为负载供电；地节点</w:t>
       </w:r>
       <w:r>
+        <w:rPr>
+          <w:rFonts w:eastAsia="黑体"/>
+        </w:rPr>
         <w:t xml:space="preserve"> GND </w:t>
       </w:r>
       <w:r>
         <w:rPr>
-          <w:rFonts w:hint="eastAsia"/>
+          <w:rFonts w:hint="eastAsia" w:eastAsia="黑体"/>
         </w:rPr>
         <w:t xml:space="preserve">是主电源负极、储能电容</w:t>
       </w:r>
       <w:r>
+        <w:rPr>
+          <w:rFonts w:eastAsia="黑体"/>
+        </w:rPr>
         <w:t xml:space="preserve"> C1 </w:t>
       </w:r>
       <w:r>
         <w:rPr>
-          <w:rFonts w:hint="eastAsia"/>
+          <w:rFonts w:hint="eastAsia" w:eastAsia="黑体"/>
         </w:rPr>
         <w:t xml:space="preserve">负端、负载负端及检测环节</w:t>
       </w:r>
       <w:r>
+        <w:rPr>
+          <w:rFonts w:eastAsia="黑体"/>
+        </w:rPr>
         <w:t xml:space="preserve"> IC1 </w:t>
       </w:r>
       <w:r>
         <w:rPr>
-          <w:rFonts w:hint="eastAsia"/>
+          <w:rFonts w:hint="eastAsia" w:eastAsia="黑体"/>
         </w:rPr>
         <w:t xml:space="preserve">的公共地。</w:t>
       </w:r>
@@ -294,20 +357,26 @@
       <w:pPr/>
       <w:r>
         <w:rPr>
-          <w:rFonts w:hint="eastAsia"/>
+          <w:rFonts w:hint="eastAsia" w:eastAsia="黑体"/>
         </w:rPr>
         <w:t xml:space="preserve">各元件管脚连接：隔离二极管</w:t>
       </w:r>
       <w:r>
+        <w:rPr>
+          <w:rFonts w:eastAsia="黑体"/>
+        </w:rPr>
         <w:t xml:space="preserve"> D1 </w:t>
       </w:r>
       <w:r>
         <w:rPr>
-          <w:rFonts w:hint="eastAsia"/>
+          <w:rFonts w:hint="eastAsia" w:eastAsia="黑体"/>
         </w:rPr>
         <w:t xml:space="preserve">阳极接主电源输入节点</w:t>
       </w:r>
       <w:r>
+        <w:rPr>
+          <w:rFonts w:eastAsia="黑体"/>
+        </w:rPr>
         <w:t xml:space="preserve"> </w:t>
       </w:r>
       <m:oMath>
@@ -329,11 +398,14 @@
       </m:oMath>
       <w:r>
         <w:rPr>
-          <w:rFonts w:hint="eastAsia"/>
+          <w:rFonts w:hint="eastAsia" w:eastAsia="黑体"/>
         </w:rPr>
         <w:t xml:space="preserve">，阴极接储能/续流公共节点</w:t>
       </w:r>
       <w:r>
+        <w:rPr>
+          <w:rFonts w:eastAsia="黑体"/>
+        </w:rPr>
         <w:t xml:space="preserve"> </w:t>
       </w:r>
       <m:oMath>
@@ -361,20 +433,26 @@
       </m:oMath>
       <w:r>
         <w:rPr>
-          <w:rFonts w:hint="eastAsia"/>
+          <w:rFonts w:hint="eastAsia" w:eastAsia="黑体"/>
         </w:rPr>
         <w:t xml:space="preserve">；储能电容</w:t>
       </w:r>
       <w:r>
+        <w:rPr>
+          <w:rFonts w:eastAsia="黑体"/>
+        </w:rPr>
         <w:t xml:space="preserve"> C1 </w:t>
       </w:r>
       <w:r>
         <w:rPr>
-          <w:rFonts w:hint="eastAsia"/>
+          <w:rFonts w:hint="eastAsia" w:eastAsia="黑体"/>
         </w:rPr>
         <w:t xml:space="preserve">一端（正）接</w:t>
       </w:r>
       <w:r>
+        <w:rPr>
+          <w:rFonts w:eastAsia="黑体"/>
+        </w:rPr>
         <w:t xml:space="preserve"> </w:t>
       </w:r>
       <m:oMath>
@@ -402,29 +480,38 @@
       </m:oMath>
       <w:r>
         <w:rPr>
-          <w:rFonts w:hint="eastAsia"/>
+          <w:rFonts w:hint="eastAsia" w:eastAsia="黑体"/>
         </w:rPr>
         <w:t xml:space="preserve">，另一端（负）接地节点</w:t>
       </w:r>
       <w:r>
+        <w:rPr>
+          <w:rFonts w:eastAsia="黑体"/>
+        </w:rPr>
         <w:t xml:space="preserve"> </w:t>
       </w:r>
       <w:r>
         <w:rPr>
-          <w:rFonts w:hint="eastAsia"/>
+          <w:rFonts w:hint="eastAsia" w:eastAsia="黑体"/>
         </w:rPr>
         <w:t xml:space="preserve">GND，并跨接在负载两端形成续流回路；电源检测环节</w:t>
       </w:r>
       <w:r>
+        <w:rPr>
+          <w:rFonts w:eastAsia="黑体"/>
+        </w:rPr>
         <w:t xml:space="preserve"> IC1 </w:t>
       </w:r>
       <w:r>
         <w:rPr>
-          <w:rFonts w:hint="eastAsia"/>
+          <w:rFonts w:hint="eastAsia" w:eastAsia="黑体"/>
         </w:rPr>
         <w:t xml:space="preserve">的检测输入端接主电源</w:t>
       </w:r>
       <w:r>
+        <w:rPr>
+          <w:rFonts w:eastAsia="黑体"/>
+        </w:rPr>
         <w:t xml:space="preserve"> </w:t>
       </w:r>
       <m:oMath>
@@ -446,11 +533,14 @@
       </m:oMath>
       <w:r>
         <w:rPr>
-          <w:rFonts w:hint="eastAsia"/>
+          <w:rFonts w:hint="eastAsia" w:eastAsia="黑体"/>
         </w:rPr>
         <w:t xml:space="preserve">（或经分压），输出端接处理器复位/保存触发端或备用电源切换控制端，供电与地端分别接</w:t>
       </w:r>
       <w:r>
+        <w:rPr>
+          <w:rFonts w:eastAsia="黑体"/>
+        </w:rPr>
         <w:t xml:space="preserve"> </w:t>
       </w:r>
       <m:oMath>
@@ -474,42 +564,57 @@
         </m:sSub>
       </m:oMath>
       <w:r>
+        <w:rPr>
+          <w:rFonts w:eastAsia="黑体"/>
+        </w:rPr>
         <w:t xml:space="preserve"> </w:t>
       </w:r>
       <w:r>
         <w:rPr>
-          <w:rFonts w:hint="eastAsia"/>
+          <w:rFonts w:hint="eastAsia" w:eastAsia="黑体"/>
         </w:rPr>
         <w:t xml:space="preserve">与</w:t>
       </w:r>
       <w:r>
+        <w:rPr>
+          <w:rFonts w:eastAsia="黑体"/>
+        </w:rPr>
         <w:t xml:space="preserve"> </w:t>
       </w:r>
       <w:r>
         <w:rPr>
-          <w:rFonts w:hint="eastAsia"/>
+          <w:rFonts w:hint="eastAsia" w:eastAsia="黑体"/>
         </w:rPr>
         <w:t xml:space="preserve">GND；若采用理想二极管，则以</w:t>
       </w:r>
       <w:r>
+        <w:rPr>
+          <w:rFonts w:eastAsia="黑体"/>
+        </w:rPr>
         <w:t xml:space="preserve"> MOSFET Q1 </w:t>
       </w:r>
       <w:r>
         <w:rPr>
-          <w:rFonts w:hint="eastAsia"/>
+          <w:rFonts w:hint="eastAsia" w:eastAsia="黑体"/>
         </w:rPr>
         <w:t xml:space="preserve">的漏极</w:t>
       </w:r>
       <w:r>
+        <w:rPr>
+          <w:rFonts w:eastAsia="黑体"/>
+        </w:rPr>
         <w:t xml:space="preserve"> D </w:t>
       </w:r>
       <w:r>
         <w:rPr>
-          <w:rFonts w:hint="eastAsia"/>
+          <w:rFonts w:hint="eastAsia" w:eastAsia="黑体"/>
         </w:rPr>
         <w:t xml:space="preserve">接</w:t>
       </w:r>
       <w:r>
+        <w:rPr>
+          <w:rFonts w:eastAsia="黑体"/>
+        </w:rPr>
         <w:t xml:space="preserve"> </w:t>
       </w:r>
       <m:oMath>
@@ -531,20 +636,26 @@
       </m:oMath>
       <w:r>
         <w:rPr>
-          <w:rFonts w:hint="eastAsia"/>
+          <w:rFonts w:hint="eastAsia" w:eastAsia="黑体"/>
         </w:rPr>
         <w:t xml:space="preserve">、源极</w:t>
       </w:r>
       <w:r>
+        <w:rPr>
+          <w:rFonts w:eastAsia="黑体"/>
+        </w:rPr>
         <w:t xml:space="preserve"> S </w:t>
       </w:r>
       <w:r>
         <w:rPr>
-          <w:rFonts w:hint="eastAsia"/>
+          <w:rFonts w:hint="eastAsia" w:eastAsia="黑体"/>
         </w:rPr>
         <w:t xml:space="preserve">接</w:t>
       </w:r>
       <w:r>
+        <w:rPr>
+          <w:rFonts w:eastAsia="黑体"/>
+        </w:rPr>
         <w:t xml:space="preserve"> </w:t>
       </w:r>
       <m:oMath>
@@ -572,20 +683,26 @@
       </m:oMath>
       <w:r>
         <w:rPr>
-          <w:rFonts w:hint="eastAsia"/>
+          <w:rFonts w:hint="eastAsia" w:eastAsia="黑体"/>
         </w:rPr>
         <w:t xml:space="preserve">、栅极</w:t>
       </w:r>
       <w:r>
+        <w:rPr>
+          <w:rFonts w:eastAsia="黑体"/>
+        </w:rPr>
         <w:t xml:space="preserve"> G </w:t>
       </w:r>
       <w:r>
         <w:rPr>
-          <w:rFonts w:hint="eastAsia"/>
+          <w:rFonts w:hint="eastAsia" w:eastAsia="黑体"/>
         </w:rPr>
         <w:t xml:space="preserve">接理想二极管控制器的驱动输出替代</w:t>
       </w:r>
       <w:r>
+        <w:rPr>
+          <w:rFonts w:eastAsia="黑体"/>
+        </w:rPr>
         <w:t xml:space="preserve"> D1。</w:t>
       </w:r>
     </w:p>
@@ -593,25 +710,31 @@
       <w:pPr/>
       <w:r>
         <w:rPr>
-          <w:rFonts w:hint="eastAsia"/>
+          <w:rFonts w:hint="eastAsia" w:eastAsia="黑体"/>
         </w:rPr>
         <w:t xml:space="preserve">由此构成”主电源充电</w:t>
       </w:r>
       <w:r>
+        <w:rPr>
+          <w:rFonts w:eastAsia="黑体"/>
+        </w:rPr>
         <w:t xml:space="preserve"> + </w:t>
       </w:r>
       <w:r>
         <w:rPr>
-          <w:rFonts w:hint="eastAsia"/>
+          <w:rFonts w:hint="eastAsia" w:eastAsia="黑体"/>
         </w:rPr>
         <w:t xml:space="preserve">储能电容/电池续流</w:t>
       </w:r>
       <w:r>
+        <w:rPr>
+          <w:rFonts w:eastAsia="黑体"/>
+        </w:rPr>
         <w:t xml:space="preserve"> + </w:t>
       </w:r>
       <w:r>
         <w:rPr>
-          <w:rFonts w:hint="eastAsia"/>
+          <w:rFonts w:hint="eastAsia" w:eastAsia="黑体"/>
         </w:rPr>
         <w:t xml:space="preserve">二极管隔离”的掉电维持组态，主电源正常时对储能元件充电并给系统供电，掉电即由电容续流维持后级供电，为数据保存与平滑关机预留时间。</w:t>
       </w:r>
@@ -624,7 +747,7 @@
       </w:pPr>
       <w:r>
         <w:rPr>
-          <w:rFonts w:hint="eastAsia"/>
+          <w:rFonts w:hint="eastAsia" w:eastAsia="黑体"/>
         </w:rPr>
         <w:t xml:space="preserve">工作原理</w:t>
       </w:r>
@@ -635,16 +758,19 @@
       </w:pPr>
       <w:r>
         <w:rPr>
-          <w:rFonts w:hint="eastAsia"/>
+          <w:rFonts w:hint="eastAsia" w:eastAsia="黑体"/>
         </w:rPr>
         <w:t xml:space="preserve">正常时主电源通过二极管（或</w:t>
       </w:r>
       <w:r>
+        <w:rPr>
+          <w:rFonts w:eastAsia="黑体"/>
+        </w:rPr>
         <w:t xml:space="preserve"> </w:t>
       </w:r>
       <w:r>
         <w:rPr>
-          <w:rFonts w:hint="eastAsia"/>
+          <w:rFonts w:hint="eastAsia" w:eastAsia="黑体"/>
         </w:rPr>
         <w:t xml:space="preserve">MOSFET）给系统供电并同时给储能电容充电；当主电源跌落或断开，电容两端电压高于主电源，隔离二极管偏置自动切换，由电容续流为负载供电。电容在续流期间放电，直到电压降到系统最低工作电压或保存任务完成。</w:t>
       </w:r>
@@ -657,7 +783,7 @@
       </w:pPr>
       <w:r>
         <w:rPr>
-          <w:rFonts w:hint="eastAsia"/>
+          <w:rFonts w:hint="eastAsia" w:eastAsia="黑体"/>
         </w:rPr>
         <w:t xml:space="preserve">关键计算公式</w:t>
       </w:r>
@@ -671,7 +797,7 @@
       </w:pPr>
       <w:r>
         <w:rPr>
-          <w:rFonts w:hint="eastAsia"/>
+          <w:rFonts w:hint="eastAsia" w:eastAsia="黑体"/>
         </w:rPr>
         <w:t xml:space="preserve">电容维持时间（恒流负载近似）：</w:t>
       </w:r>
@@ -809,7 +935,7 @@
       </w:pPr>
       <w:r>
         <w:rPr>
-          <w:rFonts w:hint="eastAsia"/>
+          <w:rFonts w:hint="eastAsia" w:eastAsia="黑体"/>
         </w:rPr>
         <w:t xml:space="preserve">电容储能能量：</w:t>
       </w:r>
@@ -875,7 +1001,7 @@
       </w:pPr>
       <w:r>
         <w:rPr>
-          <w:rFonts w:hint="eastAsia"/>
+          <w:rFonts w:hint="eastAsia" w:eastAsia="黑体"/>
         </w:rPr>
         <w:t xml:space="preserve">掉电期间电压下降率：</w:t>
       </w:r>
@@ -962,7 +1088,7 @@
       </w:pPr>
       <w:r>
         <w:rPr>
-          <w:rFonts w:hint="eastAsia"/>
+          <w:rFonts w:hint="eastAsia" w:eastAsia="黑体"/>
         </w:rPr>
         <w:t xml:space="preserve">隔离二极管损耗（正常时）：</w:t>
       </w:r>
@@ -1040,7 +1166,7 @@
       </w:pPr>
       <w:r>
         <w:rPr>
-          <w:rFonts w:hint="eastAsia"/>
+          <w:rFonts w:hint="eastAsia" w:eastAsia="黑体"/>
         </w:rPr>
         <w:t xml:space="preserve">维持所需最小电容：</w:t>
       </w:r>
@@ -1203,7 +1329,7 @@
             </w:pPr>
             <w:r>
               <w:rPr>
-                <w:rFonts w:hint="eastAsia"/>
+                <w:rFonts w:hint="eastAsia" w:eastAsia="黑体"/>
               </w:rPr>
               <w:t xml:space="preserve">符号</w:t>
             </w:r>
@@ -1217,7 +1343,7 @@
             </w:pPr>
             <w:r>
               <w:rPr>
-                <w:rFonts w:hint="eastAsia"/>
+                <w:rFonts w:hint="eastAsia" w:eastAsia="黑体"/>
               </w:rPr>
               <w:t xml:space="preserve">含义</w:t>
             </w:r>
@@ -1231,7 +1357,7 @@
             </w:pPr>
             <w:r>
               <w:rPr>
-                <w:rFonts w:hint="eastAsia"/>
+                <w:rFonts w:hint="eastAsia" w:eastAsia="黑体"/>
               </w:rPr>
               <w:t xml:space="preserve">单位</w:t>
             </w:r>
@@ -1251,6 +1377,9 @@
               </m:r>
             </m:oMath>
             <w:r>
+              <w:rPr>
+                <w:rFonts w:eastAsia="黑体"/>
+              </w:rPr>
               <w:t xml:space="preserve">​</w:t>
             </w:r>
           </w:p>
@@ -1263,7 +1392,7 @@
             </w:pPr>
             <w:r>
               <w:rPr>
-                <w:rFonts w:hint="eastAsia"/>
+                <w:rFonts w:hint="eastAsia" w:eastAsia="黑体"/>
               </w:rPr>
               <w:t xml:space="preserve">储能电容</w:t>
             </w:r>
@@ -1276,6 +1405,9 @@
               <w:pStyle w:val="Compact"/>
             </w:pPr>
             <w:r>
+              <w:rPr>
+                <w:rFonts w:eastAsia="黑体"/>
+              </w:rPr>
               <w:t xml:space="preserve">F</w:t>
             </w:r>
           </w:p>
@@ -1312,6 +1444,9 @@
               </m:sSub>
             </m:oMath>
             <w:r>
+              <w:rPr>
+                <w:rFonts w:eastAsia="黑体"/>
+              </w:rPr>
               <w:t xml:space="preserve">​</w:t>
             </w:r>
           </w:p>
@@ -1324,7 +1459,7 @@
             </w:pPr>
             <w:r>
               <w:rPr>
-                <w:rFonts w:hint="eastAsia"/>
+                <w:rFonts w:hint="eastAsia" w:eastAsia="黑体"/>
               </w:rPr>
               <w:t xml:space="preserve">负载电流</w:t>
             </w:r>
@@ -1337,6 +1472,9 @@
               <w:pStyle w:val="Compact"/>
             </w:pPr>
             <w:r>
+              <w:rPr>
+                <w:rFonts w:eastAsia="黑体"/>
+              </w:rPr>
               <w:t xml:space="preserve">A</w:t>
             </w:r>
           </w:p>
@@ -1376,6 +1514,9 @@
               </m:sSub>
             </m:oMath>
             <w:r>
+              <w:rPr>
+                <w:rFonts w:eastAsia="黑体"/>
+              </w:rPr>
               <w:t xml:space="preserve">​</w:t>
             </w:r>
           </w:p>
@@ -1388,7 +1529,7 @@
             </w:pPr>
             <w:r>
               <w:rPr>
-                <w:rFonts w:hint="eastAsia"/>
+                <w:rFonts w:hint="eastAsia" w:eastAsia="黑体"/>
               </w:rPr>
               <w:t xml:space="preserve">掉电起始电压</w:t>
             </w:r>
@@ -1401,6 +1542,9 @@
               <w:pStyle w:val="Compact"/>
             </w:pPr>
             <w:r>
+              <w:rPr>
+                <w:rFonts w:eastAsia="黑体"/>
+              </w:rPr>
               <w:t xml:space="preserve">V</w:t>
             </w:r>
           </w:p>
@@ -1434,6 +1578,9 @@
               </m:sSub>
             </m:oMath>
             <w:r>
+              <w:rPr>
+                <w:rFonts w:eastAsia="黑体"/>
+              </w:rPr>
               <w:t xml:space="preserve">​</w:t>
             </w:r>
           </w:p>
@@ -1446,7 +1593,7 @@
             </w:pPr>
             <w:r>
               <w:rPr>
-                <w:rFonts w:hint="eastAsia"/>
+                <w:rFonts w:hint="eastAsia" w:eastAsia="黑体"/>
               </w:rPr>
               <w:t xml:space="preserve">最低工作电压</w:t>
             </w:r>
@@ -1459,6 +1606,9 @@
               <w:pStyle w:val="Compact"/>
             </w:pPr>
             <w:r>
+              <w:rPr>
+                <w:rFonts w:eastAsia="黑体"/>
+              </w:rPr>
               <w:t xml:space="preserve">V</w:t>
             </w:r>
           </w:p>
@@ -1483,6 +1633,9 @@
               </m:r>
             </m:oMath>
             <w:r>
+              <w:rPr>
+                <w:rFonts w:eastAsia="黑体"/>
+              </w:rPr>
               <w:t xml:space="preserve">​</w:t>
             </w:r>
           </w:p>
@@ -1495,7 +1648,7 @@
             </w:pPr>
             <w:r>
               <w:rPr>
-                <w:rFonts w:hint="eastAsia"/>
+                <w:rFonts w:hint="eastAsia" w:eastAsia="黑体"/>
               </w:rPr>
               <w:t xml:space="preserve">维持时间</w:t>
             </w:r>
@@ -1508,6 +1661,9 @@
               <w:pStyle w:val="Compact"/>
             </w:pPr>
             <w:r>
+              <w:rPr>
+                <w:rFonts w:eastAsia="黑体"/>
+              </w:rPr>
               <w:t xml:space="preserve">s</w:t>
             </w:r>
           </w:p>
@@ -1526,6 +1682,9 @@
               </m:r>
             </m:oMath>
             <w:r>
+              <w:rPr>
+                <w:rFonts w:eastAsia="黑体"/>
+              </w:rPr>
               <w:t xml:space="preserve">​</w:t>
             </w:r>
           </w:p>
@@ -1538,7 +1697,7 @@
             </w:pPr>
             <w:r>
               <w:rPr>
-                <w:rFonts w:hint="eastAsia"/>
+                <w:rFonts w:hint="eastAsia" w:eastAsia="黑体"/>
               </w:rPr>
               <w:t xml:space="preserve">储能能量</w:t>
             </w:r>
@@ -1551,6 +1710,9 @@
               <w:pStyle w:val="Compact"/>
             </w:pPr>
             <w:r>
+              <w:rPr>
+                <w:rFonts w:eastAsia="黑体"/>
+              </w:rPr>
               <w:t xml:space="preserve">J</w:t>
             </w:r>
           </w:p>
@@ -1565,7 +1727,7 @@
       </w:pPr>
       <w:r>
         <w:rPr>
-          <w:rFonts w:hint="eastAsia"/>
+          <w:rFonts w:hint="eastAsia" w:eastAsia="黑体"/>
         </w:rPr>
         <w:t xml:space="preserve">元件调整影响</w:t>
       </w:r>
@@ -1580,7 +1742,7 @@
       </w:pPr>
       <w:r>
         <w:rPr>
-          <w:rFonts w:hint="eastAsia"/>
+          <w:rFonts w:hint="eastAsia" w:eastAsia="黑体"/>
           <w:b/>
           <w:bCs/>
         </w:rPr>
@@ -1588,6 +1750,7 @@
       </w:r>
       <w:r>
         <w:rPr>
+          <w:rFonts w:eastAsia="黑体"/>
           <w:b/>
           <w:bCs/>
         </w:rPr>
@@ -1600,6 +1763,7 @@
       </m:oMath>
       <w:r>
         <w:rPr>
+          <w:rFonts w:eastAsia="黑体"/>
           <w:b/>
           <w:bCs/>
         </w:rPr>
@@ -1607,25 +1771,34 @@
       </w:r>
       <w:r>
         <w:rPr>
-          <w:rFonts w:hint="eastAsia"/>
+          <w:rFonts w:hint="eastAsia" w:eastAsia="黑体"/>
           <w:b/>
           <w:bCs/>
         </w:rPr>
         <w:t xml:space="preserve">增大</w:t>
       </w:r>
       <w:r>
+        <w:rPr>
+          <w:rFonts w:eastAsia="黑体"/>
+        </w:rPr>
         <w:t xml:space="preserve"> </w:t>
       </w:r>
       <w:r>
+        <w:rPr>
+          <w:rFonts w:eastAsia="黑体"/>
+        </w:rPr>
         <w:t xml:space="preserve">→ </w:t>
       </w:r>
       <w:r>
         <w:rPr>
-          <w:rFonts w:hint="eastAsia"/>
+          <w:rFonts w:hint="eastAsia" w:eastAsia="黑体"/>
         </w:rPr>
         <w:t xml:space="preserve">维持时间</w:t>
       </w:r>
       <w:r>
+        <w:rPr>
+          <w:rFonts w:eastAsia="黑体"/>
+        </w:rPr>
         <w:t xml:space="preserve"> </w:t>
       </w:r>
       <m:oMath>
@@ -1640,11 +1813,14 @@
         </m:r>
       </m:oMath>
       <w:r>
+        <w:rPr>
+          <w:rFonts w:eastAsia="黑体"/>
+        </w:rPr>
         <w:t xml:space="preserve"> </w:t>
       </w:r>
       <w:r>
         <w:rPr>
-          <w:rFonts w:hint="eastAsia"/>
+          <w:rFonts w:hint="eastAsia" w:eastAsia="黑体"/>
         </w:rPr>
         <w:t xml:space="preserve">变长，但体积、成本与上电浪涌电流增大。</w:t>
       </w:r>
@@ -1659,7 +1835,7 @@
       </w:pPr>
       <w:r>
         <w:rPr>
-          <w:rFonts w:hint="eastAsia"/>
+          <w:rFonts w:hint="eastAsia" w:eastAsia="黑体"/>
           <w:b/>
           <w:bCs/>
         </w:rPr>
@@ -1667,6 +1843,7 @@
       </w:r>
       <w:r>
         <w:rPr>
+          <w:rFonts w:eastAsia="黑体"/>
           <w:b/>
           <w:bCs/>
         </w:rPr>
@@ -1697,6 +1874,7 @@
       </m:oMath>
       <w:r>
         <w:rPr>
+          <w:rFonts w:eastAsia="黑体"/>
           <w:b/>
           <w:bCs/>
         </w:rPr>
@@ -1704,21 +1882,27 @@
       </w:r>
       <w:r>
         <w:rPr>
-          <w:rFonts w:hint="eastAsia"/>
+          <w:rFonts w:hint="eastAsia" w:eastAsia="黑体"/>
           <w:b/>
           <w:bCs/>
         </w:rPr>
         <w:t xml:space="preserve">增大</w:t>
       </w:r>
       <w:r>
+        <w:rPr>
+          <w:rFonts w:eastAsia="黑体"/>
+        </w:rPr>
         <w:t xml:space="preserve"> </w:t>
       </w:r>
       <w:r>
+        <w:rPr>
+          <w:rFonts w:eastAsia="黑体"/>
+        </w:rPr>
         <w:t xml:space="preserve">→ </w:t>
       </w:r>
       <w:r>
         <w:rPr>
-          <w:rFonts w:hint="eastAsia"/>
+          <w:rFonts w:hint="eastAsia" w:eastAsia="黑体"/>
         </w:rPr>
         <w:t xml:space="preserve">维持时间缩短，需更大容量。</w:t>
       </w:r>
@@ -1733,7 +1917,7 @@
       </w:pPr>
       <w:r>
         <w:rPr>
-          <w:rFonts w:hint="eastAsia"/>
+          <w:rFonts w:hint="eastAsia" w:eastAsia="黑体"/>
           <w:b/>
           <w:bCs/>
         </w:rPr>
@@ -1741,6 +1925,7 @@
       </w:r>
       <w:r>
         <w:rPr>
+          <w:rFonts w:eastAsia="黑体"/>
           <w:b/>
           <w:bCs/>
         </w:rPr>
@@ -1768,6 +1953,7 @@
       </m:oMath>
       <w:r>
         <w:rPr>
+          <w:rFonts w:eastAsia="黑体"/>
           <w:b/>
           <w:bCs/>
         </w:rPr>
@@ -1775,21 +1961,27 @@
       </w:r>
       <w:r>
         <w:rPr>
-          <w:rFonts w:hint="eastAsia"/>
+          <w:rFonts w:hint="eastAsia" w:eastAsia="黑体"/>
           <w:b/>
           <w:bCs/>
         </w:rPr>
         <w:t xml:space="preserve">降低</w:t>
       </w:r>
       <w:r>
+        <w:rPr>
+          <w:rFonts w:eastAsia="黑体"/>
+        </w:rPr>
         <w:t xml:space="preserve"> </w:t>
       </w:r>
       <w:r>
+        <w:rPr>
+          <w:rFonts w:eastAsia="黑体"/>
+        </w:rPr>
         <w:t xml:space="preserve">→ </w:t>
       </w:r>
       <w:r>
         <w:rPr>
-          <w:rFonts w:hint="eastAsia"/>
+          <w:rFonts w:hint="eastAsia" w:eastAsia="黑体"/>
         </w:rPr>
         <w:t xml:space="preserve">可利用的电量增多、维持时间变长。</w:t>
       </w:r>
@@ -1804,7 +1996,7 @@
       </w:pPr>
       <w:r>
         <w:rPr>
-          <w:rFonts w:hint="eastAsia"/>
+          <w:rFonts w:hint="eastAsia" w:eastAsia="黑体"/>
           <w:b/>
           <w:bCs/>
         </w:rPr>
@@ -1812,6 +2004,7 @@
       </w:r>
       <w:r>
         <w:rPr>
+          <w:rFonts w:eastAsia="黑体"/>
           <w:b/>
           <w:bCs/>
         </w:rPr>
@@ -1833,6 +2026,7 @@
       </m:oMath>
       <w:r>
         <w:rPr>
+          <w:rFonts w:eastAsia="黑体"/>
           <w:b/>
           <w:bCs/>
         </w:rPr>
@@ -1840,21 +2034,27 @@
       </w:r>
       <w:r>
         <w:rPr>
-          <w:rFonts w:hint="eastAsia"/>
+          <w:rFonts w:hint="eastAsia" w:eastAsia="黑体"/>
           <w:b/>
           <w:bCs/>
         </w:rPr>
         <w:t xml:space="preserve">增大</w:t>
       </w:r>
       <w:r>
+        <w:rPr>
+          <w:rFonts w:eastAsia="黑体"/>
+        </w:rPr>
         <w:t xml:space="preserve"> </w:t>
       </w:r>
       <w:r>
+        <w:rPr>
+          <w:rFonts w:eastAsia="黑体"/>
+        </w:rPr>
         <w:t xml:space="preserve">→ </w:t>
       </w:r>
       <w:r>
         <w:rPr>
-          <w:rFonts w:hint="eastAsia"/>
+          <w:rFonts w:hint="eastAsia" w:eastAsia="黑体"/>
         </w:rPr>
         <w:t xml:space="preserve">正常时损耗增加，可用电容电压余量减少。</w:t>
       </w:r>
@@ -1869,7 +2069,7 @@
       </w:pPr>
       <w:r>
         <w:rPr>
-          <w:rFonts w:hint="eastAsia"/>
+          <w:rFonts w:hint="eastAsia" w:eastAsia="黑体"/>
           <w:b/>
           <w:bCs/>
         </w:rPr>
@@ -1877,6 +2077,7 @@
       </w:r>
       <w:r>
         <w:rPr>
+          <w:rFonts w:eastAsia="黑体"/>
           <w:b/>
           <w:bCs/>
         </w:rPr>
@@ -1884,21 +2085,27 @@
       </w:r>
       <w:r>
         <w:rPr>
-          <w:rFonts w:hint="eastAsia"/>
+          <w:rFonts w:hint="eastAsia" w:eastAsia="黑体"/>
           <w:b/>
           <w:bCs/>
         </w:rPr>
         <w:t xml:space="preserve">理想二极管</w:t>
       </w:r>
       <w:r>
+        <w:rPr>
+          <w:rFonts w:eastAsia="黑体"/>
+        </w:rPr>
         <w:t xml:space="preserve"> </w:t>
       </w:r>
       <w:r>
+        <w:rPr>
+          <w:rFonts w:eastAsia="黑体"/>
+        </w:rPr>
         <w:t xml:space="preserve">→ </w:t>
       </w:r>
       <w:r>
         <w:rPr>
-          <w:rFonts w:hint="eastAsia"/>
+          <w:rFonts w:hint="eastAsia" w:eastAsia="黑体"/>
         </w:rPr>
         <w:t xml:space="preserve">压降大幅减小、效率高，但需驱动电路。</w:t>
       </w:r>
@@ -1911,7 +2118,7 @@
       </w:pPr>
       <w:r>
         <w:rPr>
-          <w:rFonts w:hint="eastAsia"/>
+          <w:rFonts w:hint="eastAsia" w:eastAsia="黑体"/>
         </w:rPr>
         <w:t xml:space="preserve">典型参数示例</w:t>
       </w:r>
@@ -1926,11 +2133,14 @@
       </w:pPr>
       <w:r>
         <w:rPr>
-          <w:rFonts w:hint="eastAsia"/>
+          <w:rFonts w:hint="eastAsia" w:eastAsia="黑体"/>
         </w:rPr>
         <w:t xml:space="preserve">取</w:t>
       </w:r>
       <w:r>
+        <w:rPr>
+          <w:rFonts w:eastAsia="黑体"/>
+        </w:rPr>
         <w:t xml:space="preserve"> </w:t>
       </w:r>
       <m:oMath>
@@ -1961,6 +2171,9 @@
         </m:r>
       </m:oMath>
       <w:r>
+        <w:rPr>
+          <w:rFonts w:eastAsia="黑体"/>
+        </w:rPr>
         <w:t xml:space="preserve">、</w:t>
       </w:r>
       <m:oMath>
@@ -2009,6 +2222,9 @@
         </m:r>
       </m:oMath>
       <w:r>
+        <w:rPr>
+          <w:rFonts w:eastAsia="黑体"/>
+        </w:rPr>
         <w:t xml:space="preserve">、</w:t>
       </w:r>
       <m:oMath>
@@ -2051,6 +2267,9 @@
         </m:r>
       </m:oMath>
       <w:r>
+        <w:rPr>
+          <w:rFonts w:eastAsia="黑体"/>
+        </w:rPr>
         <w:t xml:space="preserve">、</w:t>
       </w:r>
       <m:oMath>
@@ -2097,7 +2316,7 @@
       </m:oMath>
       <w:r>
         <w:rPr>
-          <w:rFonts w:hint="eastAsia"/>
+          <w:rFonts w:hint="eastAsia" w:eastAsia="黑体"/>
         </w:rPr>
         <w:t xml:space="preserve">：</w:t>
       </w:r>
@@ -2227,7 +2446,7 @@
       </m:oMath>
       <w:r>
         <w:rPr>
-          <w:rFonts w:hint="eastAsia"/>
+          <w:rFonts w:hint="eastAsia" w:eastAsia="黑体"/>
         </w:rPr>
         <w:t xml:space="preserve">，仅够极短续流。</w:t>
       </w:r>
@@ -2242,11 +2461,14 @@
       </w:pPr>
       <w:r>
         <w:rPr>
-          <w:rFonts w:hint="eastAsia"/>
+          <w:rFonts w:hint="eastAsia" w:eastAsia="黑体"/>
         </w:rPr>
         <w:t xml:space="preserve">用超级电容</w:t>
       </w:r>
       <w:r>
+        <w:rPr>
+          <w:rFonts w:eastAsia="黑体"/>
+        </w:rPr>
         <w:t xml:space="preserve"> </w:t>
       </w:r>
       <m:oMath>
@@ -2274,6 +2496,9 @@
         </m:r>
       </m:oMath>
       <w:r>
+        <w:rPr>
+          <w:rFonts w:eastAsia="黑体"/>
+        </w:rPr>
         <w:t xml:space="preserve">、</w:t>
       </w:r>
       <m:oMath>
@@ -2319,6 +2544,9 @@
         </m:r>
       </m:oMath>
       <w:r>
+        <w:rPr>
+          <w:rFonts w:eastAsia="黑体"/>
+        </w:rPr>
         <w:t xml:space="preserve">、</w:t>
       </w:r>
       <m:oMath>
@@ -2367,6 +2595,9 @@
         </m:r>
       </m:oMath>
       <w:r>
+        <w:rPr>
+          <w:rFonts w:eastAsia="黑体"/>
+        </w:rPr>
         <w:t xml:space="preserve">、</w:t>
       </w:r>
       <m:oMath>
@@ -2410,7 +2641,7 @@
       </m:oMath>
       <w:r>
         <w:rPr>
-          <w:rFonts w:hint="eastAsia"/>
+          <w:rFonts w:hint="eastAsia" w:eastAsia="黑体"/>
         </w:rPr>
         <w:t xml:space="preserve">：</w:t>
       </w:r>
@@ -2476,7 +2707,7 @@
       </m:oMath>
       <w:r>
         <w:rPr>
-          <w:rFonts w:hint="eastAsia"/>
+          <w:rFonts w:hint="eastAsia" w:eastAsia="黑体"/>
         </w:rPr>
         <w:t xml:space="preserve">，可完成长时间保存。</w:t>
       </w:r>
@@ -2489,7 +2720,7 @@
       </w:pPr>
       <w:r>
         <w:rPr>
-          <w:rFonts w:hint="eastAsia"/>
+          <w:rFonts w:hint="eastAsia" w:eastAsia="黑体"/>
         </w:rPr>
         <w:t xml:space="preserve">常见器件型号</w:t>
       </w:r>
@@ -2504,16 +2735,19 @@
       </w:pPr>
       <w:r>
         <w:rPr>
-          <w:rFonts w:hint="eastAsia"/>
+          <w:rFonts w:hint="eastAsia" w:eastAsia="黑体"/>
         </w:rPr>
         <w:t xml:space="preserve">电解电容：常规低</w:t>
       </w:r>
       <w:r>
+        <w:rPr>
+          <w:rFonts w:eastAsia="黑体"/>
+        </w:rPr>
         <w:t xml:space="preserve"> ESR </w:t>
       </w:r>
       <w:r>
         <w:rPr>
-          <w:rFonts w:hint="eastAsia"/>
+          <w:rFonts w:hint="eastAsia" w:eastAsia="黑体"/>
         </w:rPr>
         <w:t xml:space="preserve">电解电容、钽电容。</w:t>
       </w:r>
@@ -2528,25 +2762,31 @@
       </w:pPr>
       <w:r>
         <w:rPr>
-          <w:rFonts w:hint="eastAsia"/>
+          <w:rFonts w:hint="eastAsia" w:eastAsia="黑体"/>
         </w:rPr>
         <w:t xml:space="preserve">超级电容：常用</w:t>
       </w:r>
       <w:r>
+        <w:rPr>
+          <w:rFonts w:eastAsia="黑体"/>
+        </w:rPr>
         <w:t xml:space="preserve"> 1 F、5 F </w:t>
       </w:r>
       <w:r>
         <w:rPr>
-          <w:rFonts w:hint="eastAsia"/>
+          <w:rFonts w:hint="eastAsia" w:eastAsia="黑体"/>
         </w:rPr>
         <w:t xml:space="preserve">双电层电容（如</w:t>
       </w:r>
       <w:r>
+        <w:rPr>
+          <w:rFonts w:eastAsia="黑体"/>
+        </w:rPr>
         <w:t xml:space="preserve"> Eaton / Panasonic </w:t>
       </w:r>
       <w:r>
         <w:rPr>
-          <w:rFonts w:hint="eastAsia"/>
+          <w:rFonts w:hint="eastAsia" w:eastAsia="黑体"/>
         </w:rPr>
         <w:t xml:space="preserve">系列）。</w:t>
       </w:r>
@@ -2561,16 +2801,19 @@
       </w:pPr>
       <w:r>
         <w:rPr>
-          <w:rFonts w:hint="eastAsia"/>
+          <w:rFonts w:hint="eastAsia" w:eastAsia="黑体"/>
         </w:rPr>
         <w:t xml:space="preserve">理想二极管控制器：TI</w:t>
       </w:r>
       <w:r>
+        <w:rPr>
+          <w:rFonts w:eastAsia="黑体"/>
+        </w:rPr>
         <w:t xml:space="preserve"> </w:t>
       </w:r>
       <w:r>
         <w:rPr>
-          <w:rFonts w:hint="eastAsia"/>
+          <w:rFonts w:hint="eastAsia" w:eastAsia="黑体"/>
         </w:rPr>
         <w:t xml:space="preserve">LM74610、LTC4412（ADI）。</w:t>
       </w:r>
@@ -2585,7 +2828,7 @@
       </w:pPr>
       <w:r>
         <w:rPr>
-          <w:rFonts w:hint="eastAsia"/>
+          <w:rFonts w:hint="eastAsia" w:eastAsia="黑体"/>
         </w:rPr>
         <w:t xml:space="preserve">隔离二极管：SS14、SS34、1N5819。</w:t>
       </w:r>
@@ -2598,7 +2841,7 @@
       </w:pPr>
       <w:r>
         <w:rPr>
-          <w:rFonts w:hint="eastAsia"/>
+          <w:rFonts w:hint="eastAsia" w:eastAsia="黑体"/>
         </w:rPr>
         <w:t xml:space="preserve">注意事项</w:t>
       </w:r>
@@ -2613,16 +2856,19 @@
       </w:pPr>
       <w:r>
         <w:rPr>
-          <w:rFonts w:hint="eastAsia"/>
+          <w:rFonts w:hint="eastAsia" w:eastAsia="黑体"/>
         </w:rPr>
         <w:t xml:space="preserve">需结合处理器掉电检测信号，在电压降到安全值前完成</w:t>
       </w:r>
       <w:r>
+        <w:rPr>
+          <w:rFonts w:eastAsia="黑体"/>
+        </w:rPr>
         <w:t xml:space="preserve"> EEPROM/Flash </w:t>
       </w:r>
       <w:r>
         <w:rPr>
-          <w:rFonts w:hint="eastAsia"/>
+          <w:rFonts w:hint="eastAsia" w:eastAsia="黑体"/>
         </w:rPr>
         <w:t xml:space="preserve">写操作。</w:t>
       </w:r>
@@ -2637,7 +2883,7 @@
       </w:pPr>
       <w:r>
         <w:rPr>
-          <w:rFonts w:hint="eastAsia"/>
+          <w:rFonts w:hint="eastAsia" w:eastAsia="黑体"/>
         </w:rPr>
         <w:t xml:space="preserve">上电时储能电容充电电流大，需限制浪涌，避免损坏电源或触发保护。</w:t>
       </w:r>
@@ -2652,7 +2898,7 @@
       </w:pPr>
       <w:r>
         <w:rPr>
-          <w:rFonts w:hint="eastAsia"/>
+          <w:rFonts w:hint="eastAsia" w:eastAsia="黑体"/>
         </w:rPr>
         <w:t xml:space="preserve">隔离二极管压降会占用电压余量，低压场合优先选理想二极管（MOSFET）。</w:t>
       </w:r>
@@ -2667,7 +2913,7 @@
       </w:pPr>
       <w:r>
         <w:rPr>
-          <w:rFonts w:hint="eastAsia"/>
+          <w:rFonts w:hint="eastAsia" w:eastAsia="黑体"/>
         </w:rPr>
         <w:t xml:space="preserve">掉电检测要早于供电崩溃，留足保存时间余量。</w:t>
       </w:r>
@@ -2680,7 +2926,7 @@
       </w:pPr>
       <w:r>
         <w:rPr>
-          <w:rFonts w:hint="eastAsia"/>
+          <w:rFonts w:hint="eastAsia" w:eastAsia="黑体"/>
         </w:rPr>
         <w:t xml:space="preserve">参考资料</w:t>
       </w:r>
@@ -2694,6 +2940,9 @@
         </w:numPr>
       </w:pPr>
       <w:r>
+        <w:rPr>
+          <w:rFonts w:eastAsia="黑体"/>
+        </w:rPr>
         <w:t xml:space="preserve">Wikipedia: Uninterruptible power supply / Capacitor。</w:t>
       </w:r>
     </w:p>
@@ -2706,20 +2955,26 @@
         </w:numPr>
       </w:pPr>
       <w:r>
+        <w:rPr>
+          <w:rFonts w:eastAsia="黑体"/>
+        </w:rPr>
         <w:t xml:space="preserve">TI </w:t>
       </w:r>
       <w:r>
         <w:rPr>
-          <w:rFonts w:hint="eastAsia"/>
+          <w:rFonts w:hint="eastAsia" w:eastAsia="黑体"/>
         </w:rPr>
         <w:t xml:space="preserve">官网：LM74610</w:t>
       </w:r>
       <w:r>
+        <w:rPr>
+          <w:rFonts w:eastAsia="黑体"/>
+        </w:rPr>
         <w:t xml:space="preserve"> </w:t>
       </w:r>
       <w:r>
         <w:rPr>
-          <w:rFonts w:hint="eastAsia"/>
+          <w:rFonts w:hint="eastAsia" w:eastAsia="黑体"/>
         </w:rPr>
         <w:t xml:space="preserve">智能二极管控制器。</w:t>
       </w:r>
@@ -2734,7 +2989,7 @@
       </w:pPr>
       <w:r>
         <w:rPr>
-          <w:rFonts w:hint="eastAsia"/>
+          <w:rFonts w:hint="eastAsia" w:eastAsia="黑体"/>
         </w:rPr>
         <w:t xml:space="preserve">《单片机应用系统设计》掉电数据保护章节。</w:t>
       </w:r>
@@ -2748,11 +3003,11 @@
       </w:pPr>
       <w:r>
         <w:rPr>
-          <w:rFonts w:ascii="Times New Roman" w:hAnsi="Times New Roman"/>
+          <w:rFonts w:ascii="Times New Roman" w:hAnsi="Times New Roman" w:eastAsia="黑体"/>
           <w:color w:val="555555"/>
           <w:sz w:val="21"/>
         </w:rPr>
-        <w:t>材料收集者：杜文杰</w:t>
+        <w:t>材料收集者：杜文杰，WX手机：19519196569，QQ:3478827729</w:t>
       </w:r>
     </w:p>
     <w:sectPr>
@@ -2772,7 +3027,7 @@
 </file>
 
 <file path=word/footer1.xml><?xml version="1.0" encoding="utf-8"?>
-<w:ftr xmlns:m="http://schemas.openxmlformats.org/officeDocument/2006/math" xmlns:mc="http://schemas.openxmlformats.org/markup-compatibility/2006" xmlns:mo="http://schemas.microsoft.com/office/mac/office/2008/main" xmlns:mv="urn:schemas-microsoft-com:mac:vml" xmlns:o="urn:schemas-microsoft-com:office:office" xmlns:r="http://schemas.openxmlformats.org/officeDocument/2006/relationships" xmlns:v="urn:schemas-microsoft-com:vml" xmlns:w10="urn:schemas-microsoft-com:office:word" xmlns:w14="http://schemas.microsoft.com/office/word/2010/wordml" xmlns:w="http://schemas.openxmlformats.org/wordprocessingml/2006/main" xmlns:wne="http://schemas.microsoft.com/office/word/2006/wordml" xmlns:wp14="http://schemas.microsoft.com/office/word/2010/wordprocessingDrawing" xmlns:wp="http://schemas.openxmlformats.org/drawingml/2006/wordprocessingDrawing" xmlns:wpc="http://schemas.microsoft.com/office/word/2010/wordprocessingCanvas" xmlns:wpg="http://schemas.microsoft.com/office/word/2010/wordprocessingGroup" xmlns:wpi="http://schemas.microsoft.com/office/word/2010/wordprocessingInk" xmlns:wps="http://schemas.microsoft.com/office/word/2010/wordprocessingShape" mc:Ignorable="w14 wp14">
+<w:ftr xmlns:mc="http://schemas.openxmlformats.org/markup-compatibility/2006" xmlns:w="http://schemas.openxmlformats.org/wordprocessingml/2006/main" xmlns:m="http://schemas.openxmlformats.org/officeDocument/2006/math" xmlns:mo="http://schemas.microsoft.com/office/mac/office/2008/main" xmlns:mv="urn:schemas-microsoft-com:mac:vml" xmlns:o="urn:schemas-microsoft-com:office:office" xmlns:r="http://schemas.openxmlformats.org/officeDocument/2006/relationships" xmlns:v="urn:schemas-microsoft-com:vml" xmlns:w10="urn:schemas-microsoft-com:office:word" xmlns:w14="http://schemas.microsoft.com/office/word/2010/wordml" xmlns:wne="http://schemas.microsoft.com/office/word/2006/wordml" xmlns:wp14="http://schemas.microsoft.com/office/word/2010/wordprocessingDrawing" xmlns:wp="http://schemas.openxmlformats.org/drawingml/2006/wordprocessingDrawing" xmlns:wpc="http://schemas.microsoft.com/office/word/2010/wordprocessingCanvas" xmlns:wpg="http://schemas.microsoft.com/office/word/2010/wordprocessingGroup" xmlns:wpi="http://schemas.microsoft.com/office/word/2010/wordprocessingInk" xmlns:wps="http://schemas.microsoft.com/office/word/2010/wordprocessingShape" mc:Ignorable="w14 wp14">
   <w:p>
     <w:pPr>
       <w:pStyle w:val="Footer"/>
@@ -2780,12 +3035,14 @@
     </w:pPr>
     <w:r>
       <w:rPr>
+        <w:rFonts w:eastAsia="黑体"/>
         <w:sz w:val="18"/>
       </w:rPr>
       <w:t xml:space="preserve">第 </w:t>
     </w:r>
     <w:r>
       <w:rPr>
+        <w:rFonts w:eastAsia="黑体"/>
         <w:sz w:val="18"/>
       </w:rPr>
       <w:fldChar w:fldCharType="begin"/>
@@ -2794,6 +3051,7 @@
     </w:r>
     <w:r>
       <w:rPr>
+        <w:rFonts w:eastAsia="黑体"/>
         <w:sz w:val="18"/>
       </w:rPr>
       <w:t xml:space="preserve"> 页</w:t>
@@ -2807,6 +3065,9 @@
   <w:footnote w:type="continuationSeparator" w:id="0">
     <w:p>
       <w:r>
+        <w:rPr>
+          <w:rFonts w:eastAsia="黑体"/>
+        </w:rPr>
         <w:continuationSeparator/>
       </w:r>
     </w:p>
@@ -2814,6 +3075,9 @@
   <w:footnote w:type="separator" w:id="-1">
     <w:p>
       <w:r>
+        <w:rPr>
+          <w:rFonts w:eastAsia="黑体"/>
+        </w:rPr>
         <w:separator/>
       </w:r>
     </w:p>
@@ -2822,7 +3086,7 @@
 </file>
 
 <file path=word/header1.xml><?xml version="1.0" encoding="utf-8"?>
-<w:hdr xmlns:m="http://schemas.openxmlformats.org/officeDocument/2006/math" xmlns:mc="http://schemas.openxmlformats.org/markup-compatibility/2006" xmlns:mo="http://schemas.microsoft.com/office/mac/office/2008/main" xmlns:mv="urn:schemas-microsoft-com:mac:vml" xmlns:o="urn:schemas-microsoft-com:office:office" xmlns:r="http://schemas.openxmlformats.org/officeDocument/2006/relationships" xmlns:v="urn:schemas-microsoft-com:vml" xmlns:w10="urn:schemas-microsoft-com:office:word" xmlns:w14="http://schemas.microsoft.com/office/word/2010/wordml" xmlns:w="http://schemas.openxmlformats.org/wordprocessingml/2006/main" xmlns:wne="http://schemas.microsoft.com/office/word/2006/wordml" xmlns:wp14="http://schemas.microsoft.com/office/word/2010/wordprocessingDrawing" xmlns:wp="http://schemas.openxmlformats.org/drawingml/2006/wordprocessingDrawing" xmlns:wpc="http://schemas.microsoft.com/office/word/2010/wordprocessingCanvas" xmlns:wpg="http://schemas.microsoft.com/office/word/2010/wordprocessingGroup" xmlns:wpi="http://schemas.microsoft.com/office/word/2010/wordprocessingInk" xmlns:wps="http://schemas.microsoft.com/office/word/2010/wordprocessingShape" mc:Ignorable="w14 wp14">
+<w:hdr xmlns:mc="http://schemas.openxmlformats.org/markup-compatibility/2006" xmlns:w="http://schemas.openxmlformats.org/wordprocessingml/2006/main" xmlns:m="http://schemas.openxmlformats.org/officeDocument/2006/math" xmlns:mo="http://schemas.microsoft.com/office/mac/office/2008/main" xmlns:mv="urn:schemas-microsoft-com:mac:vml" xmlns:o="urn:schemas-microsoft-com:office:office" xmlns:r="http://schemas.openxmlformats.org/officeDocument/2006/relationships" xmlns:v="urn:schemas-microsoft-com:vml" xmlns:w10="urn:schemas-microsoft-com:office:word" xmlns:w14="http://schemas.microsoft.com/office/word/2010/wordml" xmlns:wne="http://schemas.microsoft.com/office/word/2006/wordml" xmlns:wp14="http://schemas.microsoft.com/office/word/2010/wordprocessingDrawing" xmlns:wp="http://schemas.openxmlformats.org/drawingml/2006/wordprocessingDrawing" xmlns:wpc="http://schemas.microsoft.com/office/word/2010/wordprocessingCanvas" xmlns:wpg="http://schemas.microsoft.com/office/word/2010/wordprocessingGroup" xmlns:wpi="http://schemas.microsoft.com/office/word/2010/wordprocessingInk" xmlns:wps="http://schemas.microsoft.com/office/word/2010/wordprocessingShape" mc:Ignorable="w14 wp14">
   <w:p>
     <w:pPr>
       <w:pStyle w:val="Header"/>
@@ -2830,7 +3094,7 @@
     </w:pPr>
     <w:r>
       <w:rPr>
-        <w:rFonts w:ascii="Times New Roman" w:hAnsi="Times New Roman"/>
+        <w:rFonts w:ascii="Times New Roman" w:hAnsi="Times New Roman" w:eastAsia="黑体"/>
         <w:sz w:val="18"/>
         <w:rFonts w:eastAsia="黑体"/>
         <w:rFonts w:eastAsia="黑体"/>
@@ -2842,7 +3106,7 @@
 </file>
 
 <file path=word/numbering.xml><?xml version="1.0" encoding="utf-8"?>
-<w:numbering xmlns:m="http://schemas.openxmlformats.org/officeDocument/2006/math" xmlns:mc="http://schemas.openxmlformats.org/markup-compatibility/2006" xmlns:mo="http://schemas.microsoft.com/office/mac/office/2008/main" xmlns:mv="urn:schemas-microsoft-com:mac:vml" xmlns:o="urn:schemas-microsoft-com:office:office" xmlns:r="http://schemas.openxmlformats.org/officeDocument/2006/relationships" xmlns:v="urn:schemas-microsoft-com:vml" xmlns:w="http://schemas.openxmlformats.org/wordprocessingml/2006/main" xmlns:w10="urn:schemas-microsoft-com:office:word" xmlns:w14="http://schemas.microsoft.com/office/word/2010/wordml" xmlns:wne="http://schemas.microsoft.com/office/word/2006/wordml" xmlns:wp="http://schemas.openxmlformats.org/drawingml/2006/wordprocessingDrawing" xmlns:wp14="http://schemas.microsoft.com/office/word/2010/wordprocessingDrawing" xmlns:wpc="http://schemas.microsoft.com/office/word/2010/wordprocessingCanvas" xmlns:wpg="http://schemas.microsoft.com/office/word/2010/wordprocessingGroup" xmlns:wpi="http://schemas.microsoft.com/office/word/2010/wordprocessingInk" xmlns:wps="http://schemas.microsoft.com/office/word/2010/wordprocessingShape" mc:Ignorable="w14 wp14">
+<w:numbering xmlns:mc="http://schemas.openxmlformats.org/markup-compatibility/2006" xmlns:w="http://schemas.openxmlformats.org/wordprocessingml/2006/main" xmlns:m="http://schemas.openxmlformats.org/officeDocument/2006/math" xmlns:mo="http://schemas.microsoft.com/office/mac/office/2008/main" xmlns:mv="urn:schemas-microsoft-com:mac:vml" xmlns:o="urn:schemas-microsoft-com:office:office" xmlns:r="http://schemas.openxmlformats.org/officeDocument/2006/relationships" xmlns:v="urn:schemas-microsoft-com:vml" xmlns:w10="urn:schemas-microsoft-com:office:word" xmlns:w14="http://schemas.microsoft.com/office/word/2010/wordml" xmlns:wne="http://schemas.microsoft.com/office/word/2006/wordml" xmlns:wp="http://schemas.openxmlformats.org/drawingml/2006/wordprocessingDrawing" xmlns:wp14="http://schemas.microsoft.com/office/word/2010/wordprocessingDrawing" xmlns:wpc="http://schemas.microsoft.com/office/word/2010/wordprocessingCanvas" xmlns:wpg="http://schemas.microsoft.com/office/word/2010/wordprocessingGroup" xmlns:wpi="http://schemas.microsoft.com/office/word/2010/wordprocessingInk" xmlns:wps="http://schemas.microsoft.com/office/word/2010/wordprocessingShape" mc:Ignorable="w14 wp14">
   <w:abstractNum w:abstractNumId="0">
     <w:nsid w:val="FFFFFF7C"/>
     <w:multiLevelType w:val="singleLevel"/>
@@ -2929,7 +3193,7 @@
         <w:ind w:hanging="360" w:left="1440"/>
       </w:pPr>
       <w:rPr>
-        <w:rFonts w:ascii="Symbol" w:hAnsi="Symbol" w:hint="default"/>
+        <w:rFonts w:ascii="Symbol" w:hAnsi="Symbol" w:hint="default" w:eastAsia="黑体"/>
       </w:rPr>
     </w:lvl>
   </w:abstractNum>
@@ -2950,7 +3214,7 @@
         <w:ind w:hanging="360" w:left="1080"/>
       </w:pPr>
       <w:rPr>
-        <w:rFonts w:ascii="Symbol" w:hAnsi="Symbol" w:hint="default"/>
+        <w:rFonts w:ascii="Symbol" w:hAnsi="Symbol" w:hint="default" w:eastAsia="黑体"/>
       </w:rPr>
     </w:lvl>
   </w:abstractNum>
@@ -2971,7 +3235,7 @@
         <w:ind w:hanging="360" w:left="720"/>
       </w:pPr>
       <w:rPr>
-        <w:rFonts w:ascii="Symbol" w:hAnsi="Symbol" w:hint="default"/>
+        <w:rFonts w:ascii="Symbol" w:hAnsi="Symbol" w:hint="default" w:eastAsia="黑体"/>
       </w:rPr>
     </w:lvl>
   </w:abstractNum>
@@ -3010,7 +3274,7 @@
         <w:ind w:hanging="360" w:left="360"/>
       </w:pPr>
       <w:rPr>
-        <w:rFonts w:ascii="Symbol" w:hAnsi="Symbol" w:hint="default"/>
+        <w:rFonts w:ascii="Symbol" w:hAnsi="Symbol" w:hint="default" w:eastAsia="黑体"/>
       </w:rPr>
     </w:lvl>
   </w:abstractNum>
@@ -3101,7 +3365,7 @@
         <w:ind w:left="720" w:hanging="360"/>
       </w:pPr>
       <w:rPr>
-        <w:rFonts w:ascii="Symbol" w:hAnsi="Symbol" w:cs="Symbol" w:hint="default"/>
+        <w:rFonts w:ascii="Symbol" w:hAnsi="Symbol" w:cs="Symbol" w:hint="default" w:eastAsia="黑体"/>
       </w:rPr>
     </w:lvl>
     <w:lvl w:ilvl="1">
@@ -3112,7 +3376,7 @@
         <w:ind w:left="1440" w:hanging="360"/>
       </w:pPr>
       <w:rPr>
-        <w:rFonts w:ascii="Courier New" w:hAnsi="Courier New" w:cs="Courier New" w:hint="default"/>
+        <w:rFonts w:ascii="Courier New" w:hAnsi="Courier New" w:cs="Courier New" w:hint="default" w:eastAsia="黑体"/>
       </w:rPr>
     </w:lvl>
     <w:lvl w:ilvl="2">
@@ -3123,7 +3387,7 @@
         <w:ind w:left="2160" w:hanging="360"/>
       </w:pPr>
       <w:rPr>
-        <w:rFonts w:ascii="Wingdings" w:hAnsi="Wingdings" w:cs="Wingdings" w:hint="default"/>
+        <w:rFonts w:ascii="Wingdings" w:hAnsi="Wingdings" w:cs="Wingdings" w:hint="default" w:eastAsia="黑体"/>
       </w:rPr>
     </w:lvl>
     <w:lvl w:ilvl="3">
@@ -3134,7 +3398,7 @@
         <w:ind w:left="2880" w:hanging="360"/>
       </w:pPr>
       <w:rPr>
-        <w:rFonts w:ascii="Symbol" w:hAnsi="Symbol" w:cs="Symbol" w:hint="default"/>
+        <w:rFonts w:ascii="Symbol" w:hAnsi="Symbol" w:cs="Symbol" w:hint="default" w:eastAsia="黑体"/>
       </w:rPr>
     </w:lvl>
     <w:lvl w:ilvl="4">
@@ -3145,7 +3409,7 @@
         <w:ind w:left="3600" w:hanging="360"/>
       </w:pPr>
       <w:rPr>
-        <w:rFonts w:ascii="Courier New" w:hAnsi="Courier New" w:cs="Courier New" w:hint="default"/>
+        <w:rFonts w:ascii="Courier New" w:hAnsi="Courier New" w:cs="Courier New" w:hint="default" w:eastAsia="黑体"/>
       </w:rPr>
     </w:lvl>
     <w:lvl w:ilvl="5">
@@ -3156,7 +3420,7 @@
         <w:ind w:left="4320" w:hanging="360"/>
       </w:pPr>
       <w:rPr>
-        <w:rFonts w:ascii="Wingdings" w:hAnsi="Wingdings" w:cs="Wingdings" w:hint="default"/>
+        <w:rFonts w:ascii="Wingdings" w:hAnsi="Wingdings" w:cs="Wingdings" w:hint="default" w:eastAsia="黑体"/>
       </w:rPr>
     </w:lvl>
     <w:lvl w:ilvl="6">
@@ -3167,7 +3431,7 @@
         <w:ind w:left="5040" w:hanging="360"/>
       </w:pPr>
       <w:rPr>
-        <w:rFonts w:ascii="Symbol" w:hAnsi="Symbol" w:cs="Symbol" w:hint="default"/>
+        <w:rFonts w:ascii="Symbol" w:hAnsi="Symbol" w:cs="Symbol" w:hint="default" w:eastAsia="黑体"/>
       </w:rPr>
     </w:lvl>
     <w:lvl w:ilvl="7">
@@ -3178,7 +3442,7 @@
         <w:ind w:left="5760" w:hanging="360"/>
       </w:pPr>
       <w:rPr>
-        <w:rFonts w:ascii="Courier New" w:hAnsi="Courier New" w:cs="Courier New" w:hint="default"/>
+        <w:rFonts w:ascii="Courier New" w:hAnsi="Courier New" w:cs="Courier New" w:hint="default" w:eastAsia="黑体"/>
       </w:rPr>
     </w:lvl>
     <w:lvl w:ilvl="8">
@@ -3189,7 +3453,7 @@
         <w:ind w:left="6480" w:hanging="360"/>
       </w:pPr>
       <w:rPr>
-        <w:rFonts w:ascii="Wingdings" w:hAnsi="Wingdings" w:cs="Wingdings" w:hint="default"/>
+        <w:rFonts w:ascii="Wingdings" w:hAnsi="Wingdings" w:cs="Wingdings" w:hint="default" w:eastAsia="黑体"/>
       </w:rPr>
     </w:lvl>
   </w:abstractNum>
@@ -3245,11 +3509,11 @@
 </file>
 
 <file path=word/styles.xml><?xml version="1.0" encoding="utf-8"?>
-<w:styles xmlns:mc="http://schemas.openxmlformats.org/markup-compatibility/2006" xmlns:r="http://schemas.openxmlformats.org/officeDocument/2006/relationships" xmlns:w="http://schemas.openxmlformats.org/wordprocessingml/2006/main" xmlns:w14="http://schemas.microsoft.com/office/word/2010/wordml" mc:Ignorable="w14">
+<w:styles xmlns:mc="http://schemas.openxmlformats.org/markup-compatibility/2006" xmlns:w="http://schemas.openxmlformats.org/wordprocessingml/2006/main" xmlns:r="http://schemas.openxmlformats.org/officeDocument/2006/relationships" xmlns:w14="http://schemas.microsoft.com/office/word/2010/wordml" mc:Ignorable="w14">
   <w:docDefaults>
     <w:rPrDefault>
       <w:rPr>
-        <w:rFonts w:asciiTheme="minorHAnsi" w:cstheme="minorBidi" w:eastAsiaTheme="minorEastAsia" w:hAnsiTheme="minorHAnsi"/>
+        <w:rFonts w:asciiTheme="minorHAnsi" w:cstheme="minorBidi" w:hAnsiTheme="minorHAnsi" w:eastAsia="黑体"/>
         <w:sz w:val="22"/>
         <w:szCs w:val="22"/>
         <w:lang w:bidi="ar-SA" w:eastAsia="en-US" w:val="en-US"/>
@@ -3471,7 +3735,7 @@
       <w:outlineLvl w:val="0"/>
     </w:pPr>
     <w:rPr>
-      <w:rFonts w:ascii="Times New Roman" w:asciiTheme="majorHAnsi" w:cstheme="majorBidi" w:eastAsia="黑体" w:eastAsiaTheme="majorEastAsia" w:hAnsi="Times New Roman" w:hAnsiTheme="majorHAnsi"/>
+      <w:rFonts w:ascii="Times New Roman" w:asciiTheme="majorHAnsi" w:cstheme="majorBidi" w:eastAsia="黑体" w:hAnsi="Times New Roman" w:hAnsiTheme="majorHAnsi"/>
       <w:b/>
       <w:bCs/>
       <w:color w:val="1F3864"/>
@@ -3495,7 +3759,7 @@
       <w:outlineLvl w:val="1"/>
     </w:pPr>
     <w:rPr>
-      <w:rFonts w:ascii="Times New Roman" w:asciiTheme="majorHAnsi" w:cstheme="majorBidi" w:eastAsia="黑体" w:eastAsiaTheme="majorEastAsia" w:hAnsi="Times New Roman" w:hAnsiTheme="majorHAnsi"/>
+      <w:rFonts w:ascii="Times New Roman" w:asciiTheme="majorHAnsi" w:cstheme="majorBidi" w:eastAsia="黑体" w:hAnsi="Times New Roman" w:hAnsiTheme="majorHAnsi"/>
       <w:b/>
       <w:bCs/>
       <w:color w:val="2E4E7E"/>
@@ -3519,7 +3783,7 @@
       <w:outlineLvl w:val="2"/>
     </w:pPr>
     <w:rPr>
-      <w:rFonts w:ascii="Times New Roman" w:asciiTheme="majorHAnsi" w:cstheme="majorBidi" w:eastAsia="黑体" w:eastAsiaTheme="majorEastAsia" w:hAnsi="Times New Roman" w:hAnsiTheme="majorHAnsi"/>
+      <w:rFonts w:ascii="Times New Roman" w:asciiTheme="majorHAnsi" w:cstheme="majorBidi" w:eastAsia="黑体" w:hAnsi="Times New Roman" w:hAnsiTheme="majorHAnsi"/>
       <w:b/>
       <w:bCs/>
       <w:color w:val="2E4E7E"/>
@@ -3543,7 +3807,7 @@
       <w:outlineLvl w:val="3"/>
     </w:pPr>
     <w:rPr>
-      <w:rFonts w:ascii="Times New Roman" w:asciiTheme="majorHAnsi" w:cstheme="majorBidi" w:eastAsia="黑体" w:eastAsiaTheme="majorEastAsia" w:hAnsi="Times New Roman" w:hAnsiTheme="majorHAnsi"/>
+      <w:rFonts w:ascii="Times New Roman" w:asciiTheme="majorHAnsi" w:cstheme="majorBidi" w:eastAsia="黑体" w:hAnsi="Times New Roman" w:hAnsiTheme="majorHAnsi"/>
       <w:b/>
       <w:bCs/>
       <w:i/>
@@ -3569,7 +3833,7 @@
       <w:outlineLvl w:val="4"/>
     </w:pPr>
     <w:rPr>
-      <w:rFonts w:ascii="Times New Roman" w:asciiTheme="majorHAnsi" w:cstheme="majorBidi" w:eastAsia="黑体" w:eastAsiaTheme="majorEastAsia" w:hAnsi="Times New Roman" w:hAnsiTheme="majorHAnsi"/>
+      <w:rFonts w:ascii="Times New Roman" w:asciiTheme="majorHAnsi" w:cstheme="majorBidi" w:eastAsia="黑体" w:hAnsi="Times New Roman" w:hAnsiTheme="majorHAnsi"/>
       <w:b/>
       <w:color w:val="333333"/>
       <w:sz w:val="22"/>
@@ -3592,7 +3856,7 @@
       <w:outlineLvl w:val="5"/>
     </w:pPr>
     <w:rPr>
-      <w:rFonts w:asciiTheme="majorHAnsi" w:cstheme="majorBidi" w:eastAsiaTheme="majorEastAsia" w:hAnsiTheme="majorHAnsi"/>
+      <w:rFonts w:asciiTheme="majorHAnsi" w:cstheme="majorBidi" w:hAnsiTheme="majorHAnsi" w:eastAsia="黑体"/>
       <w:i/>
       <w:iCs/>
       <w:color w:themeColor="accent1" w:themeShade="7F" w:val="243F60"/>
@@ -3615,7 +3879,7 @@
       <w:outlineLvl w:val="6"/>
     </w:pPr>
     <w:rPr>
-      <w:rFonts w:asciiTheme="majorHAnsi" w:cstheme="majorBidi" w:eastAsiaTheme="majorEastAsia" w:hAnsiTheme="majorHAnsi"/>
+      <w:rFonts w:asciiTheme="majorHAnsi" w:cstheme="majorBidi" w:hAnsiTheme="majorHAnsi" w:eastAsia="黑体"/>
       <w:i/>
       <w:iCs/>
       <w:color w:themeColor="text1" w:themeTint="BF" w:val="404040"/>
@@ -3638,7 +3902,7 @@
       <w:outlineLvl w:val="7"/>
     </w:pPr>
     <w:rPr>
-      <w:rFonts w:asciiTheme="majorHAnsi" w:cstheme="majorBidi" w:eastAsiaTheme="majorEastAsia" w:hAnsiTheme="majorHAnsi"/>
+      <w:rFonts w:asciiTheme="majorHAnsi" w:cstheme="majorBidi" w:hAnsiTheme="majorHAnsi" w:eastAsia="黑体"/>
       <w:color w:themeColor="accent1" w:val="4F81BD"/>
       <w:sz w:val="20"/>
       <w:szCs w:val="20"/>
@@ -3661,7 +3925,7 @@
       <w:outlineLvl w:val="8"/>
     </w:pPr>
     <w:rPr>
-      <w:rFonts w:asciiTheme="majorHAnsi" w:cstheme="majorBidi" w:eastAsiaTheme="majorEastAsia" w:hAnsiTheme="majorHAnsi"/>
+      <w:rFonts w:asciiTheme="majorHAnsi" w:cstheme="majorBidi" w:hAnsiTheme="majorHAnsi" w:eastAsia="黑体"/>
       <w:i/>
       <w:iCs/>
       <w:color w:themeColor="text1" w:themeTint="BF" w:val="404040"/>
@@ -3712,7 +3976,7 @@
     <w:uiPriority w:val="9"/>
     <w:rsid w:val="00FC693F"/>
     <w:rPr>
-      <w:rFonts w:asciiTheme="majorHAnsi" w:cstheme="majorBidi" w:eastAsiaTheme="majorEastAsia" w:hAnsiTheme="majorHAnsi"/>
+      <w:rFonts w:asciiTheme="majorHAnsi" w:cstheme="majorBidi" w:hAnsiTheme="majorHAnsi" w:eastAsia="黑体"/>
       <w:b/>
       <w:bCs/>
       <w:color w:themeColor="accent1" w:themeShade="BF" w:val="365F91"/>
@@ -3727,7 +3991,7 @@
     <w:uiPriority w:val="9"/>
     <w:rsid w:val="00FC693F"/>
     <w:rPr>
-      <w:rFonts w:asciiTheme="majorHAnsi" w:cstheme="majorBidi" w:eastAsiaTheme="majorEastAsia" w:hAnsiTheme="majorHAnsi"/>
+      <w:rFonts w:asciiTheme="majorHAnsi" w:cstheme="majorBidi" w:hAnsiTheme="majorHAnsi" w:eastAsia="黑体"/>
       <w:b/>
       <w:bCs/>
       <w:color w:themeColor="accent1" w:val="4F81BD"/>
@@ -3742,7 +4006,7 @@
     <w:uiPriority w:val="9"/>
     <w:rsid w:val="00FC693F"/>
     <w:rPr>
-      <w:rFonts w:asciiTheme="majorHAnsi" w:cstheme="majorBidi" w:eastAsiaTheme="majorEastAsia" w:hAnsiTheme="majorHAnsi"/>
+      <w:rFonts w:asciiTheme="majorHAnsi" w:cstheme="majorBidi" w:hAnsiTheme="majorHAnsi" w:eastAsia="黑体"/>
       <w:b/>
       <w:bCs/>
       <w:color w:themeColor="accent1" w:val="4F81BD"/>
@@ -3765,7 +4029,7 @@
       <w:contextualSpacing/>
     </w:pPr>
     <w:rPr>
-      <w:rFonts w:ascii="Times New Roman" w:asciiTheme="majorHAnsi" w:cstheme="majorBidi" w:eastAsia="黑体" w:eastAsiaTheme="majorEastAsia" w:hAnsi="Times New Roman" w:hAnsiTheme="majorHAnsi"/>
+      <w:rFonts w:ascii="Times New Roman" w:asciiTheme="majorHAnsi" w:cstheme="majorBidi" w:eastAsia="黑体" w:hAnsi="Times New Roman" w:hAnsiTheme="majorHAnsi"/>
       <w:b/>
       <w:color w:val="1F3864"/>
       <w:spacing w:val="5"/>
@@ -3781,7 +4045,7 @@
     <w:uiPriority w:val="10"/>
     <w:rsid w:val="00FC693F"/>
     <w:rPr>
-      <w:rFonts w:asciiTheme="majorHAnsi" w:cstheme="majorBidi" w:eastAsiaTheme="majorEastAsia" w:hAnsiTheme="majorHAnsi"/>
+      <w:rFonts w:asciiTheme="majorHAnsi" w:cstheme="majorBidi" w:hAnsiTheme="majorHAnsi" w:eastAsia="黑体"/>
       <w:color w:themeColor="text2" w:themeShade="BF" w:val="17365D"/>
       <w:spacing w:val="5"/>
       <w:kern w:val="28"/>
@@ -3803,7 +4067,7 @@
       </w:numPr>
     </w:pPr>
     <w:rPr>
-      <w:rFonts w:asciiTheme="majorHAnsi" w:cstheme="majorBidi" w:eastAsiaTheme="majorEastAsia" w:hAnsiTheme="majorHAnsi"/>
+      <w:rFonts w:asciiTheme="majorHAnsi" w:cstheme="majorBidi" w:hAnsiTheme="majorHAnsi" w:eastAsia="黑体"/>
       <w:i/>
       <w:iCs/>
       <w:color w:themeColor="accent1" w:val="4F81BD"/>
@@ -3819,7 +4083,7 @@
     <w:uiPriority w:val="11"/>
     <w:rsid w:val="00FC693F"/>
     <w:rPr>
-      <w:rFonts w:asciiTheme="majorHAnsi" w:cstheme="majorBidi" w:eastAsiaTheme="majorEastAsia" w:hAnsiTheme="majorHAnsi"/>
+      <w:rFonts w:asciiTheme="majorHAnsi" w:cstheme="majorBidi" w:hAnsiTheme="majorHAnsi" w:eastAsia="黑体"/>
       <w:i/>
       <w:iCs/>
       <w:color w:themeColor="accent1" w:val="4F81BD"/>
@@ -3886,6 +4150,7 @@
       <w:spacing w:after="120"/>
     </w:pPr>
     <w:rPr>
+      <w:rFonts w:eastAsia="黑体"/>
       <w:sz w:val="16"/>
       <w:szCs w:val="16"/>
     </w:rPr>
@@ -3897,6 +4162,7 @@
     <w:uiPriority w:val="99"/>
     <w:rsid w:val="00AA1D8D"/>
     <w:rPr>
+      <w:rFonts w:eastAsia="黑体"/>
       <w:sz w:val="16"/>
       <w:szCs w:val="16"/>
     </w:rPr>
@@ -4066,7 +4332,7 @@
       </w:tabs>
     </w:pPr>
     <w:rPr>
-      <w:rFonts w:ascii="Courier" w:hAnsi="Courier"/>
+      <w:rFonts w:ascii="Courier" w:hAnsi="Courier" w:eastAsia="黑体"/>
       <w:sz w:val="20"/>
       <w:szCs w:val="20"/>
     </w:rPr>
@@ -4078,7 +4344,7 @@
     <w:uiPriority w:val="99"/>
     <w:rsid w:val="0029639D"/>
     <w:rPr>
-      <w:rFonts w:ascii="Courier" w:hAnsi="Courier"/>
+      <w:rFonts w:ascii="Courier" w:hAnsi="Courier" w:eastAsia="黑体"/>
       <w:sz w:val="20"/>
       <w:szCs w:val="20"/>
     </w:rPr>
@@ -4114,6 +4380,7 @@
     <w:uiPriority w:val="29"/>
     <w:rsid w:val="00FC693F"/>
     <w:rPr>
+      <w:rFonts w:eastAsia="黑体"/>
       <w:i/>
       <w:iCs/>
       <w:color w:themeColor="text1" w:val="000000"/>
@@ -4127,7 +4394,7 @@
     <w:semiHidden/>
     <w:rsid w:val="00FC693F"/>
     <w:rPr>
-      <w:rFonts w:asciiTheme="majorHAnsi" w:cstheme="majorBidi" w:eastAsiaTheme="majorEastAsia" w:hAnsiTheme="majorHAnsi"/>
+      <w:rFonts w:asciiTheme="majorHAnsi" w:cstheme="majorBidi" w:hAnsiTheme="majorHAnsi" w:eastAsia="黑体"/>
       <w:b/>
       <w:bCs/>
       <w:i/>
@@ -4143,7 +4410,7 @@
     <w:semiHidden/>
     <w:rsid w:val="00FC693F"/>
     <w:rPr>
-      <w:rFonts w:asciiTheme="majorHAnsi" w:cstheme="majorBidi" w:eastAsiaTheme="majorEastAsia" w:hAnsiTheme="majorHAnsi"/>
+      <w:rFonts w:asciiTheme="majorHAnsi" w:cstheme="majorBidi" w:hAnsiTheme="majorHAnsi" w:eastAsia="黑体"/>
       <w:color w:themeColor="accent1" w:themeShade="7F" w:val="243F60"/>
     </w:rPr>
   </w:style>
@@ -4155,7 +4422,7 @@
     <w:semiHidden/>
     <w:rsid w:val="00FC693F"/>
     <w:rPr>
-      <w:rFonts w:asciiTheme="majorHAnsi" w:cstheme="majorBidi" w:eastAsiaTheme="majorEastAsia" w:hAnsiTheme="majorHAnsi"/>
+      <w:rFonts w:asciiTheme="majorHAnsi" w:cstheme="majorBidi" w:hAnsiTheme="majorHAnsi" w:eastAsia="黑体"/>
       <w:i/>
       <w:iCs/>
       <w:color w:themeColor="accent1" w:themeShade="7F" w:val="243F60"/>
@@ -4169,7 +4436,7 @@
     <w:semiHidden/>
     <w:rsid w:val="00FC693F"/>
     <w:rPr>
-      <w:rFonts w:asciiTheme="majorHAnsi" w:cstheme="majorBidi" w:eastAsiaTheme="majorEastAsia" w:hAnsiTheme="majorHAnsi"/>
+      <w:rFonts w:asciiTheme="majorHAnsi" w:cstheme="majorBidi" w:hAnsiTheme="majorHAnsi" w:eastAsia="黑体"/>
       <w:i/>
       <w:iCs/>
       <w:color w:themeColor="text1" w:themeTint="BF" w:val="404040"/>
@@ -4183,7 +4450,7 @@
     <w:semiHidden/>
     <w:rsid w:val="00FC693F"/>
     <w:rPr>
-      <w:rFonts w:asciiTheme="majorHAnsi" w:cstheme="majorBidi" w:eastAsiaTheme="majorEastAsia" w:hAnsiTheme="majorHAnsi"/>
+      <w:rFonts w:asciiTheme="majorHAnsi" w:cstheme="majorBidi" w:hAnsiTheme="majorHAnsi" w:eastAsia="黑体"/>
       <w:color w:themeColor="accent1" w:val="4F81BD"/>
       <w:sz w:val="20"/>
       <w:szCs w:val="20"/>
@@ -4197,7 +4464,7 @@
     <w:semiHidden/>
     <w:rsid w:val="00FC693F"/>
     <w:rPr>
-      <w:rFonts w:asciiTheme="majorHAnsi" w:cstheme="majorBidi" w:eastAsiaTheme="majorEastAsia" w:hAnsiTheme="majorHAnsi"/>
+      <w:rFonts w:asciiTheme="majorHAnsi" w:cstheme="majorBidi" w:hAnsiTheme="majorHAnsi" w:eastAsia="黑体"/>
       <w:i/>
       <w:iCs/>
       <w:color w:themeColor="text1" w:themeTint="BF" w:val="404040"/>
@@ -4218,6 +4485,7 @@
       <w:spacing w:line="240" w:lineRule="auto"/>
     </w:pPr>
     <w:rPr>
+      <w:rFonts w:eastAsia="黑体"/>
       <w:b/>
       <w:bCs/>
       <w:color w:themeColor="accent1" w:val="4F81BD"/>
@@ -4232,6 +4500,7 @@
     <w:qFormat/>
     <w:rsid w:val="00FC693F"/>
     <w:rPr>
+      <w:rFonts w:eastAsia="黑体"/>
       <w:b/>
       <w:bCs/>
     </w:rPr>
@@ -4243,6 +4512,7 @@
     <w:qFormat/>
     <w:rsid w:val="00FC693F"/>
     <w:rPr>
+      <w:rFonts w:eastAsia="黑体"/>
       <w:i/>
       <w:iCs/>
     </w:rPr>
@@ -4263,6 +4533,7 @@
       <w:ind w:left="936" w:right="936"/>
     </w:pPr>
     <w:rPr>
+      <w:rFonts w:eastAsia="黑体"/>
       <w:b/>
       <w:bCs/>
       <w:i/>
@@ -4277,6 +4548,7 @@
     <w:uiPriority w:val="30"/>
     <w:rsid w:val="00FC693F"/>
     <w:rPr>
+      <w:rFonts w:eastAsia="黑体"/>
       <w:b/>
       <w:bCs/>
       <w:i/>
@@ -4291,6 +4563,7 @@
     <w:qFormat/>
     <w:rsid w:val="00FC693F"/>
     <w:rPr>
+      <w:rFonts w:eastAsia="黑体"/>
       <w:i/>
       <w:iCs/>
       <w:color w:themeColor="text1" w:themeTint="7F" w:val="808080"/>
@@ -4303,6 +4576,7 @@
     <w:qFormat/>
     <w:rsid w:val="00FC693F"/>
     <w:rPr>
+      <w:rFonts w:eastAsia="黑体"/>
       <w:b/>
       <w:bCs/>
       <w:i/>
@@ -4317,6 +4591,7 @@
     <w:qFormat/>
     <w:rsid w:val="00FC693F"/>
     <w:rPr>
+      <w:rFonts w:eastAsia="黑体"/>
       <w:smallCaps/>
       <w:color w:themeColor="accent2" w:val="C0504D"/>
       <w:u w:val="single"/>
@@ -4329,6 +4604,7 @@
     <w:qFormat/>
     <w:rsid w:val="00FC693F"/>
     <w:rPr>
+      <w:rFonts w:eastAsia="黑体"/>
       <w:b/>
       <w:bCs/>
       <w:smallCaps/>
@@ -4344,6 +4620,7 @@
     <w:qFormat/>
     <w:rsid w:val="00FC693F"/>
     <w:rPr>
+      <w:rFonts w:eastAsia="黑体"/>
       <w:b/>
       <w:bCs/>
       <w:smallCaps/>
@@ -4398,6 +4675,7 @@
       <w:spacing w:after="0" w:line="240" w:lineRule="auto"/>
     </w:pPr>
     <w:rPr>
+      <w:rFonts w:eastAsia="黑体"/>
       <w:color w:themeColor="text1" w:themeShade="BF" w:val="000000"/>
     </w:rPr>
     <w:tblPr>
@@ -4420,6 +4698,7 @@
         <w:spacing w:after="0" w:before="0" w:line="240" w:lineRule="auto"/>
       </w:pPr>
       <w:rPr>
+        <w:rFonts w:eastAsia="黑体"/>
         <w:b/>
         <w:bCs/>
       </w:rPr>
@@ -4440,6 +4719,7 @@
         <w:spacing w:after="0" w:before="0" w:line="240" w:lineRule="auto"/>
       </w:pPr>
       <w:rPr>
+        <w:rFonts w:eastAsia="黑体"/>
         <w:b/>
         <w:bCs/>
       </w:rPr>
@@ -4457,12 +4737,14 @@
     </w:tblStylePr>
     <w:tblStylePr w:type="firstCol">
       <w:rPr>
+        <w:rFonts w:eastAsia="黑体"/>
         <w:b/>
         <w:bCs/>
       </w:rPr>
     </w:tblStylePr>
     <w:tblStylePr w:type="lastCol">
       <w:rPr>
+        <w:rFonts w:eastAsia="黑体"/>
         <w:b/>
         <w:bCs/>
       </w:rPr>
@@ -4501,6 +4783,7 @@
       <w:spacing w:after="0" w:line="240" w:lineRule="auto"/>
     </w:pPr>
     <w:rPr>
+      <w:rFonts w:eastAsia="黑体"/>
       <w:color w:themeColor="accent1" w:themeShade="BF" w:val="365F91"/>
     </w:rPr>
     <w:tblPr>
@@ -4523,6 +4806,7 @@
         <w:spacing w:after="0" w:before="0" w:line="240" w:lineRule="auto"/>
       </w:pPr>
       <w:rPr>
+        <w:rFonts w:eastAsia="黑体"/>
         <w:b/>
         <w:bCs/>
       </w:rPr>
@@ -4543,6 +4827,7 @@
         <w:spacing w:after="0" w:before="0" w:line="240" w:lineRule="auto"/>
       </w:pPr>
       <w:rPr>
+        <w:rFonts w:eastAsia="黑体"/>
         <w:b/>
         <w:bCs/>
       </w:rPr>
@@ -4560,12 +4845,14 @@
     </w:tblStylePr>
     <w:tblStylePr w:type="firstCol">
       <w:rPr>
+        <w:rFonts w:eastAsia="黑体"/>
         <w:b/>
         <w:bCs/>
       </w:rPr>
     </w:tblStylePr>
     <w:tblStylePr w:type="lastCol">
       <w:rPr>
+        <w:rFonts w:eastAsia="黑体"/>
         <w:b/>
         <w:bCs/>
       </w:rPr>
@@ -4604,6 +4891,7 @@
       <w:spacing w:after="0" w:line="240" w:lineRule="auto"/>
     </w:pPr>
     <w:rPr>
+      <w:rFonts w:eastAsia="黑体"/>
       <w:color w:themeColor="accent2" w:themeShade="BF" w:val="943634"/>
     </w:rPr>
     <w:tblPr>
@@ -4626,6 +4914,7 @@
         <w:spacing w:after="0" w:before="0" w:line="240" w:lineRule="auto"/>
       </w:pPr>
       <w:rPr>
+        <w:rFonts w:eastAsia="黑体"/>
         <w:b/>
         <w:bCs/>
       </w:rPr>
@@ -4646,6 +4935,7 @@
         <w:spacing w:after="0" w:before="0" w:line="240" w:lineRule="auto"/>
       </w:pPr>
       <w:rPr>
+        <w:rFonts w:eastAsia="黑体"/>
         <w:b/>
         <w:bCs/>
       </w:rPr>
@@ -4663,12 +4953,14 @@
     </w:tblStylePr>
     <w:tblStylePr w:type="firstCol">
       <w:rPr>
+        <w:rFonts w:eastAsia="黑体"/>
         <w:b/>
         <w:bCs/>
       </w:rPr>
     </w:tblStylePr>
     <w:tblStylePr w:type="lastCol">
       <w:rPr>
+        <w:rFonts w:eastAsia="黑体"/>
         <w:b/>
         <w:bCs/>
       </w:rPr>
@@ -4707,6 +4999,7 @@
       <w:spacing w:after="0" w:line="240" w:lineRule="auto"/>
     </w:pPr>
     <w:rPr>
+      <w:rFonts w:eastAsia="黑体"/>
       <w:color w:themeColor="accent3" w:themeShade="BF" w:val="76923C"/>
     </w:rPr>
     <w:tblPr>
@@ -4729,6 +5022,7 @@
         <w:spacing w:after="0" w:before="0" w:line="240" w:lineRule="auto"/>
       </w:pPr>
       <w:rPr>
+        <w:rFonts w:eastAsia="黑体"/>
         <w:b/>
         <w:bCs/>
       </w:rPr>
@@ -4749,6 +5043,7 @@
         <w:spacing w:after="0" w:before="0" w:line="240" w:lineRule="auto"/>
       </w:pPr>
       <w:rPr>
+        <w:rFonts w:eastAsia="黑体"/>
         <w:b/>
         <w:bCs/>
       </w:rPr>
@@ -4766,12 +5061,14 @@
     </w:tblStylePr>
     <w:tblStylePr w:type="firstCol">
       <w:rPr>
+        <w:rFonts w:eastAsia="黑体"/>
         <w:b/>
         <w:bCs/>
       </w:rPr>
     </w:tblStylePr>
     <w:tblStylePr w:type="lastCol">
       <w:rPr>
+        <w:rFonts w:eastAsia="黑体"/>
         <w:b/>
         <w:bCs/>
       </w:rPr>
@@ -4810,6 +5107,7 @@
       <w:spacing w:after="0" w:line="240" w:lineRule="auto"/>
     </w:pPr>
     <w:rPr>
+      <w:rFonts w:eastAsia="黑体"/>
       <w:color w:themeColor="accent4" w:themeShade="BF" w:val="5F497A"/>
     </w:rPr>
     <w:tblPr>
@@ -4832,6 +5130,7 @@
         <w:spacing w:after="0" w:before="0" w:line="240" w:lineRule="auto"/>
       </w:pPr>
       <w:rPr>
+        <w:rFonts w:eastAsia="黑体"/>
         <w:b/>
         <w:bCs/>
       </w:rPr>
@@ -4852,6 +5151,7 @@
         <w:spacing w:after="0" w:before="0" w:line="240" w:lineRule="auto"/>
       </w:pPr>
       <w:rPr>
+        <w:rFonts w:eastAsia="黑体"/>
         <w:b/>
         <w:bCs/>
       </w:rPr>
@@ -4869,12 +5169,14 @@
     </w:tblStylePr>
     <w:tblStylePr w:type="firstCol">
       <w:rPr>
+        <w:rFonts w:eastAsia="黑体"/>
         <w:b/>
         <w:bCs/>
       </w:rPr>
     </w:tblStylePr>
     <w:tblStylePr w:type="lastCol">
       <w:rPr>
+        <w:rFonts w:eastAsia="黑体"/>
         <w:b/>
         <w:bCs/>
       </w:rPr>
@@ -4913,6 +5215,7 @@
       <w:spacing w:after="0" w:line="240" w:lineRule="auto"/>
     </w:pPr>
     <w:rPr>
+      <w:rFonts w:eastAsia="黑体"/>
       <w:color w:themeColor="accent5" w:themeShade="BF" w:val="31849B"/>
     </w:rPr>
     <w:tblPr>
@@ -4935,6 +5238,7 @@
         <w:spacing w:after="0" w:before="0" w:line="240" w:lineRule="auto"/>
       </w:pPr>
       <w:rPr>
+        <w:rFonts w:eastAsia="黑体"/>
         <w:b/>
         <w:bCs/>
       </w:rPr>
@@ -4955,6 +5259,7 @@
         <w:spacing w:after="0" w:before="0" w:line="240" w:lineRule="auto"/>
       </w:pPr>
       <w:rPr>
+        <w:rFonts w:eastAsia="黑体"/>
         <w:b/>
         <w:bCs/>
       </w:rPr>
@@ -4972,12 +5277,14 @@
     </w:tblStylePr>
     <w:tblStylePr w:type="firstCol">
       <w:rPr>
+        <w:rFonts w:eastAsia="黑体"/>
         <w:b/>
         <w:bCs/>
       </w:rPr>
     </w:tblStylePr>
     <w:tblStylePr w:type="lastCol">
       <w:rPr>
+        <w:rFonts w:eastAsia="黑体"/>
         <w:b/>
         <w:bCs/>
       </w:rPr>
@@ -5016,6 +5323,7 @@
       <w:spacing w:after="0" w:line="240" w:lineRule="auto"/>
     </w:pPr>
     <w:rPr>
+      <w:rFonts w:eastAsia="黑体"/>
       <w:color w:themeColor="accent6" w:themeShade="BF" w:val="E36C0A"/>
     </w:rPr>
     <w:tblPr>
@@ -5038,6 +5346,7 @@
         <w:spacing w:after="0" w:before="0" w:line="240" w:lineRule="auto"/>
       </w:pPr>
       <w:rPr>
+        <w:rFonts w:eastAsia="黑体"/>
         <w:b/>
         <w:bCs/>
       </w:rPr>
@@ -5058,6 +5367,7 @@
         <w:spacing w:after="0" w:before="0" w:line="240" w:lineRule="auto"/>
       </w:pPr>
       <w:rPr>
+        <w:rFonts w:eastAsia="黑体"/>
         <w:b/>
         <w:bCs/>
       </w:rPr>
@@ -5075,12 +5385,14 @@
     </w:tblStylePr>
     <w:tblStylePr w:type="firstCol">
       <w:rPr>
+        <w:rFonts w:eastAsia="黑体"/>
         <w:b/>
         <w:bCs/>
       </w:rPr>
     </w:tblStylePr>
     <w:tblStylePr w:type="lastCol">
       <w:rPr>
+        <w:rFonts w:eastAsia="黑体"/>
         <w:b/>
         <w:bCs/>
       </w:rPr>
@@ -5140,6 +5452,7 @@
         <w:spacing w:after="0" w:before="0" w:line="240" w:lineRule="auto"/>
       </w:pPr>
       <w:rPr>
+        <w:rFonts w:eastAsia="黑体"/>
         <w:b/>
         <w:bCs/>
         <w:color w:themeColor="background1" w:val="FFFFFF"/>
@@ -5154,6 +5467,7 @@
         <w:spacing w:after="0" w:before="0" w:line="240" w:lineRule="auto"/>
       </w:pPr>
       <w:rPr>
+        <w:rFonts w:eastAsia="黑体"/>
         <w:b/>
         <w:bCs/>
       </w:rPr>
@@ -5169,12 +5483,14 @@
     </w:tblStylePr>
     <w:tblStylePr w:type="firstCol">
       <w:rPr>
+        <w:rFonts w:eastAsia="黑体"/>
         <w:b/>
         <w:bCs/>
       </w:rPr>
     </w:tblStylePr>
     <w:tblStylePr w:type="lastCol">
       <w:rPr>
+        <w:rFonts w:eastAsia="黑体"/>
         <w:b/>
         <w:bCs/>
       </w:rPr>
@@ -5232,6 +5548,7 @@
         <w:spacing w:after="0" w:before="0" w:line="240" w:lineRule="auto"/>
       </w:pPr>
       <w:rPr>
+        <w:rFonts w:eastAsia="黑体"/>
         <w:b/>
         <w:bCs/>
         <w:color w:themeColor="background1" w:val="FFFFFF"/>
@@ -5246,6 +5563,7 @@
         <w:spacing w:after="0" w:before="0" w:line="240" w:lineRule="auto"/>
       </w:pPr>
       <w:rPr>
+        <w:rFonts w:eastAsia="黑体"/>
         <w:b/>
         <w:bCs/>
       </w:rPr>
@@ -5261,12 +5579,14 @@
     </w:tblStylePr>
     <w:tblStylePr w:type="firstCol">
       <w:rPr>
+        <w:rFonts w:eastAsia="黑体"/>
         <w:b/>
         <w:bCs/>
       </w:rPr>
     </w:tblStylePr>
     <w:tblStylePr w:type="lastCol">
       <w:rPr>
+        <w:rFonts w:eastAsia="黑体"/>
         <w:b/>
         <w:bCs/>
       </w:rPr>
@@ -5324,6 +5644,7 @@
         <w:spacing w:after="0" w:before="0" w:line="240" w:lineRule="auto"/>
       </w:pPr>
       <w:rPr>
+        <w:rFonts w:eastAsia="黑体"/>
         <w:b/>
         <w:bCs/>
         <w:color w:themeColor="background1" w:val="FFFFFF"/>
@@ -5338,6 +5659,7 @@
         <w:spacing w:after="0" w:before="0" w:line="240" w:lineRule="auto"/>
       </w:pPr>
       <w:rPr>
+        <w:rFonts w:eastAsia="黑体"/>
         <w:b/>
         <w:bCs/>
       </w:rPr>
@@ -5353,12 +5675,14 @@
     </w:tblStylePr>
     <w:tblStylePr w:type="firstCol">
       <w:rPr>
+        <w:rFonts w:eastAsia="黑体"/>
         <w:b/>
         <w:bCs/>
       </w:rPr>
     </w:tblStylePr>
     <w:tblStylePr w:type="lastCol">
       <w:rPr>
+        <w:rFonts w:eastAsia="黑体"/>
         <w:b/>
         <w:bCs/>
       </w:rPr>
@@ -5416,6 +5740,7 @@
         <w:spacing w:after="0" w:before="0" w:line="240" w:lineRule="auto"/>
       </w:pPr>
       <w:rPr>
+        <w:rFonts w:eastAsia="黑体"/>
         <w:b/>
         <w:bCs/>
         <w:color w:themeColor="background1" w:val="FFFFFF"/>
@@ -5430,6 +5755,7 @@
         <w:spacing w:after="0" w:before="0" w:line="240" w:lineRule="auto"/>
       </w:pPr>
       <w:rPr>
+        <w:rFonts w:eastAsia="黑体"/>
         <w:b/>
         <w:bCs/>
       </w:rPr>
@@ -5445,12 +5771,14 @@
     </w:tblStylePr>
     <w:tblStylePr w:type="firstCol">
       <w:rPr>
+        <w:rFonts w:eastAsia="黑体"/>
         <w:b/>
         <w:bCs/>
       </w:rPr>
     </w:tblStylePr>
     <w:tblStylePr w:type="lastCol">
       <w:rPr>
+        <w:rFonts w:eastAsia="黑体"/>
         <w:b/>
         <w:bCs/>
       </w:rPr>
@@ -5508,6 +5836,7 @@
         <w:spacing w:after="0" w:before="0" w:line="240" w:lineRule="auto"/>
       </w:pPr>
       <w:rPr>
+        <w:rFonts w:eastAsia="黑体"/>
         <w:b/>
         <w:bCs/>
         <w:color w:themeColor="background1" w:val="FFFFFF"/>
@@ -5522,6 +5851,7 @@
         <w:spacing w:after="0" w:before="0" w:line="240" w:lineRule="auto"/>
       </w:pPr>
       <w:rPr>
+        <w:rFonts w:eastAsia="黑体"/>
         <w:b/>
         <w:bCs/>
       </w:rPr>
@@ -5537,12 +5867,14 @@
     </w:tblStylePr>
     <w:tblStylePr w:type="firstCol">
       <w:rPr>
+        <w:rFonts w:eastAsia="黑体"/>
         <w:b/>
         <w:bCs/>
       </w:rPr>
     </w:tblStylePr>
     <w:tblStylePr w:type="lastCol">
       <w:rPr>
+        <w:rFonts w:eastAsia="黑体"/>
         <w:b/>
         <w:bCs/>
       </w:rPr>
@@ -5600,6 +5932,7 @@
         <w:spacing w:after="0" w:before="0" w:line="240" w:lineRule="auto"/>
       </w:pPr>
       <w:rPr>
+        <w:rFonts w:eastAsia="黑体"/>
         <w:b/>
         <w:bCs/>
         <w:color w:themeColor="background1" w:val="FFFFFF"/>
@@ -5614,6 +5947,7 @@
         <w:spacing w:after="0" w:before="0" w:line="240" w:lineRule="auto"/>
       </w:pPr>
       <w:rPr>
+        <w:rFonts w:eastAsia="黑体"/>
         <w:b/>
         <w:bCs/>
       </w:rPr>
@@ -5629,12 +5963,14 @@
     </w:tblStylePr>
     <w:tblStylePr w:type="firstCol">
       <w:rPr>
+        <w:rFonts w:eastAsia="黑体"/>
         <w:b/>
         <w:bCs/>
       </w:rPr>
     </w:tblStylePr>
     <w:tblStylePr w:type="lastCol">
       <w:rPr>
+        <w:rFonts w:eastAsia="黑体"/>
         <w:b/>
         <w:bCs/>
       </w:rPr>
@@ -5692,6 +6028,7 @@
         <w:spacing w:after="0" w:before="0" w:line="240" w:lineRule="auto"/>
       </w:pPr>
       <w:rPr>
+        <w:rFonts w:eastAsia="黑体"/>
         <w:b/>
         <w:bCs/>
         <w:color w:themeColor="background1" w:val="FFFFFF"/>
@@ -5706,6 +6043,7 @@
         <w:spacing w:after="0" w:before="0" w:line="240" w:lineRule="auto"/>
       </w:pPr>
       <w:rPr>
+        <w:rFonts w:eastAsia="黑体"/>
         <w:b/>
         <w:bCs/>
       </w:rPr>
@@ -5721,12 +6059,14 @@
     </w:tblStylePr>
     <w:tblStylePr w:type="firstCol">
       <w:rPr>
+        <w:rFonts w:eastAsia="黑体"/>
         <w:b/>
         <w:bCs/>
       </w:rPr>
     </w:tblStylePr>
     <w:tblStylePr w:type="lastCol">
       <w:rPr>
+        <w:rFonts w:eastAsia="黑体"/>
         <w:b/>
         <w:bCs/>
       </w:rPr>
@@ -5786,7 +6126,7 @@
         <w:spacing w:after="0" w:before="0" w:line="240" w:lineRule="auto"/>
       </w:pPr>
       <w:rPr>
-        <w:rFonts w:asciiTheme="majorHAnsi" w:cstheme="majorBidi" w:eastAsiaTheme="majorEastAsia" w:hAnsiTheme="majorHAnsi"/>
+        <w:rFonts w:asciiTheme="majorHAnsi" w:cstheme="majorBidi" w:hAnsiTheme="majorHAnsi" w:eastAsia="黑体"/>
         <w:b/>
         <w:bCs/>
       </w:rPr>
@@ -5807,7 +6147,7 @@
         <w:spacing w:after="0" w:before="0" w:line="240" w:lineRule="auto"/>
       </w:pPr>
       <w:rPr>
-        <w:rFonts w:asciiTheme="majorHAnsi" w:cstheme="majorBidi" w:eastAsiaTheme="majorEastAsia" w:hAnsiTheme="majorHAnsi"/>
+        <w:rFonts w:asciiTheme="majorHAnsi" w:cstheme="majorBidi" w:hAnsiTheme="majorHAnsi" w:eastAsia="黑体"/>
         <w:b/>
         <w:bCs/>
       </w:rPr>
@@ -5825,14 +6165,14 @@
     </w:tblStylePr>
     <w:tblStylePr w:type="firstCol">
       <w:rPr>
-        <w:rFonts w:asciiTheme="majorHAnsi" w:cstheme="majorBidi" w:eastAsiaTheme="majorEastAsia" w:hAnsiTheme="majorHAnsi"/>
+        <w:rFonts w:asciiTheme="majorHAnsi" w:cstheme="majorBidi" w:hAnsiTheme="majorHAnsi" w:eastAsia="黑体"/>
         <w:b/>
         <w:bCs/>
       </w:rPr>
     </w:tblStylePr>
     <w:tblStylePr w:type="lastCol">
       <w:rPr>
-        <w:rFonts w:asciiTheme="majorHAnsi" w:cstheme="majorBidi" w:eastAsiaTheme="majorEastAsia" w:hAnsiTheme="majorHAnsi"/>
+        <w:rFonts w:asciiTheme="majorHAnsi" w:cstheme="majorBidi" w:hAnsiTheme="majorHAnsi" w:eastAsia="黑体"/>
         <w:b/>
         <w:bCs/>
       </w:rPr>
@@ -5916,7 +6256,7 @@
         <w:spacing w:after="0" w:before="0" w:line="240" w:lineRule="auto"/>
       </w:pPr>
       <w:rPr>
-        <w:rFonts w:asciiTheme="majorHAnsi" w:cstheme="majorBidi" w:eastAsiaTheme="majorEastAsia" w:hAnsiTheme="majorHAnsi"/>
+        <w:rFonts w:asciiTheme="majorHAnsi" w:cstheme="majorBidi" w:hAnsiTheme="majorHAnsi" w:eastAsia="黑体"/>
         <w:b/>
         <w:bCs/>
       </w:rPr>
@@ -5937,7 +6277,7 @@
         <w:spacing w:after="0" w:before="0" w:line="240" w:lineRule="auto"/>
       </w:pPr>
       <w:rPr>
-        <w:rFonts w:asciiTheme="majorHAnsi" w:cstheme="majorBidi" w:eastAsiaTheme="majorEastAsia" w:hAnsiTheme="majorHAnsi"/>
+        <w:rFonts w:asciiTheme="majorHAnsi" w:cstheme="majorBidi" w:hAnsiTheme="majorHAnsi" w:eastAsia="黑体"/>
         <w:b/>
         <w:bCs/>
       </w:rPr>
@@ -5955,14 +6295,14 @@
     </w:tblStylePr>
     <w:tblStylePr w:type="firstCol">
       <w:rPr>
-        <w:rFonts w:asciiTheme="majorHAnsi" w:cstheme="majorBidi" w:eastAsiaTheme="majorEastAsia" w:hAnsiTheme="majorHAnsi"/>
+        <w:rFonts w:asciiTheme="majorHAnsi" w:cstheme="majorBidi" w:hAnsiTheme="majorHAnsi" w:eastAsia="黑体"/>
         <w:b/>
         <w:bCs/>
       </w:rPr>
     </w:tblStylePr>
     <w:tblStylePr w:type="lastCol">
       <w:rPr>
-        <w:rFonts w:asciiTheme="majorHAnsi" w:cstheme="majorBidi" w:eastAsiaTheme="majorEastAsia" w:hAnsiTheme="majorHAnsi"/>
+        <w:rFonts w:asciiTheme="majorHAnsi" w:cstheme="majorBidi" w:hAnsiTheme="majorHAnsi" w:eastAsia="黑体"/>
         <w:b/>
         <w:bCs/>
       </w:rPr>
@@ -6046,7 +6386,7 @@
         <w:spacing w:after="0" w:before="0" w:line="240" w:lineRule="auto"/>
       </w:pPr>
       <w:rPr>
-        <w:rFonts w:asciiTheme="majorHAnsi" w:cstheme="majorBidi" w:eastAsiaTheme="majorEastAsia" w:hAnsiTheme="majorHAnsi"/>
+        <w:rFonts w:asciiTheme="majorHAnsi" w:cstheme="majorBidi" w:hAnsiTheme="majorHAnsi" w:eastAsia="黑体"/>
         <w:b/>
         <w:bCs/>
       </w:rPr>
@@ -6067,7 +6407,7 @@
         <w:spacing w:after="0" w:before="0" w:line="240" w:lineRule="auto"/>
       </w:pPr>
       <w:rPr>
-        <w:rFonts w:asciiTheme="majorHAnsi" w:cstheme="majorBidi" w:eastAsiaTheme="majorEastAsia" w:hAnsiTheme="majorHAnsi"/>
+        <w:rFonts w:asciiTheme="majorHAnsi" w:cstheme="majorBidi" w:hAnsiTheme="majorHAnsi" w:eastAsia="黑体"/>
         <w:b/>
         <w:bCs/>
       </w:rPr>
@@ -6085,14 +6425,14 @@
     </w:tblStylePr>
     <w:tblStylePr w:type="firstCol">
       <w:rPr>
-        <w:rFonts w:asciiTheme="majorHAnsi" w:cstheme="majorBidi" w:eastAsiaTheme="majorEastAsia" w:hAnsiTheme="majorHAnsi"/>
+        <w:rFonts w:asciiTheme="majorHAnsi" w:cstheme="majorBidi" w:hAnsiTheme="majorHAnsi" w:eastAsia="黑体"/>
         <w:b/>
         <w:bCs/>
       </w:rPr>
     </w:tblStylePr>
     <w:tblStylePr w:type="lastCol">
       <w:rPr>
-        <w:rFonts w:asciiTheme="majorHAnsi" w:cstheme="majorBidi" w:eastAsiaTheme="majorEastAsia" w:hAnsiTheme="majorHAnsi"/>
+        <w:rFonts w:asciiTheme="majorHAnsi" w:cstheme="majorBidi" w:hAnsiTheme="majorHAnsi" w:eastAsia="黑体"/>
         <w:b/>
         <w:bCs/>
       </w:rPr>
@@ -6176,7 +6516,7 @@
         <w:spacing w:after="0" w:before="0" w:line="240" w:lineRule="auto"/>
       </w:pPr>
       <w:rPr>
-        <w:rFonts w:asciiTheme="majorHAnsi" w:cstheme="majorBidi" w:eastAsiaTheme="majorEastAsia" w:hAnsiTheme="majorHAnsi"/>
+        <w:rFonts w:asciiTheme="majorHAnsi" w:cstheme="majorBidi" w:hAnsiTheme="majorHAnsi" w:eastAsia="黑体"/>
         <w:b/>
         <w:bCs/>
       </w:rPr>
@@ -6197,7 +6537,7 @@
         <w:spacing w:after="0" w:before="0" w:line="240" w:lineRule="auto"/>
       </w:pPr>
       <w:rPr>
-        <w:rFonts w:asciiTheme="majorHAnsi" w:cstheme="majorBidi" w:eastAsiaTheme="majorEastAsia" w:hAnsiTheme="majorHAnsi"/>
+        <w:rFonts w:asciiTheme="majorHAnsi" w:cstheme="majorBidi" w:hAnsiTheme="majorHAnsi" w:eastAsia="黑体"/>
         <w:b/>
         <w:bCs/>
       </w:rPr>
@@ -6215,14 +6555,14 @@
     </w:tblStylePr>
     <w:tblStylePr w:type="firstCol">
       <w:rPr>
-        <w:rFonts w:asciiTheme="majorHAnsi" w:cstheme="majorBidi" w:eastAsiaTheme="majorEastAsia" w:hAnsiTheme="majorHAnsi"/>
+        <w:rFonts w:asciiTheme="majorHAnsi" w:cstheme="majorBidi" w:hAnsiTheme="majorHAnsi" w:eastAsia="黑体"/>
         <w:b/>
         <w:bCs/>
       </w:rPr>
     </w:tblStylePr>
     <w:tblStylePr w:type="lastCol">
       <w:rPr>
-        <w:rFonts w:asciiTheme="majorHAnsi" w:cstheme="majorBidi" w:eastAsiaTheme="majorEastAsia" w:hAnsiTheme="majorHAnsi"/>
+        <w:rFonts w:asciiTheme="majorHAnsi" w:cstheme="majorBidi" w:hAnsiTheme="majorHAnsi" w:eastAsia="黑体"/>
         <w:b/>
         <w:bCs/>
       </w:rPr>
@@ -6306,7 +6646,7 @@
         <w:spacing w:after="0" w:before="0" w:line="240" w:lineRule="auto"/>
       </w:pPr>
       <w:rPr>
-        <w:rFonts w:asciiTheme="majorHAnsi" w:cstheme="majorBidi" w:eastAsiaTheme="majorEastAsia" w:hAnsiTheme="majorHAnsi"/>
+        <w:rFonts w:asciiTheme="majorHAnsi" w:cstheme="majorBidi" w:hAnsiTheme="majorHAnsi" w:eastAsia="黑体"/>
         <w:b/>
         <w:bCs/>
       </w:rPr>
@@ -6327,7 +6667,7 @@
         <w:spacing w:after="0" w:before="0" w:line="240" w:lineRule="auto"/>
       </w:pPr>
       <w:rPr>
-        <w:rFonts w:asciiTheme="majorHAnsi" w:cstheme="majorBidi" w:eastAsiaTheme="majorEastAsia" w:hAnsiTheme="majorHAnsi"/>
+        <w:rFonts w:asciiTheme="majorHAnsi" w:cstheme="majorBidi" w:hAnsiTheme="majorHAnsi" w:eastAsia="黑体"/>
         <w:b/>
         <w:bCs/>
       </w:rPr>
@@ -6345,14 +6685,14 @@
     </w:tblStylePr>
     <w:tblStylePr w:type="firstCol">
       <w:rPr>
-        <w:rFonts w:asciiTheme="majorHAnsi" w:cstheme="majorBidi" w:eastAsiaTheme="majorEastAsia" w:hAnsiTheme="majorHAnsi"/>
+        <w:rFonts w:asciiTheme="majorHAnsi" w:cstheme="majorBidi" w:hAnsiTheme="majorHAnsi" w:eastAsia="黑体"/>
         <w:b/>
         <w:bCs/>
       </w:rPr>
     </w:tblStylePr>
     <w:tblStylePr w:type="lastCol">
       <w:rPr>
-        <w:rFonts w:asciiTheme="majorHAnsi" w:cstheme="majorBidi" w:eastAsiaTheme="majorEastAsia" w:hAnsiTheme="majorHAnsi"/>
+        <w:rFonts w:asciiTheme="majorHAnsi" w:cstheme="majorBidi" w:hAnsiTheme="majorHAnsi" w:eastAsia="黑体"/>
         <w:b/>
         <w:bCs/>
       </w:rPr>
@@ -6436,7 +6776,7 @@
         <w:spacing w:after="0" w:before="0" w:line="240" w:lineRule="auto"/>
       </w:pPr>
       <w:rPr>
-        <w:rFonts w:asciiTheme="majorHAnsi" w:cstheme="majorBidi" w:eastAsiaTheme="majorEastAsia" w:hAnsiTheme="majorHAnsi"/>
+        <w:rFonts w:asciiTheme="majorHAnsi" w:cstheme="majorBidi" w:hAnsiTheme="majorHAnsi" w:eastAsia="黑体"/>
         <w:b/>
         <w:bCs/>
       </w:rPr>
@@ -6457,7 +6797,7 @@
         <w:spacing w:after="0" w:before="0" w:line="240" w:lineRule="auto"/>
       </w:pPr>
       <w:rPr>
-        <w:rFonts w:asciiTheme="majorHAnsi" w:cstheme="majorBidi" w:eastAsiaTheme="majorEastAsia" w:hAnsiTheme="majorHAnsi"/>
+        <w:rFonts w:asciiTheme="majorHAnsi" w:cstheme="majorBidi" w:hAnsiTheme="majorHAnsi" w:eastAsia="黑体"/>
         <w:b/>
         <w:bCs/>
       </w:rPr>
@@ -6475,14 +6815,14 @@
     </w:tblStylePr>
     <w:tblStylePr w:type="firstCol">
       <w:rPr>
-        <w:rFonts w:asciiTheme="majorHAnsi" w:cstheme="majorBidi" w:eastAsiaTheme="majorEastAsia" w:hAnsiTheme="majorHAnsi"/>
+        <w:rFonts w:asciiTheme="majorHAnsi" w:cstheme="majorBidi" w:hAnsiTheme="majorHAnsi" w:eastAsia="黑体"/>
         <w:b/>
         <w:bCs/>
       </w:rPr>
     </w:tblStylePr>
     <w:tblStylePr w:type="lastCol">
       <w:rPr>
-        <w:rFonts w:asciiTheme="majorHAnsi" w:cstheme="majorBidi" w:eastAsiaTheme="majorEastAsia" w:hAnsiTheme="majorHAnsi"/>
+        <w:rFonts w:asciiTheme="majorHAnsi" w:cstheme="majorBidi" w:hAnsiTheme="majorHAnsi" w:eastAsia="黑体"/>
         <w:b/>
         <w:bCs/>
       </w:rPr>
@@ -6566,7 +6906,7 @@
         <w:spacing w:after="0" w:before="0" w:line="240" w:lineRule="auto"/>
       </w:pPr>
       <w:rPr>
-        <w:rFonts w:asciiTheme="majorHAnsi" w:cstheme="majorBidi" w:eastAsiaTheme="majorEastAsia" w:hAnsiTheme="majorHAnsi"/>
+        <w:rFonts w:asciiTheme="majorHAnsi" w:cstheme="majorBidi" w:hAnsiTheme="majorHAnsi" w:eastAsia="黑体"/>
         <w:b/>
         <w:bCs/>
       </w:rPr>
@@ -6587,7 +6927,7 @@
         <w:spacing w:after="0" w:before="0" w:line="240" w:lineRule="auto"/>
       </w:pPr>
       <w:rPr>
-        <w:rFonts w:asciiTheme="majorHAnsi" w:cstheme="majorBidi" w:eastAsiaTheme="majorEastAsia" w:hAnsiTheme="majorHAnsi"/>
+        <w:rFonts w:asciiTheme="majorHAnsi" w:cstheme="majorBidi" w:hAnsiTheme="majorHAnsi" w:eastAsia="黑体"/>
         <w:b/>
         <w:bCs/>
       </w:rPr>
@@ -6605,14 +6945,14 @@
     </w:tblStylePr>
     <w:tblStylePr w:type="firstCol">
       <w:rPr>
-        <w:rFonts w:asciiTheme="majorHAnsi" w:cstheme="majorBidi" w:eastAsiaTheme="majorEastAsia" w:hAnsiTheme="majorHAnsi"/>
+        <w:rFonts w:asciiTheme="majorHAnsi" w:cstheme="majorBidi" w:hAnsiTheme="majorHAnsi" w:eastAsia="黑体"/>
         <w:b/>
         <w:bCs/>
       </w:rPr>
     </w:tblStylePr>
     <w:tblStylePr w:type="lastCol">
       <w:rPr>
-        <w:rFonts w:asciiTheme="majorHAnsi" w:cstheme="majorBidi" w:eastAsiaTheme="majorEastAsia" w:hAnsiTheme="majorHAnsi"/>
+        <w:rFonts w:asciiTheme="majorHAnsi" w:cstheme="majorBidi" w:hAnsiTheme="majorHAnsi" w:eastAsia="黑体"/>
         <w:b/>
         <w:bCs/>
       </w:rPr>
@@ -6695,6 +7035,7 @@
         <w:spacing w:after="0" w:before="0" w:line="240" w:lineRule="auto"/>
       </w:pPr>
       <w:rPr>
+        <w:rFonts w:eastAsia="黑体"/>
         <w:b/>
         <w:bCs/>
         <w:color w:themeColor="background1" w:val="FFFFFF"/>
@@ -6717,6 +7058,7 @@
         <w:spacing w:after="0" w:before="0" w:line="240" w:lineRule="auto"/>
       </w:pPr>
       <w:rPr>
+        <w:rFonts w:eastAsia="黑体"/>
         <w:b/>
         <w:bCs/>
       </w:rPr>
@@ -6734,12 +7076,14 @@
     </w:tblStylePr>
     <w:tblStylePr w:type="firstCol">
       <w:rPr>
+        <w:rFonts w:eastAsia="黑体"/>
         <w:b/>
         <w:bCs/>
       </w:rPr>
     </w:tblStylePr>
     <w:tblStylePr w:type="lastCol">
       <w:rPr>
+        <w:rFonts w:eastAsia="黑体"/>
         <w:b/>
         <w:bCs/>
       </w:rPr>
@@ -6801,6 +7145,7 @@
         <w:spacing w:after="0" w:before="0" w:line="240" w:lineRule="auto"/>
       </w:pPr>
       <w:rPr>
+        <w:rFonts w:eastAsia="黑体"/>
         <w:b/>
         <w:bCs/>
         <w:color w:themeColor="background1" w:val="FFFFFF"/>
@@ -6823,6 +7168,7 @@
         <w:spacing w:after="0" w:before="0" w:line="240" w:lineRule="auto"/>
       </w:pPr>
       <w:rPr>
+        <w:rFonts w:eastAsia="黑体"/>
         <w:b/>
         <w:bCs/>
       </w:rPr>
@@ -6840,12 +7186,14 @@
     </w:tblStylePr>
     <w:tblStylePr w:type="firstCol">
       <w:rPr>
+        <w:rFonts w:eastAsia="黑体"/>
         <w:b/>
         <w:bCs/>
       </w:rPr>
     </w:tblStylePr>
     <w:tblStylePr w:type="lastCol">
       <w:rPr>
+        <w:rFonts w:eastAsia="黑体"/>
         <w:b/>
         <w:bCs/>
       </w:rPr>
@@ -6907,6 +7255,7 @@
         <w:spacing w:after="0" w:before="0" w:line="240" w:lineRule="auto"/>
       </w:pPr>
       <w:rPr>
+        <w:rFonts w:eastAsia="黑体"/>
         <w:b/>
         <w:bCs/>
         <w:color w:themeColor="background1" w:val="FFFFFF"/>
@@ -6929,6 +7278,7 @@
         <w:spacing w:after="0" w:before="0" w:line="240" w:lineRule="auto"/>
       </w:pPr>
       <w:rPr>
+        <w:rFonts w:eastAsia="黑体"/>
         <w:b/>
         <w:bCs/>
       </w:rPr>
@@ -6946,12 +7296,14 @@
     </w:tblStylePr>
     <w:tblStylePr w:type="firstCol">
       <w:rPr>
+        <w:rFonts w:eastAsia="黑体"/>
         <w:b/>
         <w:bCs/>
       </w:rPr>
     </w:tblStylePr>
     <w:tblStylePr w:type="lastCol">
       <w:rPr>
+        <w:rFonts w:eastAsia="黑体"/>
         <w:b/>
         <w:bCs/>
       </w:rPr>
@@ -7013,6 +7365,7 @@
         <w:spacing w:after="0" w:before="0" w:line="240" w:lineRule="auto"/>
       </w:pPr>
       <w:rPr>
+        <w:rFonts w:eastAsia="黑体"/>
         <w:b/>
         <w:bCs/>
         <w:color w:themeColor="background1" w:val="FFFFFF"/>
@@ -7035,6 +7388,7 @@
         <w:spacing w:after="0" w:before="0" w:line="240" w:lineRule="auto"/>
       </w:pPr>
       <w:rPr>
+        <w:rFonts w:eastAsia="黑体"/>
         <w:b/>
         <w:bCs/>
       </w:rPr>
@@ -7052,12 +7406,14 @@
     </w:tblStylePr>
     <w:tblStylePr w:type="firstCol">
       <w:rPr>
+        <w:rFonts w:eastAsia="黑体"/>
         <w:b/>
         <w:bCs/>
       </w:rPr>
     </w:tblStylePr>
     <w:tblStylePr w:type="lastCol">
       <w:rPr>
+        <w:rFonts w:eastAsia="黑体"/>
         <w:b/>
         <w:bCs/>
       </w:rPr>
@@ -7119,6 +7475,7 @@
         <w:spacing w:after="0" w:before="0" w:line="240" w:lineRule="auto"/>
       </w:pPr>
       <w:rPr>
+        <w:rFonts w:eastAsia="黑体"/>
         <w:b/>
         <w:bCs/>
         <w:color w:themeColor="background1" w:val="FFFFFF"/>
@@ -7141,6 +7498,7 @@
         <w:spacing w:after="0" w:before="0" w:line="240" w:lineRule="auto"/>
       </w:pPr>
       <w:rPr>
+        <w:rFonts w:eastAsia="黑体"/>
         <w:b/>
         <w:bCs/>
       </w:rPr>
@@ -7158,12 +7516,14 @@
     </w:tblStylePr>
     <w:tblStylePr w:type="firstCol">
       <w:rPr>
+        <w:rFonts w:eastAsia="黑体"/>
         <w:b/>
         <w:bCs/>
       </w:rPr>
     </w:tblStylePr>
     <w:tblStylePr w:type="lastCol">
       <w:rPr>
+        <w:rFonts w:eastAsia="黑体"/>
         <w:b/>
         <w:bCs/>
       </w:rPr>
@@ -7225,6 +7585,7 @@
         <w:spacing w:after="0" w:before="0" w:line="240" w:lineRule="auto"/>
       </w:pPr>
       <w:rPr>
+        <w:rFonts w:eastAsia="黑体"/>
         <w:b/>
         <w:bCs/>
         <w:color w:themeColor="background1" w:val="FFFFFF"/>
@@ -7247,6 +7608,7 @@
         <w:spacing w:after="0" w:before="0" w:line="240" w:lineRule="auto"/>
       </w:pPr>
       <w:rPr>
+        <w:rFonts w:eastAsia="黑体"/>
         <w:b/>
         <w:bCs/>
       </w:rPr>
@@ -7264,12 +7626,14 @@
     </w:tblStylePr>
     <w:tblStylePr w:type="firstCol">
       <w:rPr>
+        <w:rFonts w:eastAsia="黑体"/>
         <w:b/>
         <w:bCs/>
       </w:rPr>
     </w:tblStylePr>
     <w:tblStylePr w:type="lastCol">
       <w:rPr>
+        <w:rFonts w:eastAsia="黑体"/>
         <w:b/>
         <w:bCs/>
       </w:rPr>
@@ -7331,6 +7695,7 @@
         <w:spacing w:after="0" w:before="0" w:line="240" w:lineRule="auto"/>
       </w:pPr>
       <w:rPr>
+        <w:rFonts w:eastAsia="黑体"/>
         <w:b/>
         <w:bCs/>
         <w:color w:themeColor="background1" w:val="FFFFFF"/>
@@ -7353,6 +7718,7 @@
         <w:spacing w:after="0" w:before="0" w:line="240" w:lineRule="auto"/>
       </w:pPr>
       <w:rPr>
+        <w:rFonts w:eastAsia="黑体"/>
         <w:b/>
         <w:bCs/>
       </w:rPr>
@@ -7370,12 +7736,14 @@
     </w:tblStylePr>
     <w:tblStylePr w:type="firstCol">
       <w:rPr>
+        <w:rFonts w:eastAsia="黑体"/>
         <w:b/>
         <w:bCs/>
       </w:rPr>
     </w:tblStylePr>
     <w:tblStylePr w:type="lastCol">
       <w:rPr>
+        <w:rFonts w:eastAsia="黑体"/>
         <w:b/>
         <w:bCs/>
       </w:rPr>
@@ -7434,6 +7802,7 @@
         <w:spacing w:after="0" w:before="0" w:line="240" w:lineRule="auto"/>
       </w:pPr>
       <w:rPr>
+        <w:rFonts w:eastAsia="黑体"/>
         <w:b/>
         <w:bCs/>
         <w:color w:themeColor="background1" w:val="FFFFFF"/>
@@ -7456,6 +7825,7 @@
         <w:spacing w:after="0" w:before="0" w:line="240" w:lineRule="auto"/>
       </w:pPr>
       <w:rPr>
+        <w:rFonts w:eastAsia="黑体"/>
         <w:color w:val="auto"/>
       </w:rPr>
       <w:tblPr/>
@@ -7473,6 +7843,7 @@
     </w:tblStylePr>
     <w:tblStylePr w:type="firstCol">
       <w:rPr>
+        <w:rFonts w:eastAsia="黑体"/>
         <w:b/>
         <w:bCs/>
         <w:color w:themeColor="background1" w:val="FFFFFF"/>
@@ -7492,6 +7863,7 @@
     </w:tblStylePr>
     <w:tblStylePr w:type="lastCol">
       <w:rPr>
+        <w:rFonts w:eastAsia="黑体"/>
         <w:b/>
         <w:bCs/>
         <w:color w:themeColor="background1" w:val="FFFFFF"/>
@@ -7540,6 +7912,7 @@
     </w:tblStylePr>
     <w:tblStylePr w:type="nwCell">
       <w:rPr>
+        <w:rFonts w:eastAsia="黑体"/>
         <w:color w:themeColor="background1" w:val="FFFFFF"/>
       </w:rPr>
       <w:tblPr/>
@@ -7583,6 +7956,7 @@
         <w:spacing w:after="0" w:before="0" w:line="240" w:lineRule="auto"/>
       </w:pPr>
       <w:rPr>
+        <w:rFonts w:eastAsia="黑体"/>
         <w:b/>
         <w:bCs/>
         <w:color w:themeColor="background1" w:val="FFFFFF"/>
@@ -7605,6 +7979,7 @@
         <w:spacing w:after="0" w:before="0" w:line="240" w:lineRule="auto"/>
       </w:pPr>
       <w:rPr>
+        <w:rFonts w:eastAsia="黑体"/>
         <w:color w:val="auto"/>
       </w:rPr>
       <w:tblPr/>
@@ -7622,6 +7997,7 @@
     </w:tblStylePr>
     <w:tblStylePr w:type="firstCol">
       <w:rPr>
+        <w:rFonts w:eastAsia="黑体"/>
         <w:b/>
         <w:bCs/>
         <w:color w:themeColor="background1" w:val="FFFFFF"/>
@@ -7641,6 +8017,7 @@
     </w:tblStylePr>
     <w:tblStylePr w:type="lastCol">
       <w:rPr>
+        <w:rFonts w:eastAsia="黑体"/>
         <w:b/>
         <w:bCs/>
         <w:color w:themeColor="background1" w:val="FFFFFF"/>
@@ -7689,6 +8066,7 @@
     </w:tblStylePr>
     <w:tblStylePr w:type="nwCell">
       <w:rPr>
+        <w:rFonts w:eastAsia="黑体"/>
         <w:color w:themeColor="background1" w:val="FFFFFF"/>
       </w:rPr>
       <w:tblPr/>
@@ -7732,6 +8110,7 @@
         <w:spacing w:after="0" w:before="0" w:line="240" w:lineRule="auto"/>
       </w:pPr>
       <w:rPr>
+        <w:rFonts w:eastAsia="黑体"/>
         <w:b/>
         <w:bCs/>
         <w:color w:themeColor="background1" w:val="FFFFFF"/>
@@ -7754,6 +8133,7 @@
         <w:spacing w:after="0" w:before="0" w:line="240" w:lineRule="auto"/>
       </w:pPr>
       <w:rPr>
+        <w:rFonts w:eastAsia="黑体"/>
         <w:color w:val="auto"/>
       </w:rPr>
       <w:tblPr/>
@@ -7771,6 +8151,7 @@
     </w:tblStylePr>
     <w:tblStylePr w:type="firstCol">
       <w:rPr>
+        <w:rFonts w:eastAsia="黑体"/>
         <w:b/>
         <w:bCs/>
         <w:color w:themeColor="background1" w:val="FFFFFF"/>
@@ -7790,6 +8171,7 @@
     </w:tblStylePr>
     <w:tblStylePr w:type="lastCol">
       <w:rPr>
+        <w:rFonts w:eastAsia="黑体"/>
         <w:b/>
         <w:bCs/>
         <w:color w:themeColor="background1" w:val="FFFFFF"/>
@@ -7838,6 +8220,7 @@
     </w:tblStylePr>
     <w:tblStylePr w:type="nwCell">
       <w:rPr>
+        <w:rFonts w:eastAsia="黑体"/>
         <w:color w:themeColor="background1" w:val="FFFFFF"/>
       </w:rPr>
       <w:tblPr/>
@@ -7881,6 +8264,7 @@
         <w:spacing w:after="0" w:before="0" w:line="240" w:lineRule="auto"/>
       </w:pPr>
       <w:rPr>
+        <w:rFonts w:eastAsia="黑体"/>
         <w:b/>
         <w:bCs/>
         <w:color w:themeColor="background1" w:val="FFFFFF"/>
@@ -7903,6 +8287,7 @@
         <w:spacing w:after="0" w:before="0" w:line="240" w:lineRule="auto"/>
       </w:pPr>
       <w:rPr>
+        <w:rFonts w:eastAsia="黑体"/>
         <w:color w:val="auto"/>
       </w:rPr>
       <w:tblPr/>
@@ -7920,6 +8305,7 @@
     </w:tblStylePr>
     <w:tblStylePr w:type="firstCol">
       <w:rPr>
+        <w:rFonts w:eastAsia="黑体"/>
         <w:b/>
         <w:bCs/>
         <w:color w:themeColor="background1" w:val="FFFFFF"/>
@@ -7939,6 +8325,7 @@
     </w:tblStylePr>
     <w:tblStylePr w:type="lastCol">
       <w:rPr>
+        <w:rFonts w:eastAsia="黑体"/>
         <w:b/>
         <w:bCs/>
         <w:color w:themeColor="background1" w:val="FFFFFF"/>
@@ -7987,6 +8374,7 @@
     </w:tblStylePr>
     <w:tblStylePr w:type="nwCell">
       <w:rPr>
+        <w:rFonts w:eastAsia="黑体"/>
         <w:color w:themeColor="background1" w:val="FFFFFF"/>
       </w:rPr>
       <w:tblPr/>
@@ -8030,6 +8418,7 @@
         <w:spacing w:after="0" w:before="0" w:line="240" w:lineRule="auto"/>
       </w:pPr>
       <w:rPr>
+        <w:rFonts w:eastAsia="黑体"/>
         <w:b/>
         <w:bCs/>
         <w:color w:themeColor="background1" w:val="FFFFFF"/>
@@ -8052,6 +8441,7 @@
         <w:spacing w:after="0" w:before="0" w:line="240" w:lineRule="auto"/>
       </w:pPr>
       <w:rPr>
+        <w:rFonts w:eastAsia="黑体"/>
         <w:color w:val="auto"/>
       </w:rPr>
       <w:tblPr/>
@@ -8069,6 +8459,7 @@
     </w:tblStylePr>
     <w:tblStylePr w:type="firstCol">
       <w:rPr>
+        <w:rFonts w:eastAsia="黑体"/>
         <w:b/>
         <w:bCs/>
         <w:color w:themeColor="background1" w:val="FFFFFF"/>
@@ -8088,6 +8479,7 @@
     </w:tblStylePr>
     <w:tblStylePr w:type="lastCol">
       <w:rPr>
+        <w:rFonts w:eastAsia="黑体"/>
         <w:b/>
         <w:bCs/>
         <w:color w:themeColor="background1" w:val="FFFFFF"/>
@@ -8136,6 +8528,7 @@
     </w:tblStylePr>
     <w:tblStylePr w:type="nwCell">
       <w:rPr>
+        <w:rFonts w:eastAsia="黑体"/>
         <w:color w:themeColor="background1" w:val="FFFFFF"/>
       </w:rPr>
       <w:tblPr/>
@@ -8179,6 +8572,7 @@
         <w:spacing w:after="0" w:before="0" w:line="240" w:lineRule="auto"/>
       </w:pPr>
       <w:rPr>
+        <w:rFonts w:eastAsia="黑体"/>
         <w:b/>
         <w:bCs/>
         <w:color w:themeColor="background1" w:val="FFFFFF"/>
@@ -8201,6 +8595,7 @@
         <w:spacing w:after="0" w:before="0" w:line="240" w:lineRule="auto"/>
       </w:pPr>
       <w:rPr>
+        <w:rFonts w:eastAsia="黑体"/>
         <w:color w:val="auto"/>
       </w:rPr>
       <w:tblPr/>
@@ -8218,6 +8613,7 @@
     </w:tblStylePr>
     <w:tblStylePr w:type="firstCol">
       <w:rPr>
+        <w:rFonts w:eastAsia="黑体"/>
         <w:b/>
         <w:bCs/>
         <w:color w:themeColor="background1" w:val="FFFFFF"/>
@@ -8237,6 +8633,7 @@
     </w:tblStylePr>
     <w:tblStylePr w:type="lastCol">
       <w:rPr>
+        <w:rFonts w:eastAsia="黑体"/>
         <w:b/>
         <w:bCs/>
         <w:color w:themeColor="background1" w:val="FFFFFF"/>
@@ -8285,6 +8682,7 @@
     </w:tblStylePr>
     <w:tblStylePr w:type="nwCell">
       <w:rPr>
+        <w:rFonts w:eastAsia="黑体"/>
         <w:color w:themeColor="background1" w:val="FFFFFF"/>
       </w:rPr>
       <w:tblPr/>
@@ -8328,6 +8726,7 @@
         <w:spacing w:after="0" w:before="0" w:line="240" w:lineRule="auto"/>
       </w:pPr>
       <w:rPr>
+        <w:rFonts w:eastAsia="黑体"/>
         <w:b/>
         <w:bCs/>
         <w:color w:themeColor="background1" w:val="FFFFFF"/>
@@ -8350,6 +8749,7 @@
         <w:spacing w:after="0" w:before="0" w:line="240" w:lineRule="auto"/>
       </w:pPr>
       <w:rPr>
+        <w:rFonts w:eastAsia="黑体"/>
         <w:color w:val="auto"/>
       </w:rPr>
       <w:tblPr/>
@@ -8367,6 +8767,7 @@
     </w:tblStylePr>
     <w:tblStylePr w:type="firstCol">
       <w:rPr>
+        <w:rFonts w:eastAsia="黑体"/>
         <w:b/>
         <w:bCs/>
         <w:color w:themeColor="background1" w:val="FFFFFF"/>
@@ -8386,6 +8787,7 @@
     </w:tblStylePr>
     <w:tblStylePr w:type="lastCol">
       <w:rPr>
+        <w:rFonts w:eastAsia="黑体"/>
         <w:b/>
         <w:bCs/>
         <w:color w:themeColor="background1" w:val="FFFFFF"/>
@@ -8434,6 +8836,7 @@
     </w:tblStylePr>
     <w:tblStylePr w:type="nwCell">
       <w:rPr>
+        <w:rFonts w:eastAsia="黑体"/>
         <w:color w:themeColor="background1" w:val="FFFFFF"/>
       </w:rPr>
       <w:tblPr/>
@@ -8458,6 +8861,7 @@
       <w:spacing w:after="0" w:line="240" w:lineRule="auto"/>
     </w:pPr>
     <w:rPr>
+      <w:rFonts w:eastAsia="黑体"/>
       <w:color w:themeColor="text1" w:val="000000"/>
     </w:rPr>
     <w:tblPr>
@@ -8477,7 +8881,7 @@
     </w:tblPr>
     <w:tblStylePr w:type="firstRow">
       <w:rPr>
-        <w:rFonts w:asciiTheme="majorHAnsi" w:cstheme="majorBidi" w:eastAsiaTheme="majorEastAsia" w:hAnsiTheme="majorHAnsi"/>
+        <w:rFonts w:asciiTheme="majorHAnsi" w:cstheme="majorBidi" w:hAnsiTheme="majorHAnsi" w:eastAsia="黑体"/>
       </w:rPr>
       <w:tblPr/>
       <w:tcPr>
@@ -8489,6 +8893,7 @@
     </w:tblStylePr>
     <w:tblStylePr w:type="lastRow">
       <w:rPr>
+        <w:rFonts w:eastAsia="黑体"/>
         <w:b/>
         <w:bCs/>
         <w:color w:themeColor="text2" w:val="1F497D"/>
@@ -8503,12 +8908,14 @@
     </w:tblStylePr>
     <w:tblStylePr w:type="firstCol">
       <w:rPr>
+        <w:rFonts w:eastAsia="黑体"/>
         <w:b/>
         <w:bCs/>
       </w:rPr>
     </w:tblStylePr>
     <w:tblStylePr w:type="lastCol">
       <w:rPr>
+        <w:rFonts w:eastAsia="黑体"/>
         <w:b/>
         <w:bCs/>
       </w:rPr>
@@ -8542,6 +8949,7 @@
       <w:spacing w:after="0" w:line="240" w:lineRule="auto"/>
     </w:pPr>
     <w:rPr>
+      <w:rFonts w:eastAsia="黑体"/>
       <w:color w:themeColor="text1" w:val="000000"/>
     </w:rPr>
     <w:tblPr>
@@ -8561,7 +8969,7 @@
     </w:tblPr>
     <w:tblStylePr w:type="firstRow">
       <w:rPr>
-        <w:rFonts w:asciiTheme="majorHAnsi" w:cstheme="majorBidi" w:eastAsiaTheme="majorEastAsia" w:hAnsiTheme="majorHAnsi"/>
+        <w:rFonts w:asciiTheme="majorHAnsi" w:cstheme="majorBidi" w:hAnsiTheme="majorHAnsi" w:eastAsia="黑体"/>
       </w:rPr>
       <w:tblPr/>
       <w:tcPr>
@@ -8573,6 +8981,7 @@
     </w:tblStylePr>
     <w:tblStylePr w:type="lastRow">
       <w:rPr>
+        <w:rFonts w:eastAsia="黑体"/>
         <w:b/>
         <w:bCs/>
         <w:color w:themeColor="text2" w:val="1F497D"/>
@@ -8587,12 +8996,14 @@
     </w:tblStylePr>
     <w:tblStylePr w:type="firstCol">
       <w:rPr>
+        <w:rFonts w:eastAsia="黑体"/>
         <w:b/>
         <w:bCs/>
       </w:rPr>
     </w:tblStylePr>
     <w:tblStylePr w:type="lastCol">
       <w:rPr>
+        <w:rFonts w:eastAsia="黑体"/>
         <w:b/>
         <w:bCs/>
       </w:rPr>
@@ -8626,6 +9037,7 @@
       <w:spacing w:after="0" w:line="240" w:lineRule="auto"/>
     </w:pPr>
     <w:rPr>
+      <w:rFonts w:eastAsia="黑体"/>
       <w:color w:themeColor="text1" w:val="000000"/>
     </w:rPr>
     <w:tblPr>
@@ -8645,7 +9057,7 @@
     </w:tblPr>
     <w:tblStylePr w:type="firstRow">
       <w:rPr>
-        <w:rFonts w:asciiTheme="majorHAnsi" w:cstheme="majorBidi" w:eastAsiaTheme="majorEastAsia" w:hAnsiTheme="majorHAnsi"/>
+        <w:rFonts w:asciiTheme="majorHAnsi" w:cstheme="majorBidi" w:hAnsiTheme="majorHAnsi" w:eastAsia="黑体"/>
       </w:rPr>
       <w:tblPr/>
       <w:tcPr>
@@ -8657,6 +9069,7 @@
     </w:tblStylePr>
     <w:tblStylePr w:type="lastRow">
       <w:rPr>
+        <w:rFonts w:eastAsia="黑体"/>
         <w:b/>
         <w:bCs/>
         <w:color w:themeColor="text2" w:val="1F497D"/>
@@ -8671,12 +9084,14 @@
     </w:tblStylePr>
     <w:tblStylePr w:type="firstCol">
       <w:rPr>
+        <w:rFonts w:eastAsia="黑体"/>
         <w:b/>
         <w:bCs/>
       </w:rPr>
     </w:tblStylePr>
     <w:tblStylePr w:type="lastCol">
       <w:rPr>
+        <w:rFonts w:eastAsia="黑体"/>
         <w:b/>
         <w:bCs/>
       </w:rPr>
@@ -8710,6 +9125,7 @@
       <w:spacing w:after="0" w:line="240" w:lineRule="auto"/>
     </w:pPr>
     <w:rPr>
+      <w:rFonts w:eastAsia="黑体"/>
       <w:color w:themeColor="text1" w:val="000000"/>
     </w:rPr>
     <w:tblPr>
@@ -8729,7 +9145,7 @@
     </w:tblPr>
     <w:tblStylePr w:type="firstRow">
       <w:rPr>
-        <w:rFonts w:asciiTheme="majorHAnsi" w:cstheme="majorBidi" w:eastAsiaTheme="majorEastAsia" w:hAnsiTheme="majorHAnsi"/>
+        <w:rFonts w:asciiTheme="majorHAnsi" w:cstheme="majorBidi" w:hAnsiTheme="majorHAnsi" w:eastAsia="黑体"/>
       </w:rPr>
       <w:tblPr/>
       <w:tcPr>
@@ -8741,6 +9157,7 @@
     </w:tblStylePr>
     <w:tblStylePr w:type="lastRow">
       <w:rPr>
+        <w:rFonts w:eastAsia="黑体"/>
         <w:b/>
         <w:bCs/>
         <w:color w:themeColor="text2" w:val="1F497D"/>
@@ -8755,12 +9172,14 @@
     </w:tblStylePr>
     <w:tblStylePr w:type="firstCol">
       <w:rPr>
+        <w:rFonts w:eastAsia="黑体"/>
         <w:b/>
         <w:bCs/>
       </w:rPr>
     </w:tblStylePr>
     <w:tblStylePr w:type="lastCol">
       <w:rPr>
+        <w:rFonts w:eastAsia="黑体"/>
         <w:b/>
         <w:bCs/>
       </w:rPr>
@@ -8794,6 +9213,7 @@
       <w:spacing w:after="0" w:line="240" w:lineRule="auto"/>
     </w:pPr>
     <w:rPr>
+      <w:rFonts w:eastAsia="黑体"/>
       <w:color w:themeColor="text1" w:val="000000"/>
     </w:rPr>
     <w:tblPr>
@@ -8813,7 +9233,7 @@
     </w:tblPr>
     <w:tblStylePr w:type="firstRow">
       <w:rPr>
-        <w:rFonts w:asciiTheme="majorHAnsi" w:cstheme="majorBidi" w:eastAsiaTheme="majorEastAsia" w:hAnsiTheme="majorHAnsi"/>
+        <w:rFonts w:asciiTheme="majorHAnsi" w:cstheme="majorBidi" w:hAnsiTheme="majorHAnsi" w:eastAsia="黑体"/>
       </w:rPr>
       <w:tblPr/>
       <w:tcPr>
@@ -8825,6 +9245,7 @@
     </w:tblStylePr>
     <w:tblStylePr w:type="lastRow">
       <w:rPr>
+        <w:rFonts w:eastAsia="黑体"/>
         <w:b/>
         <w:bCs/>
         <w:color w:themeColor="text2" w:val="1F497D"/>
@@ -8839,12 +9260,14 @@
     </w:tblStylePr>
     <w:tblStylePr w:type="firstCol">
       <w:rPr>
+        <w:rFonts w:eastAsia="黑体"/>
         <w:b/>
         <w:bCs/>
       </w:rPr>
     </w:tblStylePr>
     <w:tblStylePr w:type="lastCol">
       <w:rPr>
+        <w:rFonts w:eastAsia="黑体"/>
         <w:b/>
         <w:bCs/>
       </w:rPr>
@@ -8878,6 +9301,7 @@
       <w:spacing w:after="0" w:line="240" w:lineRule="auto"/>
     </w:pPr>
     <w:rPr>
+      <w:rFonts w:eastAsia="黑体"/>
       <w:color w:themeColor="text1" w:val="000000"/>
     </w:rPr>
     <w:tblPr>
@@ -8897,7 +9321,7 @@
     </w:tblPr>
     <w:tblStylePr w:type="firstRow">
       <w:rPr>
-        <w:rFonts w:asciiTheme="majorHAnsi" w:cstheme="majorBidi" w:eastAsiaTheme="majorEastAsia" w:hAnsiTheme="majorHAnsi"/>
+        <w:rFonts w:asciiTheme="majorHAnsi" w:cstheme="majorBidi" w:hAnsiTheme="majorHAnsi" w:eastAsia="黑体"/>
       </w:rPr>
       <w:tblPr/>
       <w:tcPr>
@@ -8909,6 +9333,7 @@
     </w:tblStylePr>
     <w:tblStylePr w:type="lastRow">
       <w:rPr>
+        <w:rFonts w:eastAsia="黑体"/>
         <w:b/>
         <w:bCs/>
         <w:color w:themeColor="text2" w:val="1F497D"/>
@@ -8923,12 +9348,14 @@
     </w:tblStylePr>
     <w:tblStylePr w:type="firstCol">
       <w:rPr>
+        <w:rFonts w:eastAsia="黑体"/>
         <w:b/>
         <w:bCs/>
       </w:rPr>
     </w:tblStylePr>
     <w:tblStylePr w:type="lastCol">
       <w:rPr>
+        <w:rFonts w:eastAsia="黑体"/>
         <w:b/>
         <w:bCs/>
       </w:rPr>
@@ -8962,6 +9389,7 @@
       <w:spacing w:after="0" w:line="240" w:lineRule="auto"/>
     </w:pPr>
     <w:rPr>
+      <w:rFonts w:eastAsia="黑体"/>
       <w:color w:themeColor="text1" w:val="000000"/>
     </w:rPr>
     <w:tblPr>
@@ -8981,7 +9409,7 @@
     </w:tblPr>
     <w:tblStylePr w:type="firstRow">
       <w:rPr>
-        <w:rFonts w:asciiTheme="majorHAnsi" w:cstheme="majorBidi" w:eastAsiaTheme="majorEastAsia" w:hAnsiTheme="majorHAnsi"/>
+        <w:rFonts w:asciiTheme="majorHAnsi" w:cstheme="majorBidi" w:hAnsiTheme="majorHAnsi" w:eastAsia="黑体"/>
       </w:rPr>
       <w:tblPr/>
       <w:tcPr>
@@ -8993,6 +9421,7 @@
     </w:tblStylePr>
     <w:tblStylePr w:type="lastRow">
       <w:rPr>
+        <w:rFonts w:eastAsia="黑体"/>
         <w:b/>
         <w:bCs/>
         <w:color w:themeColor="text2" w:val="1F497D"/>
@@ -9007,12 +9436,14 @@
     </w:tblStylePr>
     <w:tblStylePr w:type="firstCol">
       <w:rPr>
+        <w:rFonts w:eastAsia="黑体"/>
         <w:b/>
         <w:bCs/>
       </w:rPr>
     </w:tblStylePr>
     <w:tblStylePr w:type="lastCol">
       <w:rPr>
+        <w:rFonts w:eastAsia="黑体"/>
         <w:b/>
         <w:bCs/>
       </w:rPr>
@@ -9046,7 +9477,7 @@
       <w:spacing w:after="0" w:line="240" w:lineRule="auto"/>
     </w:pPr>
     <w:rPr>
-      <w:rFonts w:asciiTheme="majorHAnsi" w:cstheme="majorBidi" w:eastAsiaTheme="majorEastAsia" w:hAnsiTheme="majorHAnsi"/>
+      <w:rFonts w:asciiTheme="majorHAnsi" w:cstheme="majorBidi" w:hAnsiTheme="majorHAnsi" w:eastAsia="黑体"/>
       <w:color w:themeColor="text1" w:val="000000"/>
     </w:rPr>
     <w:tblPr>
@@ -9068,6 +9499,7 @@
     </w:tblPr>
     <w:tblStylePr w:type="firstRow">
       <w:rPr>
+        <w:rFonts w:eastAsia="黑体"/>
         <w:sz w:val="24"/>
         <w:szCs w:val="24"/>
       </w:rPr>
@@ -9174,7 +9606,7 @@
       <w:spacing w:after="0" w:line="240" w:lineRule="auto"/>
     </w:pPr>
     <w:rPr>
-      <w:rFonts w:asciiTheme="majorHAnsi" w:cstheme="majorBidi" w:eastAsiaTheme="majorEastAsia" w:hAnsiTheme="majorHAnsi"/>
+      <w:rFonts w:asciiTheme="majorHAnsi" w:cstheme="majorBidi" w:hAnsiTheme="majorHAnsi" w:eastAsia="黑体"/>
       <w:color w:themeColor="text1" w:val="000000"/>
     </w:rPr>
     <w:tblPr>
@@ -9196,6 +9628,7 @@
     </w:tblPr>
     <w:tblStylePr w:type="firstRow">
       <w:rPr>
+        <w:rFonts w:eastAsia="黑体"/>
         <w:sz w:val="24"/>
         <w:szCs w:val="24"/>
       </w:rPr>
@@ -9302,7 +9735,7 @@
       <w:spacing w:after="0" w:line="240" w:lineRule="auto"/>
     </w:pPr>
     <w:rPr>
-      <w:rFonts w:asciiTheme="majorHAnsi" w:cstheme="majorBidi" w:eastAsiaTheme="majorEastAsia" w:hAnsiTheme="majorHAnsi"/>
+      <w:rFonts w:asciiTheme="majorHAnsi" w:cstheme="majorBidi" w:hAnsiTheme="majorHAnsi" w:eastAsia="黑体"/>
       <w:color w:themeColor="text1" w:val="000000"/>
     </w:rPr>
     <w:tblPr>
@@ -9324,6 +9757,7 @@
     </w:tblPr>
     <w:tblStylePr w:type="firstRow">
       <w:rPr>
+        <w:rFonts w:eastAsia="黑体"/>
         <w:sz w:val="24"/>
         <w:szCs w:val="24"/>
       </w:rPr>
@@ -9430,7 +9864,7 @@
       <w:spacing w:after="0" w:line="240" w:lineRule="auto"/>
     </w:pPr>
     <w:rPr>
-      <w:rFonts w:asciiTheme="majorHAnsi" w:cstheme="majorBidi" w:eastAsiaTheme="majorEastAsia" w:hAnsiTheme="majorHAnsi"/>
+      <w:rFonts w:asciiTheme="majorHAnsi" w:cstheme="majorBidi" w:hAnsiTheme="majorHAnsi" w:eastAsia="黑体"/>
       <w:color w:themeColor="text1" w:val="000000"/>
     </w:rPr>
     <w:tblPr>
@@ -9452,6 +9886,7 @@
     </w:tblPr>
     <w:tblStylePr w:type="firstRow">
       <w:rPr>
+        <w:rFonts w:eastAsia="黑体"/>
         <w:sz w:val="24"/>
         <w:szCs w:val="24"/>
       </w:rPr>
@@ -9558,7 +9993,7 @@
       <w:spacing w:after="0" w:line="240" w:lineRule="auto"/>
     </w:pPr>
     <w:rPr>
-      <w:rFonts w:asciiTheme="majorHAnsi" w:cstheme="majorBidi" w:eastAsiaTheme="majorEastAsia" w:hAnsiTheme="majorHAnsi"/>
+      <w:rFonts w:asciiTheme="majorHAnsi" w:cstheme="majorBidi" w:hAnsiTheme="majorHAnsi" w:eastAsia="黑体"/>
       <w:color w:themeColor="text1" w:val="000000"/>
     </w:rPr>
     <w:tblPr>
@@ -9580,6 +10015,7 @@
     </w:tblPr>
     <w:tblStylePr w:type="firstRow">
       <w:rPr>
+        <w:rFonts w:eastAsia="黑体"/>
         <w:sz w:val="24"/>
         <w:szCs w:val="24"/>
       </w:rPr>
@@ -9686,7 +10122,7 @@
       <w:spacing w:after="0" w:line="240" w:lineRule="auto"/>
     </w:pPr>
     <w:rPr>
-      <w:rFonts w:asciiTheme="majorHAnsi" w:cstheme="majorBidi" w:eastAsiaTheme="majorEastAsia" w:hAnsiTheme="majorHAnsi"/>
+      <w:rFonts w:asciiTheme="majorHAnsi" w:cstheme="majorBidi" w:hAnsiTheme="majorHAnsi" w:eastAsia="黑体"/>
       <w:color w:themeColor="text1" w:val="000000"/>
     </w:rPr>
     <w:tblPr>
@@ -9708,6 +10144,7 @@
     </w:tblPr>
     <w:tblStylePr w:type="firstRow">
       <w:rPr>
+        <w:rFonts w:eastAsia="黑体"/>
         <w:sz w:val="24"/>
         <w:szCs w:val="24"/>
       </w:rPr>
@@ -9814,7 +10251,7 @@
       <w:spacing w:after="0" w:line="240" w:lineRule="auto"/>
     </w:pPr>
     <w:rPr>
-      <w:rFonts w:asciiTheme="majorHAnsi" w:cstheme="majorBidi" w:eastAsiaTheme="majorEastAsia" w:hAnsiTheme="majorHAnsi"/>
+      <w:rFonts w:asciiTheme="majorHAnsi" w:cstheme="majorBidi" w:hAnsiTheme="majorHAnsi" w:eastAsia="黑体"/>
       <w:color w:themeColor="text1" w:val="000000"/>
     </w:rPr>
     <w:tblPr>
@@ -9836,6 +10273,7 @@
     </w:tblPr>
     <w:tblStylePr w:type="firstRow">
       <w:rPr>
+        <w:rFonts w:eastAsia="黑体"/>
         <w:sz w:val="24"/>
         <w:szCs w:val="24"/>
       </w:rPr>
@@ -9965,12 +10403,14 @@
     </w:tcPr>
     <w:tblStylePr w:type="firstRow">
       <w:rPr>
+        <w:rFonts w:eastAsia="黑体"/>
         <w:b/>
         <w:bCs/>
       </w:rPr>
     </w:tblStylePr>
     <w:tblStylePr w:type="lastRow">
       <w:rPr>
+        <w:rFonts w:eastAsia="黑体"/>
         <w:b/>
         <w:bCs/>
       </w:rPr>
@@ -9983,12 +10423,14 @@
     </w:tblStylePr>
     <w:tblStylePr w:type="firstCol">
       <w:rPr>
+        <w:rFonts w:eastAsia="黑体"/>
         <w:b/>
         <w:bCs/>
       </w:rPr>
     </w:tblStylePr>
     <w:tblStylePr w:type="lastCol">
       <w:rPr>
+        <w:rFonts w:eastAsia="黑体"/>
         <w:b/>
         <w:bCs/>
       </w:rPr>
@@ -10038,12 +10480,14 @@
     </w:tcPr>
     <w:tblStylePr w:type="firstRow">
       <w:rPr>
+        <w:rFonts w:eastAsia="黑体"/>
         <w:b/>
         <w:bCs/>
       </w:rPr>
     </w:tblStylePr>
     <w:tblStylePr w:type="lastRow">
       <w:rPr>
+        <w:rFonts w:eastAsia="黑体"/>
         <w:b/>
         <w:bCs/>
       </w:rPr>
@@ -10056,12 +10500,14 @@
     </w:tblStylePr>
     <w:tblStylePr w:type="firstCol">
       <w:rPr>
+        <w:rFonts w:eastAsia="黑体"/>
         <w:b/>
         <w:bCs/>
       </w:rPr>
     </w:tblStylePr>
     <w:tblStylePr w:type="lastCol">
       <w:rPr>
+        <w:rFonts w:eastAsia="黑体"/>
         <w:b/>
         <w:bCs/>
       </w:rPr>
@@ -10111,12 +10557,14 @@
     </w:tcPr>
     <w:tblStylePr w:type="firstRow">
       <w:rPr>
+        <w:rFonts w:eastAsia="黑体"/>
         <w:b/>
         <w:bCs/>
       </w:rPr>
     </w:tblStylePr>
     <w:tblStylePr w:type="lastRow">
       <w:rPr>
+        <w:rFonts w:eastAsia="黑体"/>
         <w:b/>
         <w:bCs/>
       </w:rPr>
@@ -10129,12 +10577,14 @@
     </w:tblStylePr>
     <w:tblStylePr w:type="firstCol">
       <w:rPr>
+        <w:rFonts w:eastAsia="黑体"/>
         <w:b/>
         <w:bCs/>
       </w:rPr>
     </w:tblStylePr>
     <w:tblStylePr w:type="lastCol">
       <w:rPr>
+        <w:rFonts w:eastAsia="黑体"/>
         <w:b/>
         <w:bCs/>
       </w:rPr>
@@ -10184,12 +10634,14 @@
     </w:tcPr>
     <w:tblStylePr w:type="firstRow">
       <w:rPr>
+        <w:rFonts w:eastAsia="黑体"/>
         <w:b/>
         <w:bCs/>
       </w:rPr>
     </w:tblStylePr>
     <w:tblStylePr w:type="lastRow">
       <w:rPr>
+        <w:rFonts w:eastAsia="黑体"/>
         <w:b/>
         <w:bCs/>
       </w:rPr>
@@ -10202,12 +10654,14 @@
     </w:tblStylePr>
     <w:tblStylePr w:type="firstCol">
       <w:rPr>
+        <w:rFonts w:eastAsia="黑体"/>
         <w:b/>
         <w:bCs/>
       </w:rPr>
     </w:tblStylePr>
     <w:tblStylePr w:type="lastCol">
       <w:rPr>
+        <w:rFonts w:eastAsia="黑体"/>
         <w:b/>
         <w:bCs/>
       </w:rPr>
@@ -10257,12 +10711,14 @@
     </w:tcPr>
     <w:tblStylePr w:type="firstRow">
       <w:rPr>
+        <w:rFonts w:eastAsia="黑体"/>
         <w:b/>
         <w:bCs/>
       </w:rPr>
     </w:tblStylePr>
     <w:tblStylePr w:type="lastRow">
       <w:rPr>
+        <w:rFonts w:eastAsia="黑体"/>
         <w:b/>
         <w:bCs/>
       </w:rPr>
@@ -10275,12 +10731,14 @@
     </w:tblStylePr>
     <w:tblStylePr w:type="firstCol">
       <w:rPr>
+        <w:rFonts w:eastAsia="黑体"/>
         <w:b/>
         <w:bCs/>
       </w:rPr>
     </w:tblStylePr>
     <w:tblStylePr w:type="lastCol">
       <w:rPr>
+        <w:rFonts w:eastAsia="黑体"/>
         <w:b/>
         <w:bCs/>
       </w:rPr>
@@ -10330,12 +10788,14 @@
     </w:tcPr>
     <w:tblStylePr w:type="firstRow">
       <w:rPr>
+        <w:rFonts w:eastAsia="黑体"/>
         <w:b/>
         <w:bCs/>
       </w:rPr>
     </w:tblStylePr>
     <w:tblStylePr w:type="lastRow">
       <w:rPr>
+        <w:rFonts w:eastAsia="黑体"/>
         <w:b/>
         <w:bCs/>
       </w:rPr>
@@ -10348,12 +10808,14 @@
     </w:tblStylePr>
     <w:tblStylePr w:type="firstCol">
       <w:rPr>
+        <w:rFonts w:eastAsia="黑体"/>
         <w:b/>
         <w:bCs/>
       </w:rPr>
     </w:tblStylePr>
     <w:tblStylePr w:type="lastCol">
       <w:rPr>
+        <w:rFonts w:eastAsia="黑体"/>
         <w:b/>
         <w:bCs/>
       </w:rPr>
@@ -10403,12 +10865,14 @@
     </w:tcPr>
     <w:tblStylePr w:type="firstRow">
       <w:rPr>
+        <w:rFonts w:eastAsia="黑体"/>
         <w:b/>
         <w:bCs/>
       </w:rPr>
     </w:tblStylePr>
     <w:tblStylePr w:type="lastRow">
       <w:rPr>
+        <w:rFonts w:eastAsia="黑体"/>
         <w:b/>
         <w:bCs/>
       </w:rPr>
@@ -10421,12 +10885,14 @@
     </w:tblStylePr>
     <w:tblStylePr w:type="firstCol">
       <w:rPr>
+        <w:rFonts w:eastAsia="黑体"/>
         <w:b/>
         <w:bCs/>
       </w:rPr>
     </w:tblStylePr>
     <w:tblStylePr w:type="lastCol">
       <w:rPr>
+        <w:rFonts w:eastAsia="黑体"/>
         <w:b/>
         <w:bCs/>
       </w:rPr>
@@ -10453,7 +10919,7 @@
       <w:spacing w:after="0" w:line="240" w:lineRule="auto"/>
     </w:pPr>
     <w:rPr>
-      <w:rFonts w:asciiTheme="majorHAnsi" w:cstheme="majorBidi" w:eastAsiaTheme="majorEastAsia" w:hAnsiTheme="majorHAnsi"/>
+      <w:rFonts w:asciiTheme="majorHAnsi" w:cstheme="majorBidi" w:hAnsiTheme="majorHAnsi" w:eastAsia="黑体"/>
       <w:color w:themeColor="text1" w:val="000000"/>
     </w:rPr>
     <w:tblPr>
@@ -10480,6 +10946,7 @@
     </w:tcPr>
     <w:tblStylePr w:type="firstRow">
       <w:rPr>
+        <w:rFonts w:eastAsia="黑体"/>
         <w:b/>
         <w:bCs/>
         <w:color w:themeColor="text1" w:val="000000"/>
@@ -10491,6 +10958,7 @@
     </w:tblStylePr>
     <w:tblStylePr w:type="lastRow">
       <w:rPr>
+        <w:rFonts w:eastAsia="黑体"/>
         <w:b/>
         <w:bCs/>
         <w:color w:themeColor="text1" w:val="000000"/>
@@ -10510,6 +10978,7 @@
     </w:tblStylePr>
     <w:tblStylePr w:type="firstCol">
       <w:rPr>
+        <w:rFonts w:eastAsia="黑体"/>
         <w:b/>
         <w:bCs/>
         <w:color w:themeColor="text1" w:val="000000"/>
@@ -10529,6 +10998,7 @@
     </w:tblStylePr>
     <w:tblStylePr w:type="lastCol">
       <w:rPr>
+        <w:rFonts w:eastAsia="黑体"/>
         <w:b w:val="0"/>
         <w:bCs w:val="0"/>
         <w:color w:themeColor="text1" w:val="000000"/>
@@ -10578,7 +11048,7 @@
       <w:spacing w:after="0" w:line="240" w:lineRule="auto"/>
     </w:pPr>
     <w:rPr>
-      <w:rFonts w:asciiTheme="majorHAnsi" w:cstheme="majorBidi" w:eastAsiaTheme="majorEastAsia" w:hAnsiTheme="majorHAnsi"/>
+      <w:rFonts w:asciiTheme="majorHAnsi" w:cstheme="majorBidi" w:hAnsiTheme="majorHAnsi" w:eastAsia="黑体"/>
       <w:color w:themeColor="text1" w:val="000000"/>
     </w:rPr>
     <w:tblPr>
@@ -10605,6 +11075,7 @@
     </w:tcPr>
     <w:tblStylePr w:type="firstRow">
       <w:rPr>
+        <w:rFonts w:eastAsia="黑体"/>
         <w:b/>
         <w:bCs/>
         <w:color w:themeColor="text1" w:val="000000"/>
@@ -10616,6 +11087,7 @@
     </w:tblStylePr>
     <w:tblStylePr w:type="lastRow">
       <w:rPr>
+        <w:rFonts w:eastAsia="黑体"/>
         <w:b/>
         <w:bCs/>
         <w:color w:themeColor="text1" w:val="000000"/>
@@ -10635,6 +11107,7 @@
     </w:tblStylePr>
     <w:tblStylePr w:type="firstCol">
       <w:rPr>
+        <w:rFonts w:eastAsia="黑体"/>
         <w:b/>
         <w:bCs/>
         <w:color w:themeColor="text1" w:val="000000"/>
@@ -10654,6 +11127,7 @@
     </w:tblStylePr>
     <w:tblStylePr w:type="lastCol">
       <w:rPr>
+        <w:rFonts w:eastAsia="黑体"/>
         <w:b w:val="0"/>
         <w:bCs w:val="0"/>
         <w:color w:themeColor="text1" w:val="000000"/>
@@ -10703,7 +11177,7 @@
       <w:spacing w:after="0" w:line="240" w:lineRule="auto"/>
     </w:pPr>
     <w:rPr>
-      <w:rFonts w:asciiTheme="majorHAnsi" w:cstheme="majorBidi" w:eastAsiaTheme="majorEastAsia" w:hAnsiTheme="majorHAnsi"/>
+      <w:rFonts w:asciiTheme="majorHAnsi" w:cstheme="majorBidi" w:hAnsiTheme="majorHAnsi" w:eastAsia="黑体"/>
       <w:color w:themeColor="text1" w:val="000000"/>
     </w:rPr>
     <w:tblPr>
@@ -10730,6 +11204,7 @@
     </w:tcPr>
     <w:tblStylePr w:type="firstRow">
       <w:rPr>
+        <w:rFonts w:eastAsia="黑体"/>
         <w:b/>
         <w:bCs/>
         <w:color w:themeColor="text1" w:val="000000"/>
@@ -10741,6 +11216,7 @@
     </w:tblStylePr>
     <w:tblStylePr w:type="lastRow">
       <w:rPr>
+        <w:rFonts w:eastAsia="黑体"/>
         <w:b/>
         <w:bCs/>
         <w:color w:themeColor="text1" w:val="000000"/>
@@ -10760,6 +11236,7 @@
     </w:tblStylePr>
     <w:tblStylePr w:type="firstCol">
       <w:rPr>
+        <w:rFonts w:eastAsia="黑体"/>
         <w:b/>
         <w:bCs/>
         <w:color w:themeColor="text1" w:val="000000"/>
@@ -10779,6 +11256,7 @@
     </w:tblStylePr>
     <w:tblStylePr w:type="lastCol">
       <w:rPr>
+        <w:rFonts w:eastAsia="黑体"/>
         <w:b w:val="0"/>
         <w:bCs w:val="0"/>
         <w:color w:themeColor="text1" w:val="000000"/>
@@ -10828,7 +11306,7 @@
       <w:spacing w:after="0" w:line="240" w:lineRule="auto"/>
     </w:pPr>
     <w:rPr>
-      <w:rFonts w:asciiTheme="majorHAnsi" w:cstheme="majorBidi" w:eastAsiaTheme="majorEastAsia" w:hAnsiTheme="majorHAnsi"/>
+      <w:rFonts w:asciiTheme="majorHAnsi" w:cstheme="majorBidi" w:hAnsiTheme="majorHAnsi" w:eastAsia="黑体"/>
       <w:color w:themeColor="text1" w:val="000000"/>
     </w:rPr>
     <w:tblPr>
@@ -10855,6 +11333,7 @@
     </w:tcPr>
     <w:tblStylePr w:type="firstRow">
       <w:rPr>
+        <w:rFonts w:eastAsia="黑体"/>
         <w:b/>
         <w:bCs/>
         <w:color w:themeColor="text1" w:val="000000"/>
@@ -10866,6 +11345,7 @@
     </w:tblStylePr>
     <w:tblStylePr w:type="lastRow">
       <w:rPr>
+        <w:rFonts w:eastAsia="黑体"/>
         <w:b/>
         <w:bCs/>
         <w:color w:themeColor="text1" w:val="000000"/>
@@ -10885,6 +11365,7 @@
     </w:tblStylePr>
     <w:tblStylePr w:type="firstCol">
       <w:rPr>
+        <w:rFonts w:eastAsia="黑体"/>
         <w:b/>
         <w:bCs/>
         <w:color w:themeColor="text1" w:val="000000"/>
@@ -10904,6 +11385,7 @@
     </w:tblStylePr>
     <w:tblStylePr w:type="lastCol">
       <w:rPr>
+        <w:rFonts w:eastAsia="黑体"/>
         <w:b w:val="0"/>
         <w:bCs w:val="0"/>
         <w:color w:themeColor="text1" w:val="000000"/>
@@ -10953,7 +11435,7 @@
       <w:spacing w:after="0" w:line="240" w:lineRule="auto"/>
     </w:pPr>
     <w:rPr>
-      <w:rFonts w:asciiTheme="majorHAnsi" w:cstheme="majorBidi" w:eastAsiaTheme="majorEastAsia" w:hAnsiTheme="majorHAnsi"/>
+      <w:rFonts w:asciiTheme="majorHAnsi" w:cstheme="majorBidi" w:hAnsiTheme="majorHAnsi" w:eastAsia="黑体"/>
       <w:color w:themeColor="text1" w:val="000000"/>
     </w:rPr>
     <w:tblPr>
@@ -10980,6 +11462,7 @@
     </w:tcPr>
     <w:tblStylePr w:type="firstRow">
       <w:rPr>
+        <w:rFonts w:eastAsia="黑体"/>
         <w:b/>
         <w:bCs/>
         <w:color w:themeColor="text1" w:val="000000"/>
@@ -10991,6 +11474,7 @@
     </w:tblStylePr>
     <w:tblStylePr w:type="lastRow">
       <w:rPr>
+        <w:rFonts w:eastAsia="黑体"/>
         <w:b/>
         <w:bCs/>
         <w:color w:themeColor="text1" w:val="000000"/>
@@ -11010,6 +11494,7 @@
     </w:tblStylePr>
     <w:tblStylePr w:type="firstCol">
       <w:rPr>
+        <w:rFonts w:eastAsia="黑体"/>
         <w:b/>
         <w:bCs/>
         <w:color w:themeColor="text1" w:val="000000"/>
@@ -11029,6 +11514,7 @@
     </w:tblStylePr>
     <w:tblStylePr w:type="lastCol">
       <w:rPr>
+        <w:rFonts w:eastAsia="黑体"/>
         <w:b w:val="0"/>
         <w:bCs w:val="0"/>
         <w:color w:themeColor="text1" w:val="000000"/>
@@ -11078,7 +11564,7 @@
       <w:spacing w:after="0" w:line="240" w:lineRule="auto"/>
     </w:pPr>
     <w:rPr>
-      <w:rFonts w:asciiTheme="majorHAnsi" w:cstheme="majorBidi" w:eastAsiaTheme="majorEastAsia" w:hAnsiTheme="majorHAnsi"/>
+      <w:rFonts w:asciiTheme="majorHAnsi" w:cstheme="majorBidi" w:hAnsiTheme="majorHAnsi" w:eastAsia="黑体"/>
       <w:color w:themeColor="text1" w:val="000000"/>
     </w:rPr>
     <w:tblPr>
@@ -11105,6 +11591,7 @@
     </w:tcPr>
     <w:tblStylePr w:type="firstRow">
       <w:rPr>
+        <w:rFonts w:eastAsia="黑体"/>
         <w:b/>
         <w:bCs/>
         <w:color w:themeColor="text1" w:val="000000"/>
@@ -11116,6 +11603,7 @@
     </w:tblStylePr>
     <w:tblStylePr w:type="lastRow">
       <w:rPr>
+        <w:rFonts w:eastAsia="黑体"/>
         <w:b/>
         <w:bCs/>
         <w:color w:themeColor="text1" w:val="000000"/>
@@ -11135,6 +11623,7 @@
     </w:tblStylePr>
     <w:tblStylePr w:type="firstCol">
       <w:rPr>
+        <w:rFonts w:eastAsia="黑体"/>
         <w:b/>
         <w:bCs/>
         <w:color w:themeColor="text1" w:val="000000"/>
@@ -11154,6 +11643,7 @@
     </w:tblStylePr>
     <w:tblStylePr w:type="lastCol">
       <w:rPr>
+        <w:rFonts w:eastAsia="黑体"/>
         <w:b w:val="0"/>
         <w:bCs w:val="0"/>
         <w:color w:themeColor="text1" w:val="000000"/>
@@ -11203,7 +11693,7 @@
       <w:spacing w:after="0" w:line="240" w:lineRule="auto"/>
     </w:pPr>
     <w:rPr>
-      <w:rFonts w:asciiTheme="majorHAnsi" w:cstheme="majorBidi" w:eastAsiaTheme="majorEastAsia" w:hAnsiTheme="majorHAnsi"/>
+      <w:rFonts w:asciiTheme="majorHAnsi" w:cstheme="majorBidi" w:hAnsiTheme="majorHAnsi" w:eastAsia="黑体"/>
       <w:color w:themeColor="text1" w:val="000000"/>
     </w:rPr>
     <w:tblPr>
@@ -11230,6 +11720,7 @@
     </w:tcPr>
     <w:tblStylePr w:type="firstRow">
       <w:rPr>
+        <w:rFonts w:eastAsia="黑体"/>
         <w:b/>
         <w:bCs/>
         <w:color w:themeColor="text1" w:val="000000"/>
@@ -11241,6 +11732,7 @@
     </w:tblStylePr>
     <w:tblStylePr w:type="lastRow">
       <w:rPr>
+        <w:rFonts w:eastAsia="黑体"/>
         <w:b/>
         <w:bCs/>
         <w:color w:themeColor="text1" w:val="000000"/>
@@ -11260,6 +11752,7 @@
     </w:tblStylePr>
     <w:tblStylePr w:type="firstCol">
       <w:rPr>
+        <w:rFonts w:eastAsia="黑体"/>
         <w:b/>
         <w:bCs/>
         <w:color w:themeColor="text1" w:val="000000"/>
@@ -11279,6 +11772,7 @@
     </w:tblStylePr>
     <w:tblStylePr w:type="lastCol">
       <w:rPr>
+        <w:rFonts w:eastAsia="黑体"/>
         <w:b w:val="0"/>
         <w:bCs w:val="0"/>
         <w:color w:themeColor="text1" w:val="000000"/>
@@ -11351,6 +11845,7 @@
     </w:tcPr>
     <w:tblStylePr w:type="firstRow">
       <w:rPr>
+        <w:rFonts w:eastAsia="黑体"/>
         <w:b/>
         <w:bCs/>
         <w:i w:val="0"/>
@@ -11372,6 +11867,7 @@
     </w:tblStylePr>
     <w:tblStylePr w:type="lastRow">
       <w:rPr>
+        <w:rFonts w:eastAsia="黑体"/>
         <w:b/>
         <w:bCs/>
         <w:i w:val="0"/>
@@ -11393,6 +11889,7 @@
     </w:tblStylePr>
     <w:tblStylePr w:type="firstCol">
       <w:rPr>
+        <w:rFonts w:eastAsia="黑体"/>
         <w:b/>
         <w:bCs/>
         <w:i w:val="0"/>
@@ -11412,6 +11909,7 @@
     </w:tblStylePr>
     <w:tblStylePr w:type="lastCol">
       <w:rPr>
+        <w:rFonts w:eastAsia="黑体"/>
         <w:b/>
         <w:bCs/>
         <w:i w:val="0"/>
@@ -11492,6 +11990,7 @@
     </w:tcPr>
     <w:tblStylePr w:type="firstRow">
       <w:rPr>
+        <w:rFonts w:eastAsia="黑体"/>
         <w:b/>
         <w:bCs/>
         <w:i w:val="0"/>
@@ -11513,6 +12012,7 @@
     </w:tblStylePr>
     <w:tblStylePr w:type="lastRow">
       <w:rPr>
+        <w:rFonts w:eastAsia="黑体"/>
         <w:b/>
         <w:bCs/>
         <w:i w:val="0"/>
@@ -11534,6 +12034,7 @@
     </w:tblStylePr>
     <w:tblStylePr w:type="firstCol">
       <w:rPr>
+        <w:rFonts w:eastAsia="黑体"/>
         <w:b/>
         <w:bCs/>
         <w:i w:val="0"/>
@@ -11553,6 +12054,7 @@
     </w:tblStylePr>
     <w:tblStylePr w:type="lastCol">
       <w:rPr>
+        <w:rFonts w:eastAsia="黑体"/>
         <w:b/>
         <w:bCs/>
         <w:i w:val="0"/>
@@ -11633,6 +12135,7 @@
     </w:tcPr>
     <w:tblStylePr w:type="firstRow">
       <w:rPr>
+        <w:rFonts w:eastAsia="黑体"/>
         <w:b/>
         <w:bCs/>
         <w:i w:val="0"/>
@@ -11654,6 +12157,7 @@
     </w:tblStylePr>
     <w:tblStylePr w:type="lastRow">
       <w:rPr>
+        <w:rFonts w:eastAsia="黑体"/>
         <w:b/>
         <w:bCs/>
         <w:i w:val="0"/>
@@ -11675,6 +12179,7 @@
     </w:tblStylePr>
     <w:tblStylePr w:type="firstCol">
       <w:rPr>
+        <w:rFonts w:eastAsia="黑体"/>
         <w:b/>
         <w:bCs/>
         <w:i w:val="0"/>
@@ -11694,6 +12199,7 @@
     </w:tblStylePr>
     <w:tblStylePr w:type="lastCol">
       <w:rPr>
+        <w:rFonts w:eastAsia="黑体"/>
         <w:b/>
         <w:bCs/>
         <w:i w:val="0"/>
@@ -11774,6 +12280,7 @@
     </w:tcPr>
     <w:tblStylePr w:type="firstRow">
       <w:rPr>
+        <w:rFonts w:eastAsia="黑体"/>
         <w:b/>
         <w:bCs/>
         <w:i w:val="0"/>
@@ -11795,6 +12302,7 @@
     </w:tblStylePr>
     <w:tblStylePr w:type="lastRow">
       <w:rPr>
+        <w:rFonts w:eastAsia="黑体"/>
         <w:b/>
         <w:bCs/>
         <w:i w:val="0"/>
@@ -11816,6 +12324,7 @@
     </w:tblStylePr>
     <w:tblStylePr w:type="firstCol">
       <w:rPr>
+        <w:rFonts w:eastAsia="黑体"/>
         <w:b/>
         <w:bCs/>
         <w:i w:val="0"/>
@@ -11835,6 +12344,7 @@
     </w:tblStylePr>
     <w:tblStylePr w:type="lastCol">
       <w:rPr>
+        <w:rFonts w:eastAsia="黑体"/>
         <w:b/>
         <w:bCs/>
         <w:i w:val="0"/>
@@ -11915,6 +12425,7 @@
     </w:tcPr>
     <w:tblStylePr w:type="firstRow">
       <w:rPr>
+        <w:rFonts w:eastAsia="黑体"/>
         <w:b/>
         <w:bCs/>
         <w:i w:val="0"/>
@@ -11936,6 +12447,7 @@
     </w:tblStylePr>
     <w:tblStylePr w:type="lastRow">
       <w:rPr>
+        <w:rFonts w:eastAsia="黑体"/>
         <w:b/>
         <w:bCs/>
         <w:i w:val="0"/>
@@ -11957,6 +12469,7 @@
     </w:tblStylePr>
     <w:tblStylePr w:type="firstCol">
       <w:rPr>
+        <w:rFonts w:eastAsia="黑体"/>
         <w:b/>
         <w:bCs/>
         <w:i w:val="0"/>
@@ -11976,6 +12489,7 @@
     </w:tblStylePr>
     <w:tblStylePr w:type="lastCol">
       <w:rPr>
+        <w:rFonts w:eastAsia="黑体"/>
         <w:b/>
         <w:bCs/>
         <w:i w:val="0"/>
@@ -12056,6 +12570,7 @@
     </w:tcPr>
     <w:tblStylePr w:type="firstRow">
       <w:rPr>
+        <w:rFonts w:eastAsia="黑体"/>
         <w:b/>
         <w:bCs/>
         <w:i w:val="0"/>
@@ -12077,6 +12592,7 @@
     </w:tblStylePr>
     <w:tblStylePr w:type="lastRow">
       <w:rPr>
+        <w:rFonts w:eastAsia="黑体"/>
         <w:b/>
         <w:bCs/>
         <w:i w:val="0"/>
@@ -12098,6 +12614,7 @@
     </w:tblStylePr>
     <w:tblStylePr w:type="firstCol">
       <w:rPr>
+        <w:rFonts w:eastAsia="黑体"/>
         <w:b/>
         <w:bCs/>
         <w:i w:val="0"/>
@@ -12117,6 +12634,7 @@
     </w:tblStylePr>
     <w:tblStylePr w:type="lastCol">
       <w:rPr>
+        <w:rFonts w:eastAsia="黑体"/>
         <w:b/>
         <w:bCs/>
         <w:i w:val="0"/>
@@ -12197,6 +12715,7 @@
     </w:tcPr>
     <w:tblStylePr w:type="firstRow">
       <w:rPr>
+        <w:rFonts w:eastAsia="黑体"/>
         <w:b/>
         <w:bCs/>
         <w:i w:val="0"/>
@@ -12218,6 +12737,7 @@
     </w:tblStylePr>
     <w:tblStylePr w:type="lastRow">
       <w:rPr>
+        <w:rFonts w:eastAsia="黑体"/>
         <w:b/>
         <w:bCs/>
         <w:i w:val="0"/>
@@ -12239,6 +12759,7 @@
     </w:tblStylePr>
     <w:tblStylePr w:type="firstCol">
       <w:rPr>
+        <w:rFonts w:eastAsia="黑体"/>
         <w:b/>
         <w:bCs/>
         <w:i w:val="0"/>
@@ -12258,6 +12779,7 @@
     </w:tblStylePr>
     <w:tblStylePr w:type="lastCol">
       <w:rPr>
+        <w:rFonts w:eastAsia="黑体"/>
         <w:b/>
         <w:bCs/>
         <w:i w:val="0"/>
@@ -12315,6 +12837,7 @@
       <w:spacing w:after="0" w:line="240" w:lineRule="auto"/>
     </w:pPr>
     <w:rPr>
+      <w:rFonts w:eastAsia="黑体"/>
       <w:color w:themeColor="background1" w:val="FFFFFF"/>
     </w:rPr>
     <w:tblPr>
@@ -12333,6 +12856,7 @@
     </w:tcPr>
     <w:tblStylePr w:type="firstRow">
       <w:rPr>
+        <w:rFonts w:eastAsia="黑体"/>
         <w:b/>
         <w:bCs/>
       </w:rPr>
@@ -12429,6 +12953,7 @@
       <w:spacing w:after="0" w:line="240" w:lineRule="auto"/>
     </w:pPr>
     <w:rPr>
+      <w:rFonts w:eastAsia="黑体"/>
       <w:color w:themeColor="background1" w:val="FFFFFF"/>
     </w:rPr>
     <w:tblPr>
@@ -12447,6 +12972,7 @@
     </w:tcPr>
     <w:tblStylePr w:type="firstRow">
       <w:rPr>
+        <w:rFonts w:eastAsia="黑体"/>
         <w:b/>
         <w:bCs/>
       </w:rPr>
@@ -12543,6 +13069,7 @@
       <w:spacing w:after="0" w:line="240" w:lineRule="auto"/>
     </w:pPr>
     <w:rPr>
+      <w:rFonts w:eastAsia="黑体"/>
       <w:color w:themeColor="background1" w:val="FFFFFF"/>
     </w:rPr>
     <w:tblPr>
@@ -12561,6 +13088,7 @@
     </w:tcPr>
     <w:tblStylePr w:type="firstRow">
       <w:rPr>
+        <w:rFonts w:eastAsia="黑体"/>
         <w:b/>
         <w:bCs/>
       </w:rPr>
@@ -12657,6 +13185,7 @@
       <w:spacing w:after="0" w:line="240" w:lineRule="auto"/>
     </w:pPr>
     <w:rPr>
+      <w:rFonts w:eastAsia="黑体"/>
       <w:color w:themeColor="background1" w:val="FFFFFF"/>
     </w:rPr>
     <w:tblPr>
@@ -12675,6 +13204,7 @@
     </w:tcPr>
     <w:tblStylePr w:type="firstRow">
       <w:rPr>
+        <w:rFonts w:eastAsia="黑体"/>
         <w:b/>
         <w:bCs/>
       </w:rPr>
@@ -12771,6 +13301,7 @@
       <w:spacing w:after="0" w:line="240" w:lineRule="auto"/>
     </w:pPr>
     <w:rPr>
+      <w:rFonts w:eastAsia="黑体"/>
       <w:color w:themeColor="background1" w:val="FFFFFF"/>
     </w:rPr>
     <w:tblPr>
@@ -12789,6 +13320,7 @@
     </w:tcPr>
     <w:tblStylePr w:type="firstRow">
       <w:rPr>
+        <w:rFonts w:eastAsia="黑体"/>
         <w:b/>
         <w:bCs/>
       </w:rPr>
@@ -12885,6 +13417,7 @@
       <w:spacing w:after="0" w:line="240" w:lineRule="auto"/>
     </w:pPr>
     <w:rPr>
+      <w:rFonts w:eastAsia="黑体"/>
       <w:color w:themeColor="background1" w:val="FFFFFF"/>
     </w:rPr>
     <w:tblPr>
@@ -12903,6 +13436,7 @@
     </w:tcPr>
     <w:tblStylePr w:type="firstRow">
       <w:rPr>
+        <w:rFonts w:eastAsia="黑体"/>
         <w:b/>
         <w:bCs/>
       </w:rPr>
@@ -12999,6 +13533,7 @@
       <w:spacing w:after="0" w:line="240" w:lineRule="auto"/>
     </w:pPr>
     <w:rPr>
+      <w:rFonts w:eastAsia="黑体"/>
       <w:color w:themeColor="background1" w:val="FFFFFF"/>
     </w:rPr>
     <w:tblPr>
@@ -13017,6 +13552,7 @@
     </w:tcPr>
     <w:tblStylePr w:type="firstRow">
       <w:rPr>
+        <w:rFonts w:eastAsia="黑体"/>
         <w:b/>
         <w:bCs/>
       </w:rPr>
@@ -13113,6 +13649,7 @@
       <w:spacing w:after="0" w:line="240" w:lineRule="auto"/>
     </w:pPr>
     <w:rPr>
+      <w:rFonts w:eastAsia="黑体"/>
       <w:color w:themeColor="text1" w:val="000000"/>
     </w:rPr>
     <w:tblPr>
@@ -13139,6 +13676,7 @@
     </w:tcPr>
     <w:tblStylePr w:type="firstRow">
       <w:rPr>
+        <w:rFonts w:eastAsia="黑体"/>
         <w:b/>
         <w:bCs/>
       </w:rPr>
@@ -13157,6 +13695,7 @@
     </w:tblStylePr>
     <w:tblStylePr w:type="lastRow">
       <w:rPr>
+        <w:rFonts w:eastAsia="黑体"/>
         <w:b/>
         <w:bCs/>
         <w:color w:themeColor="background1" w:val="FFFFFF"/>
@@ -13171,6 +13710,7 @@
     </w:tblStylePr>
     <w:tblStylePr w:type="firstCol">
       <w:rPr>
+        <w:rFonts w:eastAsia="黑体"/>
         <w:color w:themeColor="background1" w:val="FFFFFF"/>
       </w:rPr>
       <w:tblPr/>
@@ -13188,6 +13728,7 @@
     </w:tblStylePr>
     <w:tblStylePr w:type="lastCol">
       <w:rPr>
+        <w:rFonts w:eastAsia="黑体"/>
         <w:color w:themeColor="background1" w:val="FFFFFF"/>
       </w:rPr>
       <w:tblPr/>
@@ -13217,11 +13758,13 @@
     </w:tblStylePr>
     <w:tblStylePr w:type="neCell">
       <w:rPr>
+        <w:rFonts w:eastAsia="黑体"/>
         <w:color w:themeColor="text1" w:val="000000"/>
       </w:rPr>
     </w:tblStylePr>
     <w:tblStylePr w:type="nwCell">
       <w:rPr>
+        <w:rFonts w:eastAsia="黑体"/>
         <w:color w:themeColor="text1" w:val="000000"/>
       </w:rPr>
     </w:tblStylePr>
@@ -13235,6 +13778,7 @@
       <w:spacing w:after="0" w:line="240" w:lineRule="auto"/>
     </w:pPr>
     <w:rPr>
+      <w:rFonts w:eastAsia="黑体"/>
       <w:color w:themeColor="text1" w:val="000000"/>
     </w:rPr>
     <w:tblPr>
@@ -13261,6 +13805,7 @@
     </w:tcPr>
     <w:tblStylePr w:type="firstRow">
       <w:rPr>
+        <w:rFonts w:eastAsia="黑体"/>
         <w:b/>
         <w:bCs/>
       </w:rPr>
@@ -13279,6 +13824,7 @@
     </w:tblStylePr>
     <w:tblStylePr w:type="lastRow">
       <w:rPr>
+        <w:rFonts w:eastAsia="黑体"/>
         <w:b/>
         <w:bCs/>
         <w:color w:themeColor="background1" w:val="FFFFFF"/>
@@ -13293,6 +13839,7 @@
     </w:tblStylePr>
     <w:tblStylePr w:type="firstCol">
       <w:rPr>
+        <w:rFonts w:eastAsia="黑体"/>
         <w:color w:themeColor="background1" w:val="FFFFFF"/>
       </w:rPr>
       <w:tblPr/>
@@ -13310,6 +13857,7 @@
     </w:tblStylePr>
     <w:tblStylePr w:type="lastCol">
       <w:rPr>
+        <w:rFonts w:eastAsia="黑体"/>
         <w:color w:themeColor="background1" w:val="FFFFFF"/>
       </w:rPr>
       <w:tblPr/>
@@ -13339,11 +13887,13 @@
     </w:tblStylePr>
     <w:tblStylePr w:type="neCell">
       <w:rPr>
+        <w:rFonts w:eastAsia="黑体"/>
         <w:color w:themeColor="text1" w:val="000000"/>
       </w:rPr>
     </w:tblStylePr>
     <w:tblStylePr w:type="nwCell">
       <w:rPr>
+        <w:rFonts w:eastAsia="黑体"/>
         <w:color w:themeColor="text1" w:val="000000"/>
       </w:rPr>
     </w:tblStylePr>
@@ -13357,6 +13907,7 @@
       <w:spacing w:after="0" w:line="240" w:lineRule="auto"/>
     </w:pPr>
     <w:rPr>
+      <w:rFonts w:eastAsia="黑体"/>
       <w:color w:themeColor="text1" w:val="000000"/>
     </w:rPr>
     <w:tblPr>
@@ -13383,6 +13934,7 @@
     </w:tcPr>
     <w:tblStylePr w:type="firstRow">
       <w:rPr>
+        <w:rFonts w:eastAsia="黑体"/>
         <w:b/>
         <w:bCs/>
       </w:rPr>
@@ -13401,6 +13953,7 @@
     </w:tblStylePr>
     <w:tblStylePr w:type="lastRow">
       <w:rPr>
+        <w:rFonts w:eastAsia="黑体"/>
         <w:b/>
         <w:bCs/>
         <w:color w:themeColor="background1" w:val="FFFFFF"/>
@@ -13415,6 +13968,7 @@
     </w:tblStylePr>
     <w:tblStylePr w:type="firstCol">
       <w:rPr>
+        <w:rFonts w:eastAsia="黑体"/>
         <w:color w:themeColor="background1" w:val="FFFFFF"/>
       </w:rPr>
       <w:tblPr/>
@@ -13432,6 +13986,7 @@
     </w:tblStylePr>
     <w:tblStylePr w:type="lastCol">
       <w:rPr>
+        <w:rFonts w:eastAsia="黑体"/>
         <w:color w:themeColor="background1" w:val="FFFFFF"/>
       </w:rPr>
       <w:tblPr/>
@@ -13461,11 +14016,13 @@
     </w:tblStylePr>
     <w:tblStylePr w:type="neCell">
       <w:rPr>
+        <w:rFonts w:eastAsia="黑体"/>
         <w:color w:themeColor="text1" w:val="000000"/>
       </w:rPr>
     </w:tblStylePr>
     <w:tblStylePr w:type="nwCell">
       <w:rPr>
+        <w:rFonts w:eastAsia="黑体"/>
         <w:color w:themeColor="text1" w:val="000000"/>
       </w:rPr>
     </w:tblStylePr>
@@ -13479,6 +14036,7 @@
       <w:spacing w:after="0" w:line="240" w:lineRule="auto"/>
     </w:pPr>
     <w:rPr>
+      <w:rFonts w:eastAsia="黑体"/>
       <w:color w:themeColor="text1" w:val="000000"/>
     </w:rPr>
     <w:tblPr>
@@ -13505,6 +14063,7 @@
     </w:tcPr>
     <w:tblStylePr w:type="firstRow">
       <w:rPr>
+        <w:rFonts w:eastAsia="黑体"/>
         <w:b/>
         <w:bCs/>
       </w:rPr>
@@ -13523,6 +14082,7 @@
     </w:tblStylePr>
     <w:tblStylePr w:type="lastRow">
       <w:rPr>
+        <w:rFonts w:eastAsia="黑体"/>
         <w:b/>
         <w:bCs/>
         <w:color w:themeColor="background1" w:val="FFFFFF"/>
@@ -13537,6 +14097,7 @@
     </w:tblStylePr>
     <w:tblStylePr w:type="firstCol">
       <w:rPr>
+        <w:rFonts w:eastAsia="黑体"/>
         <w:color w:themeColor="background1" w:val="FFFFFF"/>
       </w:rPr>
       <w:tblPr/>
@@ -13554,6 +14115,7 @@
     </w:tblStylePr>
     <w:tblStylePr w:type="lastCol">
       <w:rPr>
+        <w:rFonts w:eastAsia="黑体"/>
         <w:color w:themeColor="background1" w:val="FFFFFF"/>
       </w:rPr>
       <w:tblPr/>
@@ -13591,6 +14153,7 @@
       <w:spacing w:after="0" w:line="240" w:lineRule="auto"/>
     </w:pPr>
     <w:rPr>
+      <w:rFonts w:eastAsia="黑体"/>
       <w:color w:themeColor="text1" w:val="000000"/>
     </w:rPr>
     <w:tblPr>
@@ -13617,6 +14180,7 @@
     </w:tcPr>
     <w:tblStylePr w:type="firstRow">
       <w:rPr>
+        <w:rFonts w:eastAsia="黑体"/>
         <w:b/>
         <w:bCs/>
       </w:rPr>
@@ -13635,6 +14199,7 @@
     </w:tblStylePr>
     <w:tblStylePr w:type="lastRow">
       <w:rPr>
+        <w:rFonts w:eastAsia="黑体"/>
         <w:b/>
         <w:bCs/>
         <w:color w:themeColor="background1" w:val="FFFFFF"/>
@@ -13649,6 +14214,7 @@
     </w:tblStylePr>
     <w:tblStylePr w:type="firstCol">
       <w:rPr>
+        <w:rFonts w:eastAsia="黑体"/>
         <w:color w:themeColor="background1" w:val="FFFFFF"/>
       </w:rPr>
       <w:tblPr/>
@@ -13666,6 +14232,7 @@
     </w:tblStylePr>
     <w:tblStylePr w:type="lastCol">
       <w:rPr>
+        <w:rFonts w:eastAsia="黑体"/>
         <w:color w:themeColor="background1" w:val="FFFFFF"/>
       </w:rPr>
       <w:tblPr/>
@@ -13695,11 +14262,13 @@
     </w:tblStylePr>
     <w:tblStylePr w:type="neCell">
       <w:rPr>
+        <w:rFonts w:eastAsia="黑体"/>
         <w:color w:themeColor="text1" w:val="000000"/>
       </w:rPr>
     </w:tblStylePr>
     <w:tblStylePr w:type="nwCell">
       <w:rPr>
+        <w:rFonts w:eastAsia="黑体"/>
         <w:color w:themeColor="text1" w:val="000000"/>
       </w:rPr>
     </w:tblStylePr>
@@ -13713,6 +14282,7 @@
       <w:spacing w:after="0" w:line="240" w:lineRule="auto"/>
     </w:pPr>
     <w:rPr>
+      <w:rFonts w:eastAsia="黑体"/>
       <w:color w:themeColor="text1" w:val="000000"/>
     </w:rPr>
     <w:tblPr>
@@ -13739,6 +14309,7 @@
     </w:tcPr>
     <w:tblStylePr w:type="firstRow">
       <w:rPr>
+        <w:rFonts w:eastAsia="黑体"/>
         <w:b/>
         <w:bCs/>
       </w:rPr>
@@ -13757,6 +14328,7 @@
     </w:tblStylePr>
     <w:tblStylePr w:type="lastRow">
       <w:rPr>
+        <w:rFonts w:eastAsia="黑体"/>
         <w:b/>
         <w:bCs/>
         <w:color w:themeColor="background1" w:val="FFFFFF"/>
@@ -13771,6 +14343,7 @@
     </w:tblStylePr>
     <w:tblStylePr w:type="firstCol">
       <w:rPr>
+        <w:rFonts w:eastAsia="黑体"/>
         <w:color w:themeColor="background1" w:val="FFFFFF"/>
       </w:rPr>
       <w:tblPr/>
@@ -13788,6 +14361,7 @@
     </w:tblStylePr>
     <w:tblStylePr w:type="lastCol">
       <w:rPr>
+        <w:rFonts w:eastAsia="黑体"/>
         <w:color w:themeColor="background1" w:val="FFFFFF"/>
       </w:rPr>
       <w:tblPr/>
@@ -13817,11 +14391,13 @@
     </w:tblStylePr>
     <w:tblStylePr w:type="neCell">
       <w:rPr>
+        <w:rFonts w:eastAsia="黑体"/>
         <w:color w:themeColor="text1" w:val="000000"/>
       </w:rPr>
     </w:tblStylePr>
     <w:tblStylePr w:type="nwCell">
       <w:rPr>
+        <w:rFonts w:eastAsia="黑体"/>
         <w:color w:themeColor="text1" w:val="000000"/>
       </w:rPr>
     </w:tblStylePr>
@@ -13835,6 +14411,7 @@
       <w:spacing w:after="0" w:line="240" w:lineRule="auto"/>
     </w:pPr>
     <w:rPr>
+      <w:rFonts w:eastAsia="黑体"/>
       <w:color w:themeColor="text1" w:val="000000"/>
     </w:rPr>
     <w:tblPr>
@@ -13861,6 +14438,7 @@
     </w:tcPr>
     <w:tblStylePr w:type="firstRow">
       <w:rPr>
+        <w:rFonts w:eastAsia="黑体"/>
         <w:b/>
         <w:bCs/>
       </w:rPr>
@@ -13879,6 +14457,7 @@
     </w:tblStylePr>
     <w:tblStylePr w:type="lastRow">
       <w:rPr>
+        <w:rFonts w:eastAsia="黑体"/>
         <w:b/>
         <w:bCs/>
         <w:color w:themeColor="background1" w:val="FFFFFF"/>
@@ -13893,6 +14472,7 @@
     </w:tblStylePr>
     <w:tblStylePr w:type="firstCol">
       <w:rPr>
+        <w:rFonts w:eastAsia="黑体"/>
         <w:color w:themeColor="background1" w:val="FFFFFF"/>
       </w:rPr>
       <w:tblPr/>
@@ -13910,6 +14490,7 @@
     </w:tblStylePr>
     <w:tblStylePr w:type="lastCol">
       <w:rPr>
+        <w:rFonts w:eastAsia="黑体"/>
         <w:color w:themeColor="background1" w:val="FFFFFF"/>
       </w:rPr>
       <w:tblPr/>
@@ -13939,11 +14520,13 @@
     </w:tblStylePr>
     <w:tblStylePr w:type="neCell">
       <w:rPr>
+        <w:rFonts w:eastAsia="黑体"/>
         <w:color w:themeColor="text1" w:val="000000"/>
       </w:rPr>
     </w:tblStylePr>
     <w:tblStylePr w:type="nwCell">
       <w:rPr>
+        <w:rFonts w:eastAsia="黑体"/>
         <w:color w:themeColor="text1" w:val="000000"/>
       </w:rPr>
     </w:tblStylePr>
@@ -13957,6 +14540,7 @@
       <w:spacing w:after="0" w:line="240" w:lineRule="auto"/>
     </w:pPr>
     <w:rPr>
+      <w:rFonts w:eastAsia="黑体"/>
       <w:color w:themeColor="text1" w:val="000000"/>
     </w:rPr>
     <w:tblPr>
@@ -13975,6 +14559,7 @@
     </w:tcPr>
     <w:tblStylePr w:type="firstRow">
       <w:rPr>
+        <w:rFonts w:eastAsia="黑体"/>
         <w:b/>
         <w:bCs/>
         <w:color w:themeColor="background1" w:val="FFFFFF"/>
@@ -13989,6 +14574,7 @@
     </w:tblStylePr>
     <w:tblStylePr w:type="lastRow">
       <w:rPr>
+        <w:rFonts w:eastAsia="黑体"/>
         <w:b/>
         <w:bCs/>
         <w:color w:themeColor="accent2" w:themeShade="CC" w:val="9E3A38"/>
@@ -14003,12 +14589,14 @@
     </w:tblStylePr>
     <w:tblStylePr w:type="firstCol">
       <w:rPr>
+        <w:rFonts w:eastAsia="黑体"/>
         <w:b/>
         <w:bCs/>
       </w:rPr>
     </w:tblStylePr>
     <w:tblStylePr w:type="lastCol">
       <w:rPr>
+        <w:rFonts w:eastAsia="黑体"/>
         <w:b/>
         <w:bCs/>
       </w:rPr>
@@ -14043,6 +14631,7 @@
       <w:spacing w:after="0" w:line="240" w:lineRule="auto"/>
     </w:pPr>
     <w:rPr>
+      <w:rFonts w:eastAsia="黑体"/>
       <w:color w:themeColor="text1" w:val="000000"/>
     </w:rPr>
     <w:tblPr>
@@ -14061,6 +14650,7 @@
     </w:tcPr>
     <w:tblStylePr w:type="firstRow">
       <w:rPr>
+        <w:rFonts w:eastAsia="黑体"/>
         <w:b/>
         <w:bCs/>
         <w:color w:themeColor="background1" w:val="FFFFFF"/>
@@ -14075,6 +14665,7 @@
     </w:tblStylePr>
     <w:tblStylePr w:type="lastRow">
       <w:rPr>
+        <w:rFonts w:eastAsia="黑体"/>
         <w:b/>
         <w:bCs/>
         <w:color w:themeColor="accent2" w:themeShade="CC" w:val="9E3A38"/>
@@ -14089,12 +14680,14 @@
     </w:tblStylePr>
     <w:tblStylePr w:type="firstCol">
       <w:rPr>
+        <w:rFonts w:eastAsia="黑体"/>
         <w:b/>
         <w:bCs/>
       </w:rPr>
     </w:tblStylePr>
     <w:tblStylePr w:type="lastCol">
       <w:rPr>
+        <w:rFonts w:eastAsia="黑体"/>
         <w:b/>
         <w:bCs/>
       </w:rPr>
@@ -14129,6 +14722,7 @@
       <w:spacing w:after="0" w:line="240" w:lineRule="auto"/>
     </w:pPr>
     <w:rPr>
+      <w:rFonts w:eastAsia="黑体"/>
       <w:color w:themeColor="text1" w:val="000000"/>
     </w:rPr>
     <w:tblPr>
@@ -14147,6 +14741,7 @@
     </w:tcPr>
     <w:tblStylePr w:type="firstRow">
       <w:rPr>
+        <w:rFonts w:eastAsia="黑体"/>
         <w:b/>
         <w:bCs/>
         <w:color w:themeColor="background1" w:val="FFFFFF"/>
@@ -14161,6 +14756,7 @@
     </w:tblStylePr>
     <w:tblStylePr w:type="lastRow">
       <w:rPr>
+        <w:rFonts w:eastAsia="黑体"/>
         <w:b/>
         <w:bCs/>
         <w:color w:themeColor="accent2" w:themeShade="CC" w:val="9E3A38"/>
@@ -14175,12 +14771,14 @@
     </w:tblStylePr>
     <w:tblStylePr w:type="firstCol">
       <w:rPr>
+        <w:rFonts w:eastAsia="黑体"/>
         <w:b/>
         <w:bCs/>
       </w:rPr>
     </w:tblStylePr>
     <w:tblStylePr w:type="lastCol">
       <w:rPr>
+        <w:rFonts w:eastAsia="黑体"/>
         <w:b/>
         <w:bCs/>
       </w:rPr>
@@ -14215,6 +14813,7 @@
       <w:spacing w:after="0" w:line="240" w:lineRule="auto"/>
     </w:pPr>
     <w:rPr>
+      <w:rFonts w:eastAsia="黑体"/>
       <w:color w:themeColor="text1" w:val="000000"/>
     </w:rPr>
     <w:tblPr>
@@ -14233,6 +14832,7 @@
     </w:tcPr>
     <w:tblStylePr w:type="firstRow">
       <w:rPr>
+        <w:rFonts w:eastAsia="黑体"/>
         <w:b/>
         <w:bCs/>
         <w:color w:themeColor="background1" w:val="FFFFFF"/>
@@ -14247,6 +14847,7 @@
     </w:tblStylePr>
     <w:tblStylePr w:type="lastRow">
       <w:rPr>
+        <w:rFonts w:eastAsia="黑体"/>
         <w:b/>
         <w:bCs/>
         <w:color w:themeColor="accent4" w:themeShade="CC" w:val="664E82"/>
@@ -14261,12 +14862,14 @@
     </w:tblStylePr>
     <w:tblStylePr w:type="firstCol">
       <w:rPr>
+        <w:rFonts w:eastAsia="黑体"/>
         <w:b/>
         <w:bCs/>
       </w:rPr>
     </w:tblStylePr>
     <w:tblStylePr w:type="lastCol">
       <w:rPr>
+        <w:rFonts w:eastAsia="黑体"/>
         <w:b/>
         <w:bCs/>
       </w:rPr>
@@ -14301,6 +14904,7 @@
       <w:spacing w:after="0" w:line="240" w:lineRule="auto"/>
     </w:pPr>
     <w:rPr>
+      <w:rFonts w:eastAsia="黑体"/>
       <w:color w:themeColor="text1" w:val="000000"/>
     </w:rPr>
     <w:tblPr>
@@ -14319,6 +14923,7 @@
     </w:tcPr>
     <w:tblStylePr w:type="firstRow">
       <w:rPr>
+        <w:rFonts w:eastAsia="黑体"/>
         <w:b/>
         <w:bCs/>
         <w:color w:themeColor="background1" w:val="FFFFFF"/>
@@ -14333,6 +14938,7 @@
     </w:tblStylePr>
     <w:tblStylePr w:type="lastRow">
       <w:rPr>
+        <w:rFonts w:eastAsia="黑体"/>
         <w:b/>
         <w:bCs/>
         <w:color w:themeColor="accent3" w:themeShade="CC" w:val="7E9C40"/>
@@ -14347,12 +14953,14 @@
     </w:tblStylePr>
     <w:tblStylePr w:type="firstCol">
       <w:rPr>
+        <w:rFonts w:eastAsia="黑体"/>
         <w:b/>
         <w:bCs/>
       </w:rPr>
     </w:tblStylePr>
     <w:tblStylePr w:type="lastCol">
       <w:rPr>
+        <w:rFonts w:eastAsia="黑体"/>
         <w:b/>
         <w:bCs/>
       </w:rPr>
@@ -14387,6 +14995,7 @@
       <w:spacing w:after="0" w:line="240" w:lineRule="auto"/>
     </w:pPr>
     <w:rPr>
+      <w:rFonts w:eastAsia="黑体"/>
       <w:color w:themeColor="text1" w:val="000000"/>
     </w:rPr>
     <w:tblPr>
@@ -14405,6 +15014,7 @@
     </w:tcPr>
     <w:tblStylePr w:type="firstRow">
       <w:rPr>
+        <w:rFonts w:eastAsia="黑体"/>
         <w:b/>
         <w:bCs/>
         <w:color w:themeColor="background1" w:val="FFFFFF"/>
@@ -14419,6 +15029,7 @@
     </w:tblStylePr>
     <w:tblStylePr w:type="lastRow">
       <w:rPr>
+        <w:rFonts w:eastAsia="黑体"/>
         <w:b/>
         <w:bCs/>
         <w:color w:themeColor="accent6" w:themeShade="CC" w:val="F2730A"/>
@@ -14433,12 +15044,14 @@
     </w:tblStylePr>
     <w:tblStylePr w:type="firstCol">
       <w:rPr>
+        <w:rFonts w:eastAsia="黑体"/>
         <w:b/>
         <w:bCs/>
       </w:rPr>
     </w:tblStylePr>
     <w:tblStylePr w:type="lastCol">
       <w:rPr>
+        <w:rFonts w:eastAsia="黑体"/>
         <w:b/>
         <w:bCs/>
       </w:rPr>
@@ -14473,6 +15086,7 @@
       <w:spacing w:after="0" w:line="240" w:lineRule="auto"/>
     </w:pPr>
     <w:rPr>
+      <w:rFonts w:eastAsia="黑体"/>
       <w:color w:themeColor="text1" w:val="000000"/>
     </w:rPr>
     <w:tblPr>
@@ -14491,6 +15105,7 @@
     </w:tcPr>
     <w:tblStylePr w:type="firstRow">
       <w:rPr>
+        <w:rFonts w:eastAsia="黑体"/>
         <w:b/>
         <w:bCs/>
         <w:color w:themeColor="background1" w:val="FFFFFF"/>
@@ -14505,6 +15120,7 @@
     </w:tblStylePr>
     <w:tblStylePr w:type="lastRow">
       <w:rPr>
+        <w:rFonts w:eastAsia="黑体"/>
         <w:b/>
         <w:bCs/>
         <w:color w:themeColor="accent5" w:themeShade="CC" w:val="348DA5"/>
@@ -14519,12 +15135,14 @@
     </w:tblStylePr>
     <w:tblStylePr w:type="firstCol">
       <w:rPr>
+        <w:rFonts w:eastAsia="黑体"/>
         <w:b/>
         <w:bCs/>
       </w:rPr>
     </w:tblStylePr>
     <w:tblStylePr w:type="lastCol">
       <w:rPr>
+        <w:rFonts w:eastAsia="黑体"/>
         <w:b/>
         <w:bCs/>
       </w:rPr>
@@ -14559,6 +15177,7 @@
       <w:spacing w:after="0" w:line="240" w:lineRule="auto"/>
     </w:pPr>
     <w:rPr>
+      <w:rFonts w:eastAsia="黑体"/>
       <w:color w:themeColor="text1" w:val="000000"/>
     </w:rPr>
     <w:tblPr>
@@ -14580,6 +15199,7 @@
     </w:tcPr>
     <w:tblStylePr w:type="firstRow">
       <w:rPr>
+        <w:rFonts w:eastAsia="黑体"/>
         <w:b/>
         <w:bCs/>
       </w:rPr>
@@ -14590,6 +15210,7 @@
     </w:tblStylePr>
     <w:tblStylePr w:type="lastRow">
       <w:rPr>
+        <w:rFonts w:eastAsia="黑体"/>
         <w:b/>
         <w:bCs/>
         <w:color w:themeColor="text1" w:val="000000"/>
@@ -14601,6 +15222,7 @@
     </w:tblStylePr>
     <w:tblStylePr w:type="firstCol">
       <w:rPr>
+        <w:rFonts w:eastAsia="黑体"/>
         <w:color w:themeColor="background1" w:val="FFFFFF"/>
       </w:rPr>
       <w:tblPr/>
@@ -14610,6 +15232,7 @@
     </w:tblStylePr>
     <w:tblStylePr w:type="lastCol">
       <w:rPr>
+        <w:rFonts w:eastAsia="黑体"/>
         <w:color w:themeColor="background1" w:val="FFFFFF"/>
       </w:rPr>
       <w:tblPr/>
@@ -14639,6 +15262,7 @@
       <w:spacing w:after="0" w:line="240" w:lineRule="auto"/>
     </w:pPr>
     <w:rPr>
+      <w:rFonts w:eastAsia="黑体"/>
       <w:color w:themeColor="text1" w:val="000000"/>
     </w:rPr>
     <w:tblPr>
@@ -14660,6 +15284,7 @@
     </w:tcPr>
     <w:tblStylePr w:type="firstRow">
       <w:rPr>
+        <w:rFonts w:eastAsia="黑体"/>
         <w:b/>
         <w:bCs/>
       </w:rPr>
@@ -14670,6 +15295,7 @@
     </w:tblStylePr>
     <w:tblStylePr w:type="lastRow">
       <w:rPr>
+        <w:rFonts w:eastAsia="黑体"/>
         <w:b/>
         <w:bCs/>
         <w:color w:themeColor="text1" w:val="000000"/>
@@ -14681,6 +15307,7 @@
     </w:tblStylePr>
     <w:tblStylePr w:type="firstCol">
       <w:rPr>
+        <w:rFonts w:eastAsia="黑体"/>
         <w:color w:themeColor="background1" w:val="FFFFFF"/>
       </w:rPr>
       <w:tblPr/>
@@ -14690,6 +15317,7 @@
     </w:tblStylePr>
     <w:tblStylePr w:type="lastCol">
       <w:rPr>
+        <w:rFonts w:eastAsia="黑体"/>
         <w:color w:themeColor="background1" w:val="FFFFFF"/>
       </w:rPr>
       <w:tblPr/>
@@ -14719,6 +15347,7 @@
       <w:spacing w:after="0" w:line="240" w:lineRule="auto"/>
     </w:pPr>
     <w:rPr>
+      <w:rFonts w:eastAsia="黑体"/>
       <w:color w:themeColor="text1" w:val="000000"/>
     </w:rPr>
     <w:tblPr>
@@ -14740,6 +15369,7 @@
     </w:tcPr>
     <w:tblStylePr w:type="firstRow">
       <w:rPr>
+        <w:rFonts w:eastAsia="黑体"/>
         <w:b/>
         <w:bCs/>
       </w:rPr>
@@ -14750,6 +15380,7 @@
     </w:tblStylePr>
     <w:tblStylePr w:type="lastRow">
       <w:rPr>
+        <w:rFonts w:eastAsia="黑体"/>
         <w:b/>
         <w:bCs/>
         <w:color w:themeColor="text1" w:val="000000"/>
@@ -14761,6 +15392,7 @@
     </w:tblStylePr>
     <w:tblStylePr w:type="firstCol">
       <w:rPr>
+        <w:rFonts w:eastAsia="黑体"/>
         <w:color w:themeColor="background1" w:val="FFFFFF"/>
       </w:rPr>
       <w:tblPr/>
@@ -14770,6 +15402,7 @@
     </w:tblStylePr>
     <w:tblStylePr w:type="lastCol">
       <w:rPr>
+        <w:rFonts w:eastAsia="黑体"/>
         <w:color w:themeColor="background1" w:val="FFFFFF"/>
       </w:rPr>
       <w:tblPr/>
@@ -14799,6 +15432,7 @@
       <w:spacing w:after="0" w:line="240" w:lineRule="auto"/>
     </w:pPr>
     <w:rPr>
+      <w:rFonts w:eastAsia="黑体"/>
       <w:color w:themeColor="text1" w:val="000000"/>
     </w:rPr>
     <w:tblPr>
@@ -14820,6 +15454,7 @@
     </w:tcPr>
     <w:tblStylePr w:type="firstRow">
       <w:rPr>
+        <w:rFonts w:eastAsia="黑体"/>
         <w:b/>
         <w:bCs/>
       </w:rPr>
@@ -14830,6 +15465,7 @@
     </w:tblStylePr>
     <w:tblStylePr w:type="lastRow">
       <w:rPr>
+        <w:rFonts w:eastAsia="黑体"/>
         <w:b/>
         <w:bCs/>
         <w:color w:themeColor="text1" w:val="000000"/>
@@ -14841,6 +15477,7 @@
     </w:tblStylePr>
     <w:tblStylePr w:type="firstCol">
       <w:rPr>
+        <w:rFonts w:eastAsia="黑体"/>
         <w:color w:themeColor="background1" w:val="FFFFFF"/>
       </w:rPr>
       <w:tblPr/>
@@ -14850,6 +15487,7 @@
     </w:tblStylePr>
     <w:tblStylePr w:type="lastCol">
       <w:rPr>
+        <w:rFonts w:eastAsia="黑体"/>
         <w:color w:themeColor="background1" w:val="FFFFFF"/>
       </w:rPr>
       <w:tblPr/>
@@ -14879,6 +15517,7 @@
       <w:spacing w:after="0" w:line="240" w:lineRule="auto"/>
     </w:pPr>
     <w:rPr>
+      <w:rFonts w:eastAsia="黑体"/>
       <w:color w:themeColor="text1" w:val="000000"/>
     </w:rPr>
     <w:tblPr>
@@ -14900,6 +15539,7 @@
     </w:tcPr>
     <w:tblStylePr w:type="firstRow">
       <w:rPr>
+        <w:rFonts w:eastAsia="黑体"/>
         <w:b/>
         <w:bCs/>
       </w:rPr>
@@ -14910,6 +15550,7 @@
     </w:tblStylePr>
     <w:tblStylePr w:type="lastRow">
       <w:rPr>
+        <w:rFonts w:eastAsia="黑体"/>
         <w:b/>
         <w:bCs/>
         <w:color w:themeColor="text1" w:val="000000"/>
@@ -14921,6 +15562,7 @@
     </w:tblStylePr>
     <w:tblStylePr w:type="firstCol">
       <w:rPr>
+        <w:rFonts w:eastAsia="黑体"/>
         <w:color w:themeColor="background1" w:val="FFFFFF"/>
       </w:rPr>
       <w:tblPr/>
@@ -14930,6 +15572,7 @@
     </w:tblStylePr>
     <w:tblStylePr w:type="lastCol">
       <w:rPr>
+        <w:rFonts w:eastAsia="黑体"/>
         <w:color w:themeColor="background1" w:val="FFFFFF"/>
       </w:rPr>
       <w:tblPr/>
@@ -14959,6 +15602,7 @@
       <w:spacing w:after="0" w:line="240" w:lineRule="auto"/>
     </w:pPr>
     <w:rPr>
+      <w:rFonts w:eastAsia="黑体"/>
       <w:color w:themeColor="text1" w:val="000000"/>
     </w:rPr>
     <w:tblPr>
@@ -14980,6 +15624,7 @@
     </w:tcPr>
     <w:tblStylePr w:type="firstRow">
       <w:rPr>
+        <w:rFonts w:eastAsia="黑体"/>
         <w:b/>
         <w:bCs/>
       </w:rPr>
@@ -14990,6 +15635,7 @@
     </w:tblStylePr>
     <w:tblStylePr w:type="lastRow">
       <w:rPr>
+        <w:rFonts w:eastAsia="黑体"/>
         <w:b/>
         <w:bCs/>
         <w:color w:themeColor="text1" w:val="000000"/>
@@ -15001,6 +15647,7 @@
     </w:tblStylePr>
     <w:tblStylePr w:type="firstCol">
       <w:rPr>
+        <w:rFonts w:eastAsia="黑体"/>
         <w:color w:themeColor="background1" w:val="FFFFFF"/>
       </w:rPr>
       <w:tblPr/>
@@ -15010,6 +15657,7 @@
     </w:tblStylePr>
     <w:tblStylePr w:type="lastCol">
       <w:rPr>
+        <w:rFonts w:eastAsia="黑体"/>
         <w:color w:themeColor="background1" w:val="FFFFFF"/>
       </w:rPr>
       <w:tblPr/>
@@ -15039,6 +15687,7 @@
       <w:spacing w:after="0" w:line="240" w:lineRule="auto"/>
     </w:pPr>
     <w:rPr>
+      <w:rFonts w:eastAsia="黑体"/>
       <w:color w:themeColor="text1" w:val="000000"/>
     </w:rPr>
     <w:tblPr>
@@ -15060,6 +15709,7 @@
     </w:tcPr>
     <w:tblStylePr w:type="firstRow">
       <w:rPr>
+        <w:rFonts w:eastAsia="黑体"/>
         <w:b/>
         <w:bCs/>
       </w:rPr>
@@ -15070,6 +15720,7 @@
     </w:tblStylePr>
     <w:tblStylePr w:type="lastRow">
       <w:rPr>
+        <w:rFonts w:eastAsia="黑体"/>
         <w:b/>
         <w:bCs/>
         <w:color w:themeColor="text1" w:val="000000"/>
@@ -15081,6 +15732,7 @@
     </w:tblStylePr>
     <w:tblStylePr w:type="firstCol">
       <w:rPr>
+        <w:rFonts w:eastAsia="黑体"/>
         <w:color w:themeColor="background1" w:val="FFFFFF"/>
       </w:rPr>
       <w:tblPr/>
@@ -15090,6 +15742,7 @@
     </w:tblStylePr>
     <w:tblStylePr w:type="lastCol">
       <w:rPr>
+        <w:rFonts w:eastAsia="黑体"/>
         <w:color w:themeColor="background1" w:val="FFFFFF"/>
       </w:rPr>
       <w:tblPr/>
@@ -15122,6 +15775,7 @@
     <w:name w:val="KeywordTok"/>
     <w:basedOn w:val="VerbatimChar"/>
     <w:rPr>
+      <w:rFonts w:eastAsia="黑体"/>
       <w:b/>
       <w:color w:val="007020"/>
     </w:rPr>
@@ -15130,6 +15784,7 @@
     <w:name w:val="DataTypeTok"/>
     <w:basedOn w:val="VerbatimChar"/>
     <w:rPr>
+      <w:rFonts w:eastAsia="黑体"/>
       <w:color w:val="902000"/>
     </w:rPr>
   </w:style>
@@ -15137,6 +15792,7 @@
     <w:name w:val="DecValTok"/>
     <w:basedOn w:val="VerbatimChar"/>
     <w:rPr>
+      <w:rFonts w:eastAsia="黑体"/>
       <w:color w:val="40a070"/>
     </w:rPr>
   </w:style>
@@ -15144,6 +15800,7 @@
     <w:name w:val="BaseNTok"/>
     <w:basedOn w:val="VerbatimChar"/>
     <w:rPr>
+      <w:rFonts w:eastAsia="黑体"/>
       <w:color w:val="40a070"/>
     </w:rPr>
   </w:style>
@@ -15151,6 +15808,7 @@
     <w:name w:val="FloatTok"/>
     <w:basedOn w:val="VerbatimChar"/>
     <w:rPr>
+      <w:rFonts w:eastAsia="黑体"/>
       <w:color w:val="40a070"/>
     </w:rPr>
   </w:style>
@@ -15158,6 +15816,7 @@
     <w:name w:val="ConstantTok"/>
     <w:basedOn w:val="VerbatimChar"/>
     <w:rPr>
+      <w:rFonts w:eastAsia="黑体"/>
       <w:color w:val="880000"/>
     </w:rPr>
   </w:style>
@@ -15165,6 +15824,7 @@
     <w:name w:val="CharTok"/>
     <w:basedOn w:val="VerbatimChar"/>
     <w:rPr>
+      <w:rFonts w:eastAsia="黑体"/>
       <w:color w:val="4070a0"/>
     </w:rPr>
   </w:style>
@@ -15172,6 +15832,7 @@
     <w:name w:val="SpecialCharTok"/>
     <w:basedOn w:val="VerbatimChar"/>
     <w:rPr>
+      <w:rFonts w:eastAsia="黑体"/>
       <w:color w:val="4070a0"/>
     </w:rPr>
   </w:style>
@@ -15179,6 +15840,7 @@
     <w:name w:val="StringTok"/>
     <w:basedOn w:val="VerbatimChar"/>
     <w:rPr>
+      <w:rFonts w:eastAsia="黑体"/>
       <w:color w:val="4070a0"/>
     </w:rPr>
   </w:style>
@@ -15186,6 +15848,7 @@
     <w:name w:val="VerbatimStringTok"/>
     <w:basedOn w:val="VerbatimChar"/>
     <w:rPr>
+      <w:rFonts w:eastAsia="黑体"/>
       <w:color w:val="4070a0"/>
     </w:rPr>
   </w:style>
@@ -15193,6 +15856,7 @@
     <w:name w:val="SpecialStringTok"/>
     <w:basedOn w:val="VerbatimChar"/>
     <w:rPr>
+      <w:rFonts w:eastAsia="黑体"/>
       <w:color w:val="bb6688"/>
     </w:rPr>
   </w:style>
@@ -15200,6 +15864,7 @@
     <w:name w:val="ImportTok"/>
     <w:basedOn w:val="VerbatimChar"/>
     <w:rPr>
+      <w:rFonts w:eastAsia="黑体"/>
       <w:b/>
       <w:color w:val="008000"/>
     </w:rPr>
@@ -15208,6 +15873,7 @@
     <w:name w:val="CommentTok"/>
     <w:basedOn w:val="VerbatimChar"/>
     <w:rPr>
+      <w:rFonts w:eastAsia="黑体"/>
       <w:i/>
       <w:color w:val="60a0b0"/>
     </w:rPr>
@@ -15216,6 +15882,7 @@
     <w:name w:val="DocumentationTok"/>
     <w:basedOn w:val="VerbatimChar"/>
     <w:rPr>
+      <w:rFonts w:eastAsia="黑体"/>
       <w:i/>
       <w:color w:val="ba2121"/>
     </w:rPr>
@@ -15224,6 +15891,7 @@
     <w:name w:val="AnnotationTok"/>
     <w:basedOn w:val="VerbatimChar"/>
     <w:rPr>
+      <w:rFonts w:eastAsia="黑体"/>
       <w:b/>
       <w:i/>
       <w:color w:val="60a0b0"/>
@@ -15233,6 +15901,7 @@
     <w:name w:val="CommentVarTok"/>
     <w:basedOn w:val="VerbatimChar"/>
     <w:rPr>
+      <w:rFonts w:eastAsia="黑体"/>
       <w:b/>
       <w:i/>
       <w:color w:val="60a0b0"/>
@@ -15242,6 +15911,7 @@
     <w:name w:val="OtherTok"/>
     <w:basedOn w:val="VerbatimChar"/>
     <w:rPr>
+      <w:rFonts w:eastAsia="黑体"/>
       <w:color w:val="007020"/>
     </w:rPr>
   </w:style>
@@ -15249,6 +15919,7 @@
     <w:name w:val="FunctionTok"/>
     <w:basedOn w:val="VerbatimChar"/>
     <w:rPr>
+      <w:rFonts w:eastAsia="黑体"/>
       <w:color w:val="06287e"/>
     </w:rPr>
   </w:style>
@@ -15256,6 +15927,7 @@
     <w:name w:val="VariableTok"/>
     <w:basedOn w:val="VerbatimChar"/>
     <w:rPr>
+      <w:rFonts w:eastAsia="黑体"/>
       <w:color w:val="19177c"/>
     </w:rPr>
   </w:style>
@@ -15263,6 +15935,7 @@
     <w:name w:val="ControlFlowTok"/>
     <w:basedOn w:val="VerbatimChar"/>
     <w:rPr>
+      <w:rFonts w:eastAsia="黑体"/>
       <w:b/>
       <w:color w:val="007020"/>
     </w:rPr>
@@ -15271,6 +15944,7 @@
     <w:name w:val="OperatorTok"/>
     <w:basedOn w:val="VerbatimChar"/>
     <w:rPr>
+      <w:rFonts w:eastAsia="黑体"/>
       <w:color w:val="666666"/>
     </w:rPr>
   </w:style>
@@ -15278,18 +15952,22 @@
     <w:name w:val="BuiltInTok"/>
     <w:basedOn w:val="VerbatimChar"/>
     <w:rPr>
+      <w:rFonts w:eastAsia="黑体"/>
       <w:color w:val="008000"/>
     </w:rPr>
   </w:style>
   <w:style w:type="character" w:customStyle="1" w:styleId="ExtensionTok">
     <w:name w:val="ExtensionTok"/>
     <w:basedOn w:val="VerbatimChar"/>
-    <w:rPr/>
+    <w:rPr>
+      <w:rFonts w:eastAsia="黑体"/>
+    </w:rPr>
   </w:style>
   <w:style w:type="character" w:customStyle="1" w:styleId="PreprocessorTok">
     <w:name w:val="PreprocessorTok"/>
     <w:basedOn w:val="VerbatimChar"/>
     <w:rPr>
+      <w:rFonts w:eastAsia="黑体"/>
       <w:color w:val="bc7a00"/>
     </w:rPr>
   </w:style>
@@ -15297,18 +15975,22 @@
     <w:name w:val="AttributeTok"/>
     <w:basedOn w:val="VerbatimChar"/>
     <w:rPr>
+      <w:rFonts w:eastAsia="黑体"/>
       <w:color w:val="7d9029"/>
     </w:rPr>
   </w:style>
   <w:style w:type="character" w:customStyle="1" w:styleId="RegionMarkerTok">
     <w:name w:val="RegionMarkerTok"/>
     <w:basedOn w:val="VerbatimChar"/>
-    <w:rPr/>
+    <w:rPr>
+      <w:rFonts w:eastAsia="黑体"/>
+    </w:rPr>
   </w:style>
   <w:style w:type="character" w:customStyle="1" w:styleId="InformationTok">
     <w:name w:val="InformationTok"/>
     <w:basedOn w:val="VerbatimChar"/>
     <w:rPr>
+      <w:rFonts w:eastAsia="黑体"/>
       <w:b/>
       <w:i/>
       <w:color w:val="60a0b0"/>
@@ -15318,6 +16000,7 @@
     <w:name w:val="WarningTok"/>
     <w:basedOn w:val="VerbatimChar"/>
     <w:rPr>
+      <w:rFonts w:eastAsia="黑体"/>
       <w:b/>
       <w:i/>
       <w:color w:val="60a0b0"/>
@@ -15327,6 +16010,7 @@
     <w:name w:val="AlertTok"/>
     <w:basedOn w:val="VerbatimChar"/>
     <w:rPr>
+      <w:rFonts w:eastAsia="黑体"/>
       <w:b/>
       <w:color w:val="ff0000"/>
     </w:rPr>
@@ -15335,6 +16019,7 @@
     <w:name w:val="ErrorTok"/>
     <w:basedOn w:val="VerbatimChar"/>
     <w:rPr>
+      <w:rFonts w:eastAsia="黑体"/>
       <w:b/>
       <w:color w:val="ff0000"/>
     </w:rPr>
@@ -15342,7 +16027,9 @@
   <w:style w:type="character" w:customStyle="1" w:styleId="NormalTok">
     <w:name w:val="NormalTok"/>
     <w:basedOn w:val="VerbatimChar"/>
-    <w:rPr/>
+    <w:rPr>
+      <w:rFonts w:eastAsia="黑体"/>
+    </w:rPr>
   </w:style>
 </w:styles>
 </file>
@@ -15391,12 +16078,12 @@
     <a:fontScheme name="Office">
       <a:majorFont>
         <a:latin typeface="Calibri"/>
-        <a:ea typeface=""/>
+        <a:ea typeface="黑体"/>
         <a:cs typeface=""/>
         <a:font script="Jpan" typeface="ＭＳ ゴシック"/>
         <a:font script="Hang" typeface="맑은 고딕"/>
-        <a:font script="Hans" typeface="宋体"/>
-        <a:font script="Hant" typeface="新細明體"/>
+        <a:font script="Hans" typeface="黑体"/>
+        <a:font script="Hant" typeface="黑体"/>
         <a:font script="Arab" typeface="Times New Roman"/>
         <a:font script="Hebr" typeface="Times New Roman"/>
         <a:font script="Thai" typeface="Angsana New"/>
@@ -15426,12 +16113,12 @@
       </a:majorFont>
       <a:minorFont>
         <a:latin typeface="Cambria"/>
-        <a:ea typeface=""/>
+        <a:ea typeface="黑体"/>
         <a:cs typeface=""/>
         <a:font script="Jpan" typeface="ＭＳ 明朝"/>
         <a:font script="Hang" typeface="맑은 고딕"/>
-        <a:font script="Hans" typeface="宋体"/>
-        <a:font script="Hant" typeface="新細明體"/>
+        <a:font script="Hans" typeface="黑体"/>
+        <a:font script="Hant" typeface="黑体"/>
         <a:font script="Arab" typeface="Arial"/>
         <a:font script="Hebr" typeface="Arial"/>
         <a:font script="Thai" typeface="Cordia New"/>

--- a/10-保护电路/07-欠压保护/掉电保护电路/掉电保护电路.docx
+++ b/10-保护电路/07-欠压保护/掉电保护电路/掉电保护电路.docx
@@ -3007,7 +3007,7 @@
           <w:color w:val="555555"/>
           <w:sz w:val="21"/>
         </w:rPr>
-        <w:t>材料收集者：杜文杰，WX手机：19519196569，QQ:3478827729</w:t>
+        <w:t>材料收集者：杜文杰，微信/手机：19519196569，QQ:3478827729</w:t>
       </w:r>
     </w:p>
     <w:sectPr>
